--- a/DS_project_FPR_Renu_updated_lat.docx
+++ b/DS_project_FPR_Renu_updated_lat.docx
@@ -387,42 +387,58 @@
           <w:sz w:val="28"/>
           <w:szCs w:val="28"/>
         </w:rPr>
-        <w:t>21/06/2026</w:t>
-      </w:r>
-    </w:p>
-    <w:p>
-      <w:pPr>
-        <w:pStyle w:val="BodyText"/>
-        <w:jc w:val="both"/>
+        <w:t>2</w:t>
+      </w:r>
+      <w:r>
         <w:rPr>
           <w:rFonts w:ascii="Calibri" w:hAnsi="Calibri" w:cs="Calibri"/>
           <w:sz w:val="28"/>
           <w:szCs w:val="28"/>
         </w:rPr>
-      </w:pPr>
+        <w:t>0</w:t>
+      </w:r>
       <w:r>
         <w:rPr>
           <w:rFonts w:ascii="Calibri" w:hAnsi="Calibri" w:cs="Calibri"/>
           <w:sz w:val="28"/>
           <w:szCs w:val="28"/>
         </w:rPr>
-        <w:t xml:space="preserve">Word Count:   </w:t>
-      </w:r>
-      <w:r>
+        <w:t>/06/2026</w:t>
+      </w:r>
+    </w:p>
+    <w:p>
+      <w:pPr>
+        <w:pStyle w:val="BodyText"/>
+        <w:jc w:val="both"/>
         <w:rPr>
           <w:rFonts w:ascii="Calibri" w:hAnsi="Calibri" w:cs="Calibri"/>
           <w:sz w:val="28"/>
           <w:szCs w:val="28"/>
         </w:rPr>
-        <w:t>55</w:t>
-      </w:r>
+      </w:pPr>
       <w:r>
         <w:rPr>
           <w:rFonts w:ascii="Calibri" w:hAnsi="Calibri" w:cs="Calibri"/>
           <w:sz w:val="28"/>
           <w:szCs w:val="28"/>
         </w:rPr>
-        <w:t>22</w:t>
+        <w:t xml:space="preserve">Word Count:   </w:t>
+      </w:r>
+      <w:r>
+        <w:rPr>
+          <w:rFonts w:ascii="Calibri" w:hAnsi="Calibri" w:cs="Calibri"/>
+          <w:sz w:val="28"/>
+          <w:szCs w:val="28"/>
+        </w:rPr>
+        <w:t>5</w:t>
+      </w:r>
+      <w:r>
+        <w:rPr>
+          <w:rFonts w:ascii="Calibri" w:hAnsi="Calibri" w:cs="Calibri"/>
+          <w:sz w:val="28"/>
+          <w:szCs w:val="28"/>
+        </w:rPr>
+        <w:t>159</w:t>
       </w:r>
     </w:p>
     <w:p>
@@ -2319,7 +2335,13 @@
               <w:rPr>
                 <w:rFonts w:asciiTheme="minorHAnsi" w:hAnsiTheme="minorHAnsi" w:cstheme="minorHAnsi"/>
               </w:rPr>
-              <w:t>13</w:t>
+              <w:t>1</w:t>
+            </w:r>
+            <w:r>
+              <w:rPr>
+                <w:rFonts w:asciiTheme="minorHAnsi" w:hAnsiTheme="minorHAnsi" w:cstheme="minorHAnsi"/>
+              </w:rPr>
+              <w:t>2</w:t>
             </w:r>
           </w:p>
         </w:tc>
@@ -2419,13 +2441,13 @@
               <w:rPr>
                 <w:rFonts w:asciiTheme="minorHAnsi" w:hAnsiTheme="minorHAnsi" w:cstheme="minorHAnsi"/>
               </w:rPr>
-              <w:t>14</w:t>
-            </w:r>
-            <w:r>
-              <w:rPr>
-                <w:rFonts w:asciiTheme="minorHAnsi" w:hAnsiTheme="minorHAnsi" w:cstheme="minorHAnsi"/>
-              </w:rPr>
-              <w:t xml:space="preserve"> </w:t>
+              <w:t>1</w:t>
+            </w:r>
+            <w:r>
+              <w:rPr>
+                <w:rFonts w:asciiTheme="minorHAnsi" w:hAnsiTheme="minorHAnsi" w:cstheme="minorHAnsi"/>
+              </w:rPr>
+              <w:t>3</w:t>
             </w:r>
           </w:p>
         </w:tc>
@@ -2484,13 +2506,13 @@
               <w:rPr>
                 <w:rFonts w:asciiTheme="minorHAnsi" w:hAnsiTheme="minorHAnsi" w:cstheme="minorHAnsi"/>
               </w:rPr>
-              <w:t>14</w:t>
-            </w:r>
-            <w:r>
-              <w:rPr>
-                <w:rFonts w:asciiTheme="minorHAnsi" w:hAnsiTheme="minorHAnsi" w:cstheme="minorHAnsi"/>
-              </w:rPr>
-              <w:t xml:space="preserve"> </w:t>
+              <w:t>1</w:t>
+            </w:r>
+            <w:r>
+              <w:rPr>
+                <w:rFonts w:asciiTheme="minorHAnsi" w:hAnsiTheme="minorHAnsi" w:cstheme="minorHAnsi"/>
+              </w:rPr>
+              <w:t>3</w:t>
             </w:r>
           </w:p>
         </w:tc>
@@ -2530,8 +2552,16 @@
               <w:rPr>
                 <w:rFonts w:asciiTheme="minorHAnsi" w:hAnsiTheme="minorHAnsi" w:cstheme="minorHAnsi"/>
               </w:rPr>
-              <w:t xml:space="preserve"> Target Variable Binarisation</w:t>
-            </w:r>
+              <w:t xml:space="preserve"> Target Variable </w:t>
+            </w:r>
+            <w:proofErr w:type="spellStart"/>
+            <w:r>
+              <w:rPr>
+                <w:rFonts w:asciiTheme="minorHAnsi" w:hAnsiTheme="minorHAnsi" w:cstheme="minorHAnsi"/>
+              </w:rPr>
+              <w:t>Binarisation</w:t>
+            </w:r>
+            <w:proofErr w:type="spellEnd"/>
           </w:p>
         </w:tc>
         <w:tc>
@@ -2549,7 +2579,13 @@
               <w:rPr>
                 <w:rFonts w:asciiTheme="minorHAnsi" w:hAnsiTheme="minorHAnsi" w:cstheme="minorHAnsi"/>
               </w:rPr>
-              <w:t>14</w:t>
+              <w:t>1</w:t>
+            </w:r>
+            <w:r>
+              <w:rPr>
+                <w:rFonts w:asciiTheme="minorHAnsi" w:hAnsiTheme="minorHAnsi" w:cstheme="minorHAnsi"/>
+              </w:rPr>
+              <w:t>3</w:t>
             </w:r>
           </w:p>
         </w:tc>
@@ -2608,7 +2644,13 @@
               <w:rPr>
                 <w:rFonts w:asciiTheme="minorHAnsi" w:hAnsiTheme="minorHAnsi" w:cstheme="minorHAnsi"/>
               </w:rPr>
-              <w:t>15</w:t>
+              <w:t>1</w:t>
+            </w:r>
+            <w:r>
+              <w:rPr>
+                <w:rFonts w:asciiTheme="minorHAnsi" w:hAnsiTheme="minorHAnsi" w:cstheme="minorHAnsi"/>
+              </w:rPr>
+              <w:t>3</w:t>
             </w:r>
           </w:p>
         </w:tc>
@@ -2661,7 +2703,13 @@
               <w:rPr>
                 <w:rFonts w:asciiTheme="minorHAnsi" w:hAnsiTheme="minorHAnsi" w:cstheme="minorHAnsi"/>
               </w:rPr>
-              <w:t>15</w:t>
+              <w:t>1</w:t>
+            </w:r>
+            <w:r>
+              <w:rPr>
+                <w:rFonts w:asciiTheme="minorHAnsi" w:hAnsiTheme="minorHAnsi" w:cstheme="minorHAnsi"/>
+              </w:rPr>
+              <w:t>4</w:t>
             </w:r>
           </w:p>
         </w:tc>
@@ -2720,7 +2768,13 @@
               <w:rPr>
                 <w:rFonts w:asciiTheme="minorHAnsi" w:hAnsiTheme="minorHAnsi" w:cstheme="minorHAnsi"/>
               </w:rPr>
-              <w:t>15</w:t>
+              <w:t>1</w:t>
+            </w:r>
+            <w:r>
+              <w:rPr>
+                <w:rFonts w:asciiTheme="minorHAnsi" w:hAnsiTheme="minorHAnsi" w:cstheme="minorHAnsi"/>
+              </w:rPr>
+              <w:t>4</w:t>
             </w:r>
           </w:p>
         </w:tc>
@@ -2773,7 +2827,13 @@
               <w:rPr>
                 <w:rFonts w:asciiTheme="minorHAnsi" w:hAnsiTheme="minorHAnsi" w:cstheme="minorHAnsi"/>
               </w:rPr>
-              <w:t>15</w:t>
+              <w:t>1</w:t>
+            </w:r>
+            <w:r>
+              <w:rPr>
+                <w:rFonts w:asciiTheme="minorHAnsi" w:hAnsiTheme="minorHAnsi" w:cstheme="minorHAnsi"/>
+              </w:rPr>
+              <w:t>4</w:t>
             </w:r>
           </w:p>
         </w:tc>
@@ -2832,7 +2892,13 @@
               <w:rPr>
                 <w:rFonts w:asciiTheme="minorHAnsi" w:hAnsiTheme="minorHAnsi" w:cstheme="minorHAnsi"/>
               </w:rPr>
-              <w:t>15</w:t>
+              <w:t>1</w:t>
+            </w:r>
+            <w:r>
+              <w:rPr>
+                <w:rFonts w:asciiTheme="minorHAnsi" w:hAnsiTheme="minorHAnsi" w:cstheme="minorHAnsi"/>
+              </w:rPr>
+              <w:t>4</w:t>
             </w:r>
           </w:p>
         </w:tc>
@@ -2885,7 +2951,13 @@
               <w:rPr>
                 <w:rFonts w:asciiTheme="minorHAnsi" w:hAnsiTheme="minorHAnsi" w:cstheme="minorHAnsi"/>
               </w:rPr>
-              <w:t>15</w:t>
+              <w:t>1</w:t>
+            </w:r>
+            <w:r>
+              <w:rPr>
+                <w:rFonts w:asciiTheme="minorHAnsi" w:hAnsiTheme="minorHAnsi" w:cstheme="minorHAnsi"/>
+              </w:rPr>
+              <w:t>4</w:t>
             </w:r>
           </w:p>
         </w:tc>
@@ -2938,7 +3010,13 @@
               <w:rPr>
                 <w:rFonts w:asciiTheme="minorHAnsi" w:hAnsiTheme="minorHAnsi" w:cstheme="minorHAnsi"/>
               </w:rPr>
-              <w:t>16</w:t>
+              <w:t>1</w:t>
+            </w:r>
+            <w:r>
+              <w:rPr>
+                <w:rFonts w:asciiTheme="minorHAnsi" w:hAnsiTheme="minorHAnsi" w:cstheme="minorHAnsi"/>
+              </w:rPr>
+              <w:t>5</w:t>
             </w:r>
           </w:p>
         </w:tc>
@@ -2991,7 +3069,13 @@
               <w:rPr>
                 <w:rFonts w:asciiTheme="minorHAnsi" w:hAnsiTheme="minorHAnsi" w:cstheme="minorHAnsi"/>
               </w:rPr>
-              <w:t>17</w:t>
+              <w:t>1</w:t>
+            </w:r>
+            <w:r>
+              <w:rPr>
+                <w:rFonts w:asciiTheme="minorHAnsi" w:hAnsiTheme="minorHAnsi" w:cstheme="minorHAnsi"/>
+              </w:rPr>
+              <w:t>6</w:t>
             </w:r>
           </w:p>
         </w:tc>
@@ -3044,7 +3128,13 @@
               <w:rPr>
                 <w:rFonts w:asciiTheme="minorHAnsi" w:hAnsiTheme="minorHAnsi" w:cstheme="minorHAnsi"/>
               </w:rPr>
-              <w:t>18</w:t>
+              <w:t>1</w:t>
+            </w:r>
+            <w:r>
+              <w:rPr>
+                <w:rFonts w:asciiTheme="minorHAnsi" w:hAnsiTheme="minorHAnsi" w:cstheme="minorHAnsi"/>
+              </w:rPr>
+              <w:t>6</w:t>
             </w:r>
           </w:p>
         </w:tc>
@@ -3097,7 +3187,13 @@
               <w:rPr>
                 <w:rFonts w:asciiTheme="minorHAnsi" w:hAnsiTheme="minorHAnsi" w:cstheme="minorHAnsi"/>
               </w:rPr>
-              <w:t>18</w:t>
+              <w:t>1</w:t>
+            </w:r>
+            <w:r>
+              <w:rPr>
+                <w:rFonts w:asciiTheme="minorHAnsi" w:hAnsiTheme="minorHAnsi" w:cstheme="minorHAnsi"/>
+              </w:rPr>
+              <w:t>7</w:t>
             </w:r>
           </w:p>
         </w:tc>
@@ -3114,6 +3210,12 @@
                 <w:rFonts w:asciiTheme="minorHAnsi" w:hAnsiTheme="minorHAnsi" w:cstheme="minorHAnsi"/>
               </w:rPr>
             </w:pPr>
+            <w:r>
+              <w:rPr>
+                <w:rFonts w:asciiTheme="minorHAnsi" w:hAnsiTheme="minorHAnsi" w:cstheme="minorHAnsi"/>
+              </w:rPr>
+              <w:t>5.3</w:t>
+            </w:r>
           </w:p>
         </w:tc>
         <w:tc>
@@ -3131,7 +3233,7 @@
               <w:rPr>
                 <w:rFonts w:asciiTheme="minorHAnsi" w:hAnsiTheme="minorHAnsi" w:cstheme="minorHAnsi"/>
               </w:rPr>
-              <w:t>5.2.6 EDA Summary</w:t>
+              <w:t>Model Selection</w:t>
             </w:r>
           </w:p>
         </w:tc>
@@ -3150,7 +3252,13 @@
               <w:rPr>
                 <w:rFonts w:asciiTheme="minorHAnsi" w:hAnsiTheme="minorHAnsi" w:cstheme="minorHAnsi"/>
               </w:rPr>
-              <w:t>19</w:t>
+              <w:t>1</w:t>
+            </w:r>
+            <w:r>
+              <w:rPr>
+                <w:rFonts w:asciiTheme="minorHAnsi" w:hAnsiTheme="minorHAnsi" w:cstheme="minorHAnsi"/>
+              </w:rPr>
+              <w:t>8</w:t>
             </w:r>
           </w:p>
         </w:tc>
@@ -3167,12 +3275,6 @@
                 <w:rFonts w:asciiTheme="minorHAnsi" w:hAnsiTheme="minorHAnsi" w:cstheme="minorHAnsi"/>
               </w:rPr>
             </w:pPr>
-            <w:r>
-              <w:rPr>
-                <w:rFonts w:asciiTheme="minorHAnsi" w:hAnsiTheme="minorHAnsi" w:cstheme="minorHAnsi"/>
-              </w:rPr>
-              <w:t>5.3</w:t>
-            </w:r>
           </w:p>
         </w:tc>
         <w:tc>
@@ -3190,7 +3292,7 @@
               <w:rPr>
                 <w:rFonts w:asciiTheme="minorHAnsi" w:hAnsiTheme="minorHAnsi" w:cstheme="minorHAnsi"/>
               </w:rPr>
-              <w:t>Model Selection</w:t>
+              <w:t>5.3.1 Logistic Regression</w:t>
             </w:r>
           </w:p>
         </w:tc>
@@ -3209,7 +3311,13 @@
               <w:rPr>
                 <w:rFonts w:asciiTheme="minorHAnsi" w:hAnsiTheme="minorHAnsi" w:cstheme="minorHAnsi"/>
               </w:rPr>
-              <w:t>19</w:t>
+              <w:t>1</w:t>
+            </w:r>
+            <w:r>
+              <w:rPr>
+                <w:rFonts w:asciiTheme="minorHAnsi" w:hAnsiTheme="minorHAnsi" w:cstheme="minorHAnsi"/>
+              </w:rPr>
+              <w:t>8</w:t>
             </w:r>
           </w:p>
         </w:tc>
@@ -3243,7 +3351,7 @@
               <w:rPr>
                 <w:rFonts w:asciiTheme="minorHAnsi" w:hAnsiTheme="minorHAnsi" w:cstheme="minorHAnsi"/>
               </w:rPr>
-              <w:t>5.3.1 Logistic Regression</w:t>
+              <w:t>5.3.2 Random Forest</w:t>
             </w:r>
           </w:p>
         </w:tc>
@@ -3262,7 +3370,13 @@
               <w:rPr>
                 <w:rFonts w:asciiTheme="minorHAnsi" w:hAnsiTheme="minorHAnsi" w:cstheme="minorHAnsi"/>
               </w:rPr>
-              <w:t>19</w:t>
+              <w:t>1</w:t>
+            </w:r>
+            <w:r>
+              <w:rPr>
+                <w:rFonts w:asciiTheme="minorHAnsi" w:hAnsiTheme="minorHAnsi" w:cstheme="minorHAnsi"/>
+              </w:rPr>
+              <w:t>8</w:t>
             </w:r>
           </w:p>
         </w:tc>
@@ -3296,8 +3410,16 @@
               <w:rPr>
                 <w:rFonts w:asciiTheme="minorHAnsi" w:hAnsiTheme="minorHAnsi" w:cstheme="minorHAnsi"/>
               </w:rPr>
-              <w:t>5.3.2 Random Forest</w:t>
-            </w:r>
+              <w:t xml:space="preserve">5.3.3 </w:t>
+            </w:r>
+            <w:proofErr w:type="spellStart"/>
+            <w:r>
+              <w:rPr>
+                <w:rFonts w:asciiTheme="minorHAnsi" w:hAnsiTheme="minorHAnsi" w:cstheme="minorHAnsi"/>
+              </w:rPr>
+              <w:t>XGBoost</w:t>
+            </w:r>
+            <w:proofErr w:type="spellEnd"/>
           </w:p>
         </w:tc>
         <w:tc>
@@ -3315,7 +3437,7 @@
               <w:rPr>
                 <w:rFonts w:asciiTheme="minorHAnsi" w:hAnsiTheme="minorHAnsi" w:cstheme="minorHAnsi"/>
               </w:rPr>
-              <w:t>19</w:t>
+              <w:t>18</w:t>
             </w:r>
           </w:p>
         </w:tc>
@@ -3332,6 +3454,12 @@
                 <w:rFonts w:asciiTheme="minorHAnsi" w:hAnsiTheme="minorHAnsi" w:cstheme="minorHAnsi"/>
               </w:rPr>
             </w:pPr>
+            <w:r>
+              <w:rPr>
+                <w:rFonts w:asciiTheme="minorHAnsi" w:hAnsiTheme="minorHAnsi" w:cstheme="minorHAnsi"/>
+              </w:rPr>
+              <w:t>5.4</w:t>
+            </w:r>
           </w:p>
         </w:tc>
         <w:tc>
@@ -3349,7 +3477,7 @@
               <w:rPr>
                 <w:rFonts w:asciiTheme="minorHAnsi" w:hAnsiTheme="minorHAnsi" w:cstheme="minorHAnsi"/>
               </w:rPr>
-              <w:t>5.3.3 XGBoost</w:t>
+              <w:t>Model Evaluation Metrics</w:t>
             </w:r>
           </w:p>
         </w:tc>
@@ -3368,7 +3496,7 @@
               <w:rPr>
                 <w:rFonts w:asciiTheme="minorHAnsi" w:hAnsiTheme="minorHAnsi" w:cstheme="minorHAnsi"/>
               </w:rPr>
-              <w:t>20</w:t>
+              <w:t>19</w:t>
             </w:r>
           </w:p>
         </w:tc>
@@ -3389,7 +3517,7 @@
               <w:rPr>
                 <w:rFonts w:asciiTheme="minorHAnsi" w:hAnsiTheme="minorHAnsi" w:cstheme="minorHAnsi"/>
               </w:rPr>
-              <w:t>5.4</w:t>
+              <w:t>5.5</w:t>
             </w:r>
           </w:p>
         </w:tc>
@@ -3408,7 +3536,7 @@
               <w:rPr>
                 <w:rFonts w:asciiTheme="minorHAnsi" w:hAnsiTheme="minorHAnsi" w:cstheme="minorHAnsi"/>
               </w:rPr>
-              <w:t>Model Evaluation Metrics</w:t>
+              <w:t>Hyperparameter Tuning</w:t>
             </w:r>
           </w:p>
         </w:tc>
@@ -3427,7 +3555,13 @@
               <w:rPr>
                 <w:rFonts w:asciiTheme="minorHAnsi" w:hAnsiTheme="minorHAnsi" w:cstheme="minorHAnsi"/>
               </w:rPr>
-              <w:t>20</w:t>
+              <w:t>19</w:t>
+            </w:r>
+            <w:r>
+              <w:rPr>
+                <w:rFonts w:asciiTheme="minorHAnsi" w:hAnsiTheme="minorHAnsi" w:cstheme="minorHAnsi"/>
+              </w:rPr>
+              <w:t xml:space="preserve"> </w:t>
             </w:r>
           </w:p>
         </w:tc>
@@ -3448,7 +3582,7 @@
               <w:rPr>
                 <w:rFonts w:asciiTheme="minorHAnsi" w:hAnsiTheme="minorHAnsi" w:cstheme="minorHAnsi"/>
               </w:rPr>
-              <w:t>5.5</w:t>
+              <w:t>5.6</w:t>
             </w:r>
           </w:p>
         </w:tc>
@@ -3467,7 +3601,7 @@
               <w:rPr>
                 <w:rFonts w:asciiTheme="minorHAnsi" w:hAnsiTheme="minorHAnsi" w:cstheme="minorHAnsi"/>
               </w:rPr>
-              <w:t>Hyperparameter Tuning</w:t>
+              <w:t>Explainable AI using SHAP</w:t>
             </w:r>
           </w:p>
         </w:tc>
@@ -3486,13 +3620,13 @@
               <w:rPr>
                 <w:rFonts w:asciiTheme="minorHAnsi" w:hAnsiTheme="minorHAnsi" w:cstheme="minorHAnsi"/>
               </w:rPr>
-              <w:t>21</w:t>
-            </w:r>
-            <w:r>
-              <w:rPr>
-                <w:rFonts w:asciiTheme="minorHAnsi" w:hAnsiTheme="minorHAnsi" w:cstheme="minorHAnsi"/>
-              </w:rPr>
-              <w:t xml:space="preserve"> </w:t>
+              <w:t>2</w:t>
+            </w:r>
+            <w:r>
+              <w:rPr>
+                <w:rFonts w:asciiTheme="minorHAnsi" w:hAnsiTheme="minorHAnsi" w:cstheme="minorHAnsi"/>
+              </w:rPr>
+              <w:t>0</w:t>
             </w:r>
           </w:p>
         </w:tc>
@@ -3509,12 +3643,6 @@
                 <w:rFonts w:asciiTheme="minorHAnsi" w:hAnsiTheme="minorHAnsi" w:cstheme="minorHAnsi"/>
               </w:rPr>
             </w:pPr>
-            <w:r>
-              <w:rPr>
-                <w:rFonts w:asciiTheme="minorHAnsi" w:hAnsiTheme="minorHAnsi" w:cstheme="minorHAnsi"/>
-              </w:rPr>
-              <w:t>5.6</w:t>
-            </w:r>
           </w:p>
         </w:tc>
         <w:tc>
@@ -3528,12 +3656,6 @@
                 <w:rFonts w:asciiTheme="minorHAnsi" w:hAnsiTheme="minorHAnsi" w:cstheme="minorHAnsi"/>
               </w:rPr>
             </w:pPr>
-            <w:r>
-              <w:rPr>
-                <w:rFonts w:asciiTheme="minorHAnsi" w:hAnsiTheme="minorHAnsi" w:cstheme="minorHAnsi"/>
-              </w:rPr>
-              <w:t>Explainable AI using SHAP</w:t>
-            </w:r>
           </w:p>
         </w:tc>
         <w:tc>
@@ -3547,12 +3669,6 @@
                 <w:rFonts w:asciiTheme="minorHAnsi" w:hAnsiTheme="minorHAnsi" w:cstheme="minorHAnsi"/>
               </w:rPr>
             </w:pPr>
-            <w:r>
-              <w:rPr>
-                <w:rFonts w:asciiTheme="minorHAnsi" w:hAnsiTheme="minorHAnsi" w:cstheme="minorHAnsi"/>
-              </w:rPr>
-              <w:t>21</w:t>
-            </w:r>
           </w:p>
         </w:tc>
       </w:tr>
@@ -3568,6 +3684,12 @@
                 <w:rFonts w:asciiTheme="minorHAnsi" w:hAnsiTheme="minorHAnsi" w:cstheme="minorHAnsi"/>
               </w:rPr>
             </w:pPr>
+            <w:r>
+              <w:rPr>
+                <w:rFonts w:asciiTheme="minorHAnsi" w:hAnsiTheme="minorHAnsi" w:cstheme="minorHAnsi"/>
+              </w:rPr>
+              <w:t>6.</w:t>
+            </w:r>
           </w:p>
         </w:tc>
         <w:tc>
@@ -3581,6 +3703,12 @@
                 <w:rFonts w:asciiTheme="minorHAnsi" w:hAnsiTheme="minorHAnsi" w:cstheme="minorHAnsi"/>
               </w:rPr>
             </w:pPr>
+            <w:r>
+              <w:rPr>
+                <w:rFonts w:asciiTheme="minorHAnsi" w:hAnsiTheme="minorHAnsi" w:cstheme="minorHAnsi"/>
+              </w:rPr>
+              <w:t xml:space="preserve">RESULTS </w:t>
+            </w:r>
           </w:p>
         </w:tc>
         <w:tc>
@@ -3594,6 +3722,24 @@
                 <w:rFonts w:asciiTheme="minorHAnsi" w:hAnsiTheme="minorHAnsi" w:cstheme="minorHAnsi"/>
               </w:rPr>
             </w:pPr>
+            <w:r>
+              <w:rPr>
+                <w:rFonts w:asciiTheme="minorHAnsi" w:hAnsiTheme="minorHAnsi" w:cstheme="minorHAnsi"/>
+              </w:rPr>
+              <w:t>2</w:t>
+            </w:r>
+            <w:r>
+              <w:rPr>
+                <w:rFonts w:asciiTheme="minorHAnsi" w:hAnsiTheme="minorHAnsi" w:cstheme="minorHAnsi"/>
+              </w:rPr>
+              <w:t>2</w:t>
+            </w:r>
+            <w:r>
+              <w:rPr>
+                <w:rFonts w:asciiTheme="minorHAnsi" w:hAnsiTheme="minorHAnsi" w:cstheme="minorHAnsi"/>
+              </w:rPr>
+              <w:t xml:space="preserve"> </w:t>
+            </w:r>
           </w:p>
         </w:tc>
       </w:tr>
@@ -3613,7 +3759,7 @@
               <w:rPr>
                 <w:rFonts w:asciiTheme="minorHAnsi" w:hAnsiTheme="minorHAnsi" w:cstheme="minorHAnsi"/>
               </w:rPr>
-              <w:t>6.</w:t>
+              <w:t>6.1</w:t>
             </w:r>
           </w:p>
         </w:tc>
@@ -3632,7 +3778,7 @@
               <w:rPr>
                 <w:rFonts w:asciiTheme="minorHAnsi" w:hAnsiTheme="minorHAnsi" w:cstheme="minorHAnsi"/>
               </w:rPr>
-              <w:t xml:space="preserve">RESULTS </w:t>
+              <w:t>Comprehensive Model Performance Comparison</w:t>
             </w:r>
           </w:p>
         </w:tc>
@@ -3651,13 +3797,13 @@
               <w:rPr>
                 <w:rFonts w:asciiTheme="minorHAnsi" w:hAnsiTheme="minorHAnsi" w:cstheme="minorHAnsi"/>
               </w:rPr>
-              <w:t>23</w:t>
-            </w:r>
-            <w:r>
-              <w:rPr>
-                <w:rFonts w:asciiTheme="minorHAnsi" w:hAnsiTheme="minorHAnsi" w:cstheme="minorHAnsi"/>
-              </w:rPr>
-              <w:t xml:space="preserve"> </w:t>
+              <w:t>2</w:t>
+            </w:r>
+            <w:r>
+              <w:rPr>
+                <w:rFonts w:asciiTheme="minorHAnsi" w:hAnsiTheme="minorHAnsi" w:cstheme="minorHAnsi"/>
+              </w:rPr>
+              <w:t>2</w:t>
             </w:r>
           </w:p>
         </w:tc>
@@ -3678,7 +3824,7 @@
               <w:rPr>
                 <w:rFonts w:asciiTheme="minorHAnsi" w:hAnsiTheme="minorHAnsi" w:cstheme="minorHAnsi"/>
               </w:rPr>
-              <w:t>6.1</w:t>
+              <w:t>6.2</w:t>
             </w:r>
           </w:p>
         </w:tc>
@@ -3697,7 +3843,7 @@
               <w:rPr>
                 <w:rFonts w:asciiTheme="minorHAnsi" w:hAnsiTheme="minorHAnsi" w:cstheme="minorHAnsi"/>
               </w:rPr>
-              <w:t>Comprehensive Model Performance Comparison</w:t>
+              <w:t>ROC Curve Analysis</w:t>
             </w:r>
           </w:p>
         </w:tc>
@@ -3716,7 +3862,13 @@
               <w:rPr>
                 <w:rFonts w:asciiTheme="minorHAnsi" w:hAnsiTheme="minorHAnsi" w:cstheme="minorHAnsi"/>
               </w:rPr>
-              <w:t>23</w:t>
+              <w:t>2</w:t>
+            </w:r>
+            <w:r>
+              <w:rPr>
+                <w:rFonts w:asciiTheme="minorHAnsi" w:hAnsiTheme="minorHAnsi" w:cstheme="minorHAnsi"/>
+              </w:rPr>
+              <w:t>3</w:t>
             </w:r>
           </w:p>
         </w:tc>
@@ -3738,7 +3890,7 @@
                 <w:rFonts w:asciiTheme="minorHAnsi" w:hAnsiTheme="minorHAnsi" w:cstheme="minorHAnsi"/>
               </w:rPr>
               <w:lastRenderedPageBreak/>
-              <w:t>6.2</w:t>
+              <w:t>6.3</w:t>
             </w:r>
           </w:p>
         </w:tc>
@@ -3757,7 +3909,7 @@
               <w:rPr>
                 <w:rFonts w:asciiTheme="minorHAnsi" w:hAnsiTheme="minorHAnsi" w:cstheme="minorHAnsi"/>
               </w:rPr>
-              <w:t>ROC Curve Analysis</w:t>
+              <w:t>Confusion Matrix Analysis</w:t>
             </w:r>
           </w:p>
         </w:tc>
@@ -3776,13 +3928,13 @@
               <w:rPr>
                 <w:rFonts w:asciiTheme="minorHAnsi" w:hAnsiTheme="minorHAnsi" w:cstheme="minorHAnsi"/>
               </w:rPr>
-              <w:t>24</w:t>
-            </w:r>
-            <w:r>
-              <w:rPr>
-                <w:rFonts w:asciiTheme="minorHAnsi" w:hAnsiTheme="minorHAnsi" w:cstheme="minorHAnsi"/>
-              </w:rPr>
-              <w:t xml:space="preserve"> </w:t>
+              <w:t>2</w:t>
+            </w:r>
+            <w:r>
+              <w:rPr>
+                <w:rFonts w:asciiTheme="minorHAnsi" w:hAnsiTheme="minorHAnsi" w:cstheme="minorHAnsi"/>
+              </w:rPr>
+              <w:t>4</w:t>
             </w:r>
           </w:p>
         </w:tc>
@@ -3803,7 +3955,7 @@
               <w:rPr>
                 <w:rFonts w:asciiTheme="minorHAnsi" w:hAnsiTheme="minorHAnsi" w:cstheme="minorHAnsi"/>
               </w:rPr>
-              <w:t>6.3</w:t>
+              <w:t>6.4</w:t>
             </w:r>
           </w:p>
         </w:tc>
@@ -3822,7 +3974,7 @@
               <w:rPr>
                 <w:rFonts w:asciiTheme="minorHAnsi" w:hAnsiTheme="minorHAnsi" w:cstheme="minorHAnsi"/>
               </w:rPr>
-              <w:t>Confusion Matrix Analysis</w:t>
+              <w:t>SHAP Explainability Results</w:t>
             </w:r>
           </w:p>
         </w:tc>
@@ -3841,7 +3993,13 @@
               <w:rPr>
                 <w:rFonts w:asciiTheme="minorHAnsi" w:hAnsiTheme="minorHAnsi" w:cstheme="minorHAnsi"/>
               </w:rPr>
-              <w:t>25</w:t>
+              <w:t>2</w:t>
+            </w:r>
+            <w:r>
+              <w:rPr>
+                <w:rFonts w:asciiTheme="minorHAnsi" w:hAnsiTheme="minorHAnsi" w:cstheme="minorHAnsi"/>
+              </w:rPr>
+              <w:t>4</w:t>
             </w:r>
           </w:p>
         </w:tc>
@@ -3862,7 +4020,13 @@
               <w:rPr>
                 <w:rFonts w:asciiTheme="minorHAnsi" w:hAnsiTheme="minorHAnsi" w:cstheme="minorHAnsi"/>
               </w:rPr>
-              <w:t>6.4</w:t>
+              <w:t>6.</w:t>
+            </w:r>
+            <w:r>
+              <w:rPr>
+                <w:rFonts w:asciiTheme="minorHAnsi" w:hAnsiTheme="minorHAnsi" w:cstheme="minorHAnsi"/>
+              </w:rPr>
+              <w:t>5</w:t>
             </w:r>
           </w:p>
         </w:tc>
@@ -3881,8 +4045,16 @@
               <w:rPr>
                 <w:rFonts w:asciiTheme="minorHAnsi" w:hAnsiTheme="minorHAnsi" w:cstheme="minorHAnsi"/>
               </w:rPr>
-              <w:t>SHAP Explainability Results</w:t>
-            </w:r>
+              <w:t>Key Findings</w:t>
+            </w:r>
+          </w:p>
+          <w:p>
+            <w:pPr>
+              <w:jc w:val="both"/>
+              <w:rPr>
+                <w:rFonts w:asciiTheme="minorHAnsi" w:hAnsiTheme="minorHAnsi" w:cstheme="minorHAnsi"/>
+              </w:rPr>
+            </w:pPr>
           </w:p>
         </w:tc>
         <w:tc>
@@ -3900,7 +4072,13 @@
               <w:rPr>
                 <w:rFonts w:asciiTheme="minorHAnsi" w:hAnsiTheme="minorHAnsi" w:cstheme="minorHAnsi"/>
               </w:rPr>
-              <w:t>25</w:t>
+              <w:t>2</w:t>
+            </w:r>
+            <w:r>
+              <w:rPr>
+                <w:rFonts w:asciiTheme="minorHAnsi" w:hAnsiTheme="minorHAnsi" w:cstheme="minorHAnsi"/>
+              </w:rPr>
+              <w:t>5</w:t>
             </w:r>
           </w:p>
         </w:tc>
@@ -3921,13 +4099,7 @@
               <w:rPr>
                 <w:rFonts w:asciiTheme="minorHAnsi" w:hAnsiTheme="minorHAnsi" w:cstheme="minorHAnsi"/>
               </w:rPr>
-              <w:t>6.</w:t>
-            </w:r>
-            <w:r>
-              <w:rPr>
-                <w:rFonts w:asciiTheme="minorHAnsi" w:hAnsiTheme="minorHAnsi" w:cstheme="minorHAnsi"/>
-              </w:rPr>
-              <w:t>5</w:t>
+              <w:t>7.</w:t>
             </w:r>
           </w:p>
         </w:tc>
@@ -3946,16 +4118,8 @@
               <w:rPr>
                 <w:rFonts w:asciiTheme="minorHAnsi" w:hAnsiTheme="minorHAnsi" w:cstheme="minorHAnsi"/>
               </w:rPr>
-              <w:t>Key Findings</w:t>
-            </w:r>
-          </w:p>
-          <w:p>
-            <w:pPr>
-              <w:jc w:val="both"/>
-              <w:rPr>
-                <w:rFonts w:asciiTheme="minorHAnsi" w:hAnsiTheme="minorHAnsi" w:cstheme="minorHAnsi"/>
-              </w:rPr>
-            </w:pPr>
+              <w:t>ANALYSIS AND DISCUSSION</w:t>
+            </w:r>
           </w:p>
         </w:tc>
         <w:tc>
@@ -3973,7 +4137,13 @@
               <w:rPr>
                 <w:rFonts w:asciiTheme="minorHAnsi" w:hAnsiTheme="minorHAnsi" w:cstheme="minorHAnsi"/>
               </w:rPr>
-              <w:t>26</w:t>
+              <w:t>2</w:t>
+            </w:r>
+            <w:r>
+              <w:rPr>
+                <w:rFonts w:asciiTheme="minorHAnsi" w:hAnsiTheme="minorHAnsi" w:cstheme="minorHAnsi"/>
+              </w:rPr>
+              <w:t>6</w:t>
             </w:r>
           </w:p>
         </w:tc>
@@ -3996,6 +4166,12 @@
               </w:rPr>
               <w:t>7.</w:t>
             </w:r>
+            <w:r>
+              <w:rPr>
+                <w:rFonts w:asciiTheme="minorHAnsi" w:hAnsiTheme="minorHAnsi" w:cstheme="minorHAnsi"/>
+              </w:rPr>
+              <w:t>1</w:t>
+            </w:r>
           </w:p>
         </w:tc>
         <w:tc>
@@ -4013,7 +4189,7 @@
               <w:rPr>
                 <w:rFonts w:asciiTheme="minorHAnsi" w:hAnsiTheme="minorHAnsi" w:cstheme="minorHAnsi"/>
               </w:rPr>
-              <w:t>ANALYSIS AND DISCUSSION</w:t>
+              <w:t>Interpretation of Results</w:t>
             </w:r>
           </w:p>
         </w:tc>
@@ -4032,13 +4208,13 @@
               <w:rPr>
                 <w:rFonts w:asciiTheme="minorHAnsi" w:hAnsiTheme="minorHAnsi" w:cstheme="minorHAnsi"/>
               </w:rPr>
-              <w:t>27</w:t>
-            </w:r>
-            <w:r>
-              <w:rPr>
-                <w:rFonts w:asciiTheme="minorHAnsi" w:hAnsiTheme="minorHAnsi" w:cstheme="minorHAnsi"/>
-              </w:rPr>
-              <w:t xml:space="preserve"> </w:t>
+              <w:t>2</w:t>
+            </w:r>
+            <w:r>
+              <w:rPr>
+                <w:rFonts w:asciiTheme="minorHAnsi" w:hAnsiTheme="minorHAnsi" w:cstheme="minorHAnsi"/>
+              </w:rPr>
+              <w:t>6</w:t>
             </w:r>
           </w:p>
         </w:tc>
@@ -4059,13 +4235,7 @@
               <w:rPr>
                 <w:rFonts w:asciiTheme="minorHAnsi" w:hAnsiTheme="minorHAnsi" w:cstheme="minorHAnsi"/>
               </w:rPr>
-              <w:t>7.</w:t>
-            </w:r>
-            <w:r>
-              <w:rPr>
-                <w:rFonts w:asciiTheme="minorHAnsi" w:hAnsiTheme="minorHAnsi" w:cstheme="minorHAnsi"/>
-              </w:rPr>
-              <w:t>1</w:t>
+              <w:t>7.2</w:t>
             </w:r>
           </w:p>
         </w:tc>
@@ -4084,7 +4254,7 @@
               <w:rPr>
                 <w:rFonts w:asciiTheme="minorHAnsi" w:hAnsiTheme="minorHAnsi" w:cstheme="minorHAnsi"/>
               </w:rPr>
-              <w:t>Interpretation of Results</w:t>
+              <w:t>Effect of SMOTE</w:t>
             </w:r>
           </w:p>
         </w:tc>
@@ -4103,7 +4273,13 @@
               <w:rPr>
                 <w:rFonts w:asciiTheme="minorHAnsi" w:hAnsiTheme="minorHAnsi" w:cstheme="minorHAnsi"/>
               </w:rPr>
-              <w:t>27</w:t>
+              <w:t>2</w:t>
+            </w:r>
+            <w:r>
+              <w:rPr>
+                <w:rFonts w:asciiTheme="minorHAnsi" w:hAnsiTheme="minorHAnsi" w:cstheme="minorHAnsi"/>
+              </w:rPr>
+              <w:t>6</w:t>
             </w:r>
           </w:p>
         </w:tc>
@@ -4124,7 +4300,7 @@
               <w:rPr>
                 <w:rFonts w:asciiTheme="minorHAnsi" w:hAnsiTheme="minorHAnsi" w:cstheme="minorHAnsi"/>
               </w:rPr>
-              <w:t>7.2</w:t>
+              <w:t>7.3</w:t>
             </w:r>
           </w:p>
         </w:tc>
@@ -4143,7 +4319,7 @@
               <w:rPr>
                 <w:rFonts w:asciiTheme="minorHAnsi" w:hAnsiTheme="minorHAnsi" w:cstheme="minorHAnsi"/>
               </w:rPr>
-              <w:t>Effect of SMOTE</w:t>
+              <w:t>Model Comparison</w:t>
             </w:r>
           </w:p>
         </w:tc>
@@ -4162,7 +4338,13 @@
               <w:rPr>
                 <w:rFonts w:asciiTheme="minorHAnsi" w:hAnsiTheme="minorHAnsi" w:cstheme="minorHAnsi"/>
               </w:rPr>
-              <w:t>27</w:t>
+              <w:t>2</w:t>
+            </w:r>
+            <w:r>
+              <w:rPr>
+                <w:rFonts w:asciiTheme="minorHAnsi" w:hAnsiTheme="minorHAnsi" w:cstheme="minorHAnsi"/>
+              </w:rPr>
+              <w:t>6</w:t>
             </w:r>
           </w:p>
         </w:tc>
@@ -4183,7 +4365,7 @@
               <w:rPr>
                 <w:rFonts w:asciiTheme="minorHAnsi" w:hAnsiTheme="minorHAnsi" w:cstheme="minorHAnsi"/>
               </w:rPr>
-              <w:t>7.3</w:t>
+              <w:t>7.4</w:t>
             </w:r>
           </w:p>
         </w:tc>
@@ -4202,7 +4384,7 @@
               <w:rPr>
                 <w:rFonts w:asciiTheme="minorHAnsi" w:hAnsiTheme="minorHAnsi" w:cstheme="minorHAnsi"/>
               </w:rPr>
-              <w:t>Model Comparison</w:t>
+              <w:t>Clinical Relevance</w:t>
             </w:r>
           </w:p>
         </w:tc>
@@ -4221,7 +4403,13 @@
               <w:rPr>
                 <w:rFonts w:asciiTheme="minorHAnsi" w:hAnsiTheme="minorHAnsi" w:cstheme="minorHAnsi"/>
               </w:rPr>
-              <w:t>27</w:t>
+              <w:t>2</w:t>
+            </w:r>
+            <w:r>
+              <w:rPr>
+                <w:rFonts w:asciiTheme="minorHAnsi" w:hAnsiTheme="minorHAnsi" w:cstheme="minorHAnsi"/>
+              </w:rPr>
+              <w:t>6</w:t>
             </w:r>
           </w:p>
         </w:tc>
@@ -4242,7 +4430,7 @@
               <w:rPr>
                 <w:rFonts w:asciiTheme="minorHAnsi" w:hAnsiTheme="minorHAnsi" w:cstheme="minorHAnsi"/>
               </w:rPr>
-              <w:t>7.4</w:t>
+              <w:t>7.5</w:t>
             </w:r>
           </w:p>
         </w:tc>
@@ -4261,7 +4449,7 @@
               <w:rPr>
                 <w:rFonts w:asciiTheme="minorHAnsi" w:hAnsiTheme="minorHAnsi" w:cstheme="minorHAnsi"/>
               </w:rPr>
-              <w:t>Clinical Relevance</w:t>
+              <w:t>Explainability Discussion</w:t>
             </w:r>
           </w:p>
         </w:tc>
@@ -4280,7 +4468,13 @@
               <w:rPr>
                 <w:rFonts w:asciiTheme="minorHAnsi" w:hAnsiTheme="minorHAnsi" w:cstheme="minorHAnsi"/>
               </w:rPr>
-              <w:t>27</w:t>
+              <w:t>2</w:t>
+            </w:r>
+            <w:r>
+              <w:rPr>
+                <w:rFonts w:asciiTheme="minorHAnsi" w:hAnsiTheme="minorHAnsi" w:cstheme="minorHAnsi"/>
+              </w:rPr>
+              <w:t>6</w:t>
             </w:r>
           </w:p>
         </w:tc>
@@ -4301,7 +4495,7 @@
               <w:rPr>
                 <w:rFonts w:asciiTheme="minorHAnsi" w:hAnsiTheme="minorHAnsi" w:cstheme="minorHAnsi"/>
               </w:rPr>
-              <w:t>7.5</w:t>
+              <w:t>7.6</w:t>
             </w:r>
           </w:p>
         </w:tc>
@@ -4320,7 +4514,7 @@
               <w:rPr>
                 <w:rFonts w:asciiTheme="minorHAnsi" w:hAnsiTheme="minorHAnsi" w:cstheme="minorHAnsi"/>
               </w:rPr>
-              <w:t>Explainability Discussion</w:t>
+              <w:t>Limitations</w:t>
             </w:r>
           </w:p>
         </w:tc>
@@ -4339,7 +4533,13 @@
               <w:rPr>
                 <w:rFonts w:asciiTheme="minorHAnsi" w:hAnsiTheme="minorHAnsi" w:cstheme="minorHAnsi"/>
               </w:rPr>
-              <w:t>28</w:t>
+              <w:t>2</w:t>
+            </w:r>
+            <w:r>
+              <w:rPr>
+                <w:rFonts w:asciiTheme="minorHAnsi" w:hAnsiTheme="minorHAnsi" w:cstheme="minorHAnsi"/>
+              </w:rPr>
+              <w:t>7</w:t>
             </w:r>
           </w:p>
         </w:tc>
@@ -4356,12 +4556,6 @@
                 <w:rFonts w:asciiTheme="minorHAnsi" w:hAnsiTheme="minorHAnsi" w:cstheme="minorHAnsi"/>
               </w:rPr>
             </w:pPr>
-            <w:r>
-              <w:rPr>
-                <w:rFonts w:asciiTheme="minorHAnsi" w:hAnsiTheme="minorHAnsi" w:cstheme="minorHAnsi"/>
-              </w:rPr>
-              <w:t>7.6</w:t>
-            </w:r>
           </w:p>
         </w:tc>
         <w:tc>
@@ -4375,12 +4569,6 @@
                 <w:rFonts w:asciiTheme="minorHAnsi" w:hAnsiTheme="minorHAnsi" w:cstheme="minorHAnsi"/>
               </w:rPr>
             </w:pPr>
-            <w:r>
-              <w:rPr>
-                <w:rFonts w:asciiTheme="minorHAnsi" w:hAnsiTheme="minorHAnsi" w:cstheme="minorHAnsi"/>
-              </w:rPr>
-              <w:t>Limitations</w:t>
-            </w:r>
           </w:p>
         </w:tc>
         <w:tc>
@@ -4394,12 +4582,6 @@
                 <w:rFonts w:asciiTheme="minorHAnsi" w:hAnsiTheme="minorHAnsi" w:cstheme="minorHAnsi"/>
               </w:rPr>
             </w:pPr>
-            <w:r>
-              <w:rPr>
-                <w:rFonts w:asciiTheme="minorHAnsi" w:hAnsiTheme="minorHAnsi" w:cstheme="minorHAnsi"/>
-              </w:rPr>
-              <w:t>28</w:t>
-            </w:r>
           </w:p>
         </w:tc>
       </w:tr>
@@ -4415,6 +4597,12 @@
                 <w:rFonts w:asciiTheme="minorHAnsi" w:hAnsiTheme="minorHAnsi" w:cstheme="minorHAnsi"/>
               </w:rPr>
             </w:pPr>
+            <w:r>
+              <w:rPr>
+                <w:rFonts w:asciiTheme="minorHAnsi" w:hAnsiTheme="minorHAnsi" w:cstheme="minorHAnsi"/>
+              </w:rPr>
+              <w:t>8.</w:t>
+            </w:r>
           </w:p>
         </w:tc>
         <w:tc>
@@ -4428,6 +4616,12 @@
                 <w:rFonts w:asciiTheme="minorHAnsi" w:hAnsiTheme="minorHAnsi" w:cstheme="minorHAnsi"/>
               </w:rPr>
             </w:pPr>
+            <w:r>
+              <w:rPr>
+                <w:rFonts w:asciiTheme="minorHAnsi" w:hAnsiTheme="minorHAnsi" w:cstheme="minorHAnsi"/>
+              </w:rPr>
+              <w:t>CONCLUSION</w:t>
+            </w:r>
           </w:p>
         </w:tc>
         <w:tc>
@@ -4441,6 +4635,18 @@
                 <w:rFonts w:asciiTheme="minorHAnsi" w:hAnsiTheme="minorHAnsi" w:cstheme="minorHAnsi"/>
               </w:rPr>
             </w:pPr>
+            <w:r>
+              <w:rPr>
+                <w:rFonts w:asciiTheme="minorHAnsi" w:hAnsiTheme="minorHAnsi" w:cstheme="minorHAnsi"/>
+              </w:rPr>
+              <w:t>2</w:t>
+            </w:r>
+            <w:r>
+              <w:rPr>
+                <w:rFonts w:asciiTheme="minorHAnsi" w:hAnsiTheme="minorHAnsi" w:cstheme="minorHAnsi"/>
+              </w:rPr>
+              <w:t>8</w:t>
+            </w:r>
           </w:p>
         </w:tc>
       </w:tr>
@@ -4456,12 +4662,6 @@
                 <w:rFonts w:asciiTheme="minorHAnsi" w:hAnsiTheme="minorHAnsi" w:cstheme="minorHAnsi"/>
               </w:rPr>
             </w:pPr>
-            <w:r>
-              <w:rPr>
-                <w:rFonts w:asciiTheme="minorHAnsi" w:hAnsiTheme="minorHAnsi" w:cstheme="minorHAnsi"/>
-              </w:rPr>
-              <w:t>8.</w:t>
-            </w:r>
           </w:p>
         </w:tc>
         <w:tc>
@@ -4475,12 +4675,6 @@
                 <w:rFonts w:asciiTheme="minorHAnsi" w:hAnsiTheme="minorHAnsi" w:cstheme="minorHAnsi"/>
               </w:rPr>
             </w:pPr>
-            <w:r>
-              <w:rPr>
-                <w:rFonts w:asciiTheme="minorHAnsi" w:hAnsiTheme="minorHAnsi" w:cstheme="minorHAnsi"/>
-              </w:rPr>
-              <w:t>CONCLUSION</w:t>
-            </w:r>
           </w:p>
         </w:tc>
         <w:tc>
@@ -4494,12 +4688,6 @@
                 <w:rFonts w:asciiTheme="minorHAnsi" w:hAnsiTheme="minorHAnsi" w:cstheme="minorHAnsi"/>
               </w:rPr>
             </w:pPr>
-            <w:r>
-              <w:rPr>
-                <w:rFonts w:asciiTheme="minorHAnsi" w:hAnsiTheme="minorHAnsi" w:cstheme="minorHAnsi"/>
-              </w:rPr>
-              <w:t>29</w:t>
-            </w:r>
           </w:p>
         </w:tc>
       </w:tr>
@@ -4515,6 +4703,12 @@
                 <w:rFonts w:asciiTheme="minorHAnsi" w:hAnsiTheme="minorHAnsi" w:cstheme="minorHAnsi"/>
               </w:rPr>
             </w:pPr>
+            <w:r>
+              <w:rPr>
+                <w:rFonts w:asciiTheme="minorHAnsi" w:hAnsiTheme="minorHAnsi" w:cstheme="minorHAnsi"/>
+              </w:rPr>
+              <w:t>9.</w:t>
+            </w:r>
           </w:p>
         </w:tc>
         <w:tc>
@@ -4528,6 +4722,20 @@
                 <w:rFonts w:asciiTheme="minorHAnsi" w:hAnsiTheme="minorHAnsi" w:cstheme="minorHAnsi"/>
               </w:rPr>
             </w:pPr>
+            <w:r>
+              <w:rPr>
+                <w:rFonts w:asciiTheme="minorHAnsi" w:hAnsiTheme="minorHAnsi" w:cstheme="minorHAnsi"/>
+              </w:rPr>
+              <w:t>FUTURE WORK</w:t>
+            </w:r>
+          </w:p>
+          <w:p>
+            <w:pPr>
+              <w:jc w:val="both"/>
+              <w:rPr>
+                <w:rFonts w:asciiTheme="minorHAnsi" w:hAnsiTheme="minorHAnsi" w:cstheme="minorHAnsi"/>
+              </w:rPr>
+            </w:pPr>
           </w:p>
         </w:tc>
         <w:tc>
@@ -4541,6 +4749,12 @@
                 <w:rFonts w:asciiTheme="minorHAnsi" w:hAnsiTheme="minorHAnsi" w:cstheme="minorHAnsi"/>
               </w:rPr>
             </w:pPr>
+            <w:r>
+              <w:rPr>
+                <w:rFonts w:asciiTheme="minorHAnsi" w:hAnsiTheme="minorHAnsi" w:cstheme="minorHAnsi"/>
+              </w:rPr>
+              <w:t>29</w:t>
+            </w:r>
           </w:p>
         </w:tc>
       </w:tr>
@@ -4556,12 +4770,6 @@
                 <w:rFonts w:asciiTheme="minorHAnsi" w:hAnsiTheme="minorHAnsi" w:cstheme="minorHAnsi"/>
               </w:rPr>
             </w:pPr>
-            <w:r>
-              <w:rPr>
-                <w:rFonts w:asciiTheme="minorHAnsi" w:hAnsiTheme="minorHAnsi" w:cstheme="minorHAnsi"/>
-              </w:rPr>
-              <w:t>9.</w:t>
-            </w:r>
           </w:p>
         </w:tc>
         <w:tc>
@@ -4579,16 +4787,8 @@
               <w:rPr>
                 <w:rFonts w:asciiTheme="minorHAnsi" w:hAnsiTheme="minorHAnsi" w:cstheme="minorHAnsi"/>
               </w:rPr>
-              <w:t>FUTURE WORK</w:t>
-            </w:r>
-          </w:p>
-          <w:p>
-            <w:pPr>
-              <w:jc w:val="both"/>
-              <w:rPr>
-                <w:rFonts w:asciiTheme="minorHAnsi" w:hAnsiTheme="minorHAnsi" w:cstheme="minorHAnsi"/>
-              </w:rPr>
-            </w:pPr>
+              <w:t>REFERENCES</w:t>
+            </w:r>
           </w:p>
         </w:tc>
         <w:tc>
@@ -4606,7 +4806,19 @@
               <w:rPr>
                 <w:rFonts w:asciiTheme="minorHAnsi" w:hAnsiTheme="minorHAnsi" w:cstheme="minorHAnsi"/>
               </w:rPr>
-              <w:t>30</w:t>
+              <w:t xml:space="preserve"> </w:t>
+            </w:r>
+            <w:r>
+              <w:rPr>
+                <w:rFonts w:asciiTheme="minorHAnsi" w:hAnsiTheme="minorHAnsi" w:cstheme="minorHAnsi"/>
+              </w:rPr>
+              <w:t>3</w:t>
+            </w:r>
+            <w:r>
+              <w:rPr>
+                <w:rFonts w:asciiTheme="minorHAnsi" w:hAnsiTheme="minorHAnsi" w:cstheme="minorHAnsi"/>
+              </w:rPr>
+              <w:t>0</w:t>
             </w:r>
           </w:p>
         </w:tc>
@@ -4636,12 +4848,6 @@
                 <w:rFonts w:asciiTheme="minorHAnsi" w:hAnsiTheme="minorHAnsi" w:cstheme="minorHAnsi"/>
               </w:rPr>
             </w:pPr>
-            <w:r>
-              <w:rPr>
-                <w:rFonts w:asciiTheme="minorHAnsi" w:hAnsiTheme="minorHAnsi" w:cstheme="minorHAnsi"/>
-              </w:rPr>
-              <w:t>REFERENCES</w:t>
-            </w:r>
           </w:p>
         </w:tc>
         <w:tc>
@@ -4655,18 +4861,6 @@
                 <w:rFonts w:asciiTheme="minorHAnsi" w:hAnsiTheme="minorHAnsi" w:cstheme="minorHAnsi"/>
               </w:rPr>
             </w:pPr>
-            <w:r>
-              <w:rPr>
-                <w:rFonts w:asciiTheme="minorHAnsi" w:hAnsiTheme="minorHAnsi" w:cstheme="minorHAnsi"/>
-              </w:rPr>
-              <w:t xml:space="preserve"> </w:t>
-            </w:r>
-            <w:r>
-              <w:rPr>
-                <w:rFonts w:asciiTheme="minorHAnsi" w:hAnsiTheme="minorHAnsi" w:cstheme="minorHAnsi"/>
-              </w:rPr>
-              <w:t>31</w:t>
-            </w:r>
           </w:p>
         </w:tc>
       </w:tr>
@@ -4695,6 +4889,12 @@
                 <w:rFonts w:asciiTheme="minorHAnsi" w:hAnsiTheme="minorHAnsi" w:cstheme="minorHAnsi"/>
               </w:rPr>
             </w:pPr>
+            <w:r>
+              <w:rPr>
+                <w:rFonts w:asciiTheme="minorHAnsi" w:hAnsiTheme="minorHAnsi" w:cstheme="minorHAnsi"/>
+              </w:rPr>
+              <w:t>APPENDIX</w:t>
+            </w:r>
           </w:p>
         </w:tc>
         <w:tc>
@@ -4708,53 +4908,6 @@
                 <w:rFonts w:asciiTheme="minorHAnsi" w:hAnsiTheme="minorHAnsi" w:cstheme="minorHAnsi"/>
               </w:rPr>
             </w:pPr>
-          </w:p>
-        </w:tc>
-      </w:tr>
-      <w:tr>
-        <w:tc>
-          <w:tcPr>
-            <w:tcW w:w="846" w:type="dxa"/>
-          </w:tcPr>
-          <w:p>
-            <w:pPr>
-              <w:jc w:val="both"/>
-              <w:rPr>
-                <w:rFonts w:asciiTheme="minorHAnsi" w:hAnsiTheme="minorHAnsi" w:cstheme="minorHAnsi"/>
-              </w:rPr>
-            </w:pPr>
-          </w:p>
-        </w:tc>
-        <w:tc>
-          <w:tcPr>
-            <w:tcW w:w="5164" w:type="dxa"/>
-          </w:tcPr>
-          <w:p>
-            <w:pPr>
-              <w:jc w:val="both"/>
-              <w:rPr>
-                <w:rFonts w:asciiTheme="minorHAnsi" w:hAnsiTheme="minorHAnsi" w:cstheme="minorHAnsi"/>
-              </w:rPr>
-            </w:pPr>
-            <w:r>
-              <w:rPr>
-                <w:rFonts w:asciiTheme="minorHAnsi" w:hAnsiTheme="minorHAnsi" w:cstheme="minorHAnsi"/>
-              </w:rPr>
-              <w:t>APPENDIX</w:t>
-            </w:r>
-          </w:p>
-        </w:tc>
-        <w:tc>
-          <w:tcPr>
-            <w:tcW w:w="3006" w:type="dxa"/>
-          </w:tcPr>
-          <w:p>
-            <w:pPr>
-              <w:jc w:val="center"/>
-              <w:rPr>
-                <w:rFonts w:asciiTheme="minorHAnsi" w:hAnsiTheme="minorHAnsi" w:cstheme="minorHAnsi"/>
-              </w:rPr>
-            </w:pPr>
             <w:r>
               <w:rPr>
                 <w:rFonts w:asciiTheme="minorHAnsi" w:hAnsiTheme="minorHAnsi" w:cstheme="minorHAnsi"/>
@@ -4765,7 +4918,13 @@
               <w:rPr>
                 <w:rFonts w:asciiTheme="minorHAnsi" w:hAnsiTheme="minorHAnsi" w:cstheme="minorHAnsi"/>
               </w:rPr>
-              <w:t>32</w:t>
+              <w:t>3</w:t>
+            </w:r>
+            <w:r>
+              <w:rPr>
+                <w:rFonts w:asciiTheme="minorHAnsi" w:hAnsiTheme="minorHAnsi" w:cstheme="minorHAnsi"/>
+              </w:rPr>
+              <w:t>1</w:t>
             </w:r>
           </w:p>
         </w:tc>
@@ -4776,29 +4935,6 @@
         <w:jc w:val="both"/>
         <w:rPr>
           <w:rFonts w:asciiTheme="minorHAnsi" w:hAnsiTheme="minorHAnsi" w:cstheme="minorHAnsi"/>
-        </w:rPr>
-      </w:pPr>
-      <w:r>
-        <w:rPr>
-          <w:rFonts w:asciiTheme="minorHAnsi" w:hAnsiTheme="minorHAnsi" w:cstheme="minorHAnsi"/>
-        </w:rPr>
-        <w:br w:type="page"/>
-      </w:r>
-    </w:p>
-    <w:p>
-      <w:pPr>
-        <w:jc w:val="both"/>
-        <w:rPr>
-          <w:rFonts w:asciiTheme="minorHAnsi" w:hAnsiTheme="minorHAnsi" w:cstheme="minorHAnsi"/>
-        </w:rPr>
-      </w:pPr>
-    </w:p>
-    <w:p>
-      <w:pPr>
-        <w:pStyle w:val="BodyText"/>
-        <w:jc w:val="both"/>
-        <w:rPr>
-          <w:rFonts w:asciiTheme="minorHAnsi" w:hAnsiTheme="minorHAnsi" w:cstheme="minorHAnsi"/>
           <w:b/>
           <w:bCs/>
           <w:sz w:val="32"/>
@@ -4808,80 +4944,239 @@
       <w:r>
         <w:rPr>
           <w:rFonts w:asciiTheme="minorHAnsi" w:hAnsiTheme="minorHAnsi" w:cstheme="minorHAnsi"/>
+        </w:rPr>
+        <w:br w:type="page"/>
+      </w:r>
+      <w:r>
+        <w:rPr>
+          <w:rFonts w:asciiTheme="minorHAnsi" w:hAnsiTheme="minorHAnsi" w:cstheme="minorHAnsi"/>
           <w:b/>
           <w:bCs/>
           <w:sz w:val="32"/>
           <w:szCs w:val="32"/>
         </w:rPr>
+        <w:lastRenderedPageBreak/>
         <w:t>ABSTRACT</w:t>
       </w:r>
     </w:p>
     <w:p>
       <w:pPr>
-        <w:pStyle w:val="BodyText"/>
-        <w:jc w:val="both"/>
-        <w:rPr>
-          <w:rFonts w:asciiTheme="minorHAnsi" w:hAnsiTheme="minorHAnsi" w:cstheme="minorHAnsi"/>
-          <w:lang w:val="en-IN"/>
-        </w:rPr>
-      </w:pPr>
-      <w:r>
-        <w:rPr>
-          <w:rFonts w:asciiTheme="minorHAnsi" w:hAnsiTheme="minorHAnsi" w:cstheme="minorHAnsi"/>
-          <w:lang w:val="en-IN"/>
-        </w:rPr>
-        <w:t>Heart disease remains one of the leading causes of mortality worldwide, creating a need for accurate and interpretable predictive models that can support clinical decision-making. This study investigates the effectiveness of three machine learning classification models—Logistic Regression, Random Forest, and XGBoost—for heart disease risk prediction using the Cleveland Heart Disease dataset from the UCI Machine Learning Repository. The dataset contains 303 patient records and 13 clinical attributes associated with cardiovascular health.</w:t>
-      </w:r>
-    </w:p>
-    <w:p>
-      <w:pPr>
-        <w:pStyle w:val="BodyText"/>
-        <w:jc w:val="both"/>
-        <w:rPr>
-          <w:rFonts w:asciiTheme="minorHAnsi" w:hAnsiTheme="minorHAnsi" w:cstheme="minorHAnsi"/>
-          <w:lang w:val="en-IN"/>
-        </w:rPr>
-      </w:pPr>
-      <w:r>
-        <w:rPr>
-          <w:rFonts w:asciiTheme="minorHAnsi" w:hAnsiTheme="minorHAnsi" w:cstheme="minorHAnsi"/>
-          <w:lang w:val="en-IN"/>
-        </w:rPr>
-        <w:t>Data preprocessing involved target variable binarisation, removal of six records containing missing values, stratified train-test splitting, and Synthetic Minority Over-sampling Technique (SMOTE) to address class imbalance within the training data. Hyperparameter optimisation was performed using GridSearchCV with five-fold cross-validation. Model performance was evaluated using accuracy, precision, recall, F1-score, and ROC-AUC.</w:t>
-      </w:r>
-    </w:p>
-    <w:p>
-      <w:pPr>
-        <w:pStyle w:val="BodyText"/>
-        <w:jc w:val="both"/>
-        <w:rPr>
-          <w:rFonts w:asciiTheme="minorHAnsi" w:hAnsiTheme="minorHAnsi" w:cstheme="minorHAnsi"/>
-          <w:lang w:val="en-IN"/>
-        </w:rPr>
-      </w:pPr>
-      <w:r>
-        <w:rPr>
-          <w:rFonts w:asciiTheme="minorHAnsi" w:hAnsiTheme="minorHAnsi" w:cstheme="minorHAnsi"/>
-          <w:lang w:val="en-IN"/>
-        </w:rPr>
-        <w:t>A three-stage evaluation framework was implemented, comparing model performance before SMOTE, after SMOTE, and after SMOTE combined with hyperparameter tuning. Results showed that all models achieved strong predictive performance, with Random Forest obtaining the highest ROC-AUC (0.951), while XGBoost achieved the most consistent overall balance across accuracy, precision, recall, and F1-score. Logistic Regression also demonstrated competitive performance despite its simpler linear structure.</w:t>
-      </w:r>
-    </w:p>
-    <w:p>
-      <w:pPr>
-        <w:pStyle w:val="BodyText"/>
-        <w:jc w:val="both"/>
-        <w:rPr>
-          <w:rFonts w:asciiTheme="minorHAnsi" w:hAnsiTheme="minorHAnsi" w:cstheme="minorHAnsi"/>
-          <w:lang w:val="en-IN"/>
-        </w:rPr>
-      </w:pPr>
-      <w:r>
-        <w:rPr>
-          <w:rFonts w:asciiTheme="minorHAnsi" w:hAnsiTheme="minorHAnsi" w:cstheme="minorHAnsi"/>
-          <w:lang w:val="en-IN"/>
-        </w:rPr>
-        <w:t>To improve model transparency, SHAP (SHapley Additive exPlanations) was applied to all tuned models. The explainability analysis consistently identified thal, ca, cp, oldpeak, and thalach as the most influential predictors of heart disease. Strong agreement across the three model architectures increased confidence in the clinical relevance of these features.</w:t>
+        <w:jc w:val="both"/>
+        <w:rPr>
+          <w:rFonts w:asciiTheme="minorHAnsi" w:hAnsiTheme="minorHAnsi" w:cstheme="minorHAnsi"/>
+        </w:rPr>
+      </w:pPr>
+    </w:p>
+    <w:p>
+      <w:pPr>
+        <w:pStyle w:val="BodyText"/>
+        <w:jc w:val="both"/>
+        <w:rPr>
+          <w:rFonts w:asciiTheme="minorHAnsi" w:hAnsiTheme="minorHAnsi" w:cstheme="minorHAnsi"/>
+          <w:lang w:val="en-IN"/>
+        </w:rPr>
+      </w:pPr>
+      <w:r>
+        <w:rPr>
+          <w:rFonts w:asciiTheme="minorHAnsi" w:hAnsiTheme="minorHAnsi" w:cstheme="minorHAnsi"/>
+          <w:lang w:val="en-IN"/>
+        </w:rPr>
+        <w:t xml:space="preserve">Heart disease remains one of the leading causes of mortality worldwide, creating a need for accurate and interpretable predictive models that can support clinical decision-making. This study investigates the effectiveness of three machine learning classification models—Logistic Regression, Random Forest, and </w:t>
+      </w:r>
+      <w:proofErr w:type="spellStart"/>
+      <w:r>
+        <w:rPr>
+          <w:rFonts w:asciiTheme="minorHAnsi" w:hAnsiTheme="minorHAnsi" w:cstheme="minorHAnsi"/>
+          <w:lang w:val="en-IN"/>
+        </w:rPr>
+        <w:t>XGBoost</w:t>
+      </w:r>
+      <w:proofErr w:type="spellEnd"/>
+      <w:r>
+        <w:rPr>
+          <w:rFonts w:asciiTheme="minorHAnsi" w:hAnsiTheme="minorHAnsi" w:cstheme="minorHAnsi"/>
+          <w:lang w:val="en-IN"/>
+        </w:rPr>
+        <w:t>—for heart disease risk prediction using the Cleveland Heart Disease dataset from the UCI Machine Learning Repository. The dataset contains 303 patient records and 13 clinical attributes associated with cardiovascular health.</w:t>
+      </w:r>
+    </w:p>
+    <w:p>
+      <w:pPr>
+        <w:pStyle w:val="BodyText"/>
+        <w:jc w:val="both"/>
+        <w:rPr>
+          <w:rFonts w:asciiTheme="minorHAnsi" w:hAnsiTheme="minorHAnsi" w:cstheme="minorHAnsi"/>
+          <w:lang w:val="en-IN"/>
+        </w:rPr>
+      </w:pPr>
+      <w:r>
+        <w:rPr>
+          <w:rFonts w:asciiTheme="minorHAnsi" w:hAnsiTheme="minorHAnsi" w:cstheme="minorHAnsi"/>
+          <w:lang w:val="en-IN"/>
+        </w:rPr>
+        <w:t xml:space="preserve">Data preprocessing involved target variable </w:t>
+      </w:r>
+      <w:proofErr w:type="spellStart"/>
+      <w:r>
+        <w:rPr>
+          <w:rFonts w:asciiTheme="minorHAnsi" w:hAnsiTheme="minorHAnsi" w:cstheme="minorHAnsi"/>
+          <w:lang w:val="en-IN"/>
+        </w:rPr>
+        <w:t>binarisation</w:t>
+      </w:r>
+      <w:proofErr w:type="spellEnd"/>
+      <w:r>
+        <w:rPr>
+          <w:rFonts w:asciiTheme="minorHAnsi" w:hAnsiTheme="minorHAnsi" w:cstheme="minorHAnsi"/>
+          <w:lang w:val="en-IN"/>
+        </w:rPr>
+        <w:t xml:space="preserve">, removal of six records containing missing values, stratified train-test splitting, and Synthetic Minority Over-sampling Technique (SMOTE) to address class imbalance within the training data. Hyperparameter optimisation was performed using </w:t>
+      </w:r>
+      <w:proofErr w:type="spellStart"/>
+      <w:r>
+        <w:rPr>
+          <w:rFonts w:asciiTheme="minorHAnsi" w:hAnsiTheme="minorHAnsi" w:cstheme="minorHAnsi"/>
+          <w:lang w:val="en-IN"/>
+        </w:rPr>
+        <w:t>GridSearchCV</w:t>
+      </w:r>
+      <w:proofErr w:type="spellEnd"/>
+      <w:r>
+        <w:rPr>
+          <w:rFonts w:asciiTheme="minorHAnsi" w:hAnsiTheme="minorHAnsi" w:cstheme="minorHAnsi"/>
+          <w:lang w:val="en-IN"/>
+        </w:rPr>
+        <w:t xml:space="preserve"> with five-fold cross-validation. Model performance was evaluated using accuracy, precision, recall, F1-score, and ROC-AUC.</w:t>
+      </w:r>
+    </w:p>
+    <w:p>
+      <w:pPr>
+        <w:pStyle w:val="BodyText"/>
+        <w:jc w:val="both"/>
+        <w:rPr>
+          <w:rFonts w:asciiTheme="minorHAnsi" w:hAnsiTheme="minorHAnsi" w:cstheme="minorHAnsi"/>
+          <w:lang w:val="en-IN"/>
+        </w:rPr>
+      </w:pPr>
+      <w:r>
+        <w:rPr>
+          <w:rFonts w:asciiTheme="minorHAnsi" w:hAnsiTheme="minorHAnsi" w:cstheme="minorHAnsi"/>
+          <w:lang w:val="en-IN"/>
+        </w:rPr>
+        <w:t xml:space="preserve">A three-stage evaluation framework was implemented, comparing model performance before SMOTE, after SMOTE, and after SMOTE combined with hyperparameter tuning. Results showed that all models achieved strong predictive performance, with Random Forest obtaining the highest ROC-AUC (0.951), while </w:t>
+      </w:r>
+      <w:proofErr w:type="spellStart"/>
+      <w:r>
+        <w:rPr>
+          <w:rFonts w:asciiTheme="minorHAnsi" w:hAnsiTheme="minorHAnsi" w:cstheme="minorHAnsi"/>
+          <w:lang w:val="en-IN"/>
+        </w:rPr>
+        <w:t>XGBoost</w:t>
+      </w:r>
+      <w:proofErr w:type="spellEnd"/>
+      <w:r>
+        <w:rPr>
+          <w:rFonts w:asciiTheme="minorHAnsi" w:hAnsiTheme="minorHAnsi" w:cstheme="minorHAnsi"/>
+          <w:lang w:val="en-IN"/>
+        </w:rPr>
+        <w:t xml:space="preserve"> achieved the most consistent overall balance across accuracy, precision, recall, and F1-score. Logistic Regression also demonstrated competitive performance despite its simpler linear structure.</w:t>
+      </w:r>
+    </w:p>
+    <w:p>
+      <w:pPr>
+        <w:pStyle w:val="BodyText"/>
+        <w:jc w:val="both"/>
+        <w:rPr>
+          <w:rFonts w:asciiTheme="minorHAnsi" w:hAnsiTheme="minorHAnsi" w:cstheme="minorHAnsi"/>
+          <w:lang w:val="en-IN"/>
+        </w:rPr>
+      </w:pPr>
+      <w:r>
+        <w:rPr>
+          <w:rFonts w:asciiTheme="minorHAnsi" w:hAnsiTheme="minorHAnsi" w:cstheme="minorHAnsi"/>
+          <w:lang w:val="en-IN"/>
+        </w:rPr>
+        <w:t>To improve model transparency, SHAP (</w:t>
+      </w:r>
+      <w:proofErr w:type="spellStart"/>
+      <w:r>
+        <w:rPr>
+          <w:rFonts w:asciiTheme="minorHAnsi" w:hAnsiTheme="minorHAnsi" w:cstheme="minorHAnsi"/>
+          <w:lang w:val="en-IN"/>
+        </w:rPr>
+        <w:t>SHapley</w:t>
+      </w:r>
+      <w:proofErr w:type="spellEnd"/>
+      <w:r>
+        <w:rPr>
+          <w:rFonts w:asciiTheme="minorHAnsi" w:hAnsiTheme="minorHAnsi" w:cstheme="minorHAnsi"/>
+          <w:lang w:val="en-IN"/>
+        </w:rPr>
+        <w:t xml:space="preserve"> Additive </w:t>
+      </w:r>
+      <w:proofErr w:type="spellStart"/>
+      <w:r>
+        <w:rPr>
+          <w:rFonts w:asciiTheme="minorHAnsi" w:hAnsiTheme="minorHAnsi" w:cstheme="minorHAnsi"/>
+          <w:lang w:val="en-IN"/>
+        </w:rPr>
+        <w:t>exPlanations</w:t>
+      </w:r>
+      <w:proofErr w:type="spellEnd"/>
+      <w:r>
+        <w:rPr>
+          <w:rFonts w:asciiTheme="minorHAnsi" w:hAnsiTheme="minorHAnsi" w:cstheme="minorHAnsi"/>
+          <w:lang w:val="en-IN"/>
+        </w:rPr>
+        <w:t xml:space="preserve">) was applied to all tuned models. The explainability analysis consistently identified </w:t>
+      </w:r>
+      <w:proofErr w:type="spellStart"/>
+      <w:r>
+        <w:rPr>
+          <w:rFonts w:asciiTheme="minorHAnsi" w:hAnsiTheme="minorHAnsi" w:cstheme="minorHAnsi"/>
+          <w:lang w:val="en-IN"/>
+        </w:rPr>
+        <w:t>thal</w:t>
+      </w:r>
+      <w:proofErr w:type="spellEnd"/>
+      <w:r>
+        <w:rPr>
+          <w:rFonts w:asciiTheme="minorHAnsi" w:hAnsiTheme="minorHAnsi" w:cstheme="minorHAnsi"/>
+          <w:lang w:val="en-IN"/>
+        </w:rPr>
+        <w:t xml:space="preserve">, ca, cp, </w:t>
+      </w:r>
+      <w:proofErr w:type="spellStart"/>
+      <w:r>
+        <w:rPr>
+          <w:rFonts w:asciiTheme="minorHAnsi" w:hAnsiTheme="minorHAnsi" w:cstheme="minorHAnsi"/>
+          <w:lang w:val="en-IN"/>
+        </w:rPr>
+        <w:t>oldpeak</w:t>
+      </w:r>
+      <w:proofErr w:type="spellEnd"/>
+      <w:r>
+        <w:rPr>
+          <w:rFonts w:asciiTheme="minorHAnsi" w:hAnsiTheme="minorHAnsi" w:cstheme="minorHAnsi"/>
+          <w:lang w:val="en-IN"/>
+        </w:rPr>
+        <w:t xml:space="preserve">, and </w:t>
+      </w:r>
+      <w:proofErr w:type="spellStart"/>
+      <w:r>
+        <w:rPr>
+          <w:rFonts w:asciiTheme="minorHAnsi" w:hAnsiTheme="minorHAnsi" w:cstheme="minorHAnsi"/>
+          <w:lang w:val="en-IN"/>
+        </w:rPr>
+        <w:t>thalach</w:t>
+      </w:r>
+      <w:proofErr w:type="spellEnd"/>
+      <w:r>
+        <w:rPr>
+          <w:rFonts w:asciiTheme="minorHAnsi" w:hAnsiTheme="minorHAnsi" w:cstheme="minorHAnsi"/>
+          <w:lang w:val="en-IN"/>
+        </w:rPr>
+        <w:t xml:space="preserve"> as the most influential predictors of heart disease. Strong agreement across the three model architectures increased confidence in the clinical relevance of these features.</w:t>
       </w:r>
     </w:p>
     <w:p>
@@ -5070,41 +5365,73 @@
           <w:rFonts w:asciiTheme="minorHAnsi" w:hAnsiTheme="minorHAnsi" w:cstheme="minorHAnsi"/>
           <w:lang w:val="en-IN"/>
         </w:rPr>
-        <w:t>Recent advances in data science and machine learning offer quantitative frameworks for analysing structured clinical data and predicting disease risk. Machine learning models can evaluate multiple clinical variables simultaneously, identify nonlinear relationships between predictors, and produce probabilistic risk scores — capabilities that complement, and in some respects exceed, traditional statistical methods. Equally important is interpretability: in clinical settings, clinicians must be able to understand and trust model predictions before acting on them. Explainable AI (XAI) techniques such as SHAP bridge the gap between predictive performance and clinical transparency.</w:t>
-      </w:r>
-    </w:p>
-    <w:p>
-      <w:pPr>
-        <w:pStyle w:val="BodyText"/>
-        <w:jc w:val="both"/>
-        <w:rPr>
-          <w:rFonts w:asciiTheme="minorHAnsi" w:hAnsiTheme="minorHAnsi" w:cstheme="minorHAnsi"/>
-          <w:lang w:val="en-IN"/>
-        </w:rPr>
-      </w:pPr>
-      <w:r>
-        <w:rPr>
-          <w:rFonts w:asciiTheme="minorHAnsi" w:hAnsiTheme="minorHAnsi" w:cstheme="minorHAnsi"/>
-          <w:lang w:val="en-IN"/>
-        </w:rPr>
-        <w:t>This study applies three machine learning classifiers to the Cleveland Heart Disease dataset (UCI Machine Learning Repository), using SMOTE for class balancing, GridSearchCV for hyperparameter optimisation, and SHAP for post-hoc explainability. The comparative SHAP analysis across all three models is a central contribution of this work.</w:t>
-      </w:r>
-    </w:p>
-    <w:p>
-      <w:pPr>
-        <w:pStyle w:val="BodyText"/>
-        <w:jc w:val="both"/>
-        <w:rPr>
-          <w:rFonts w:asciiTheme="minorHAnsi" w:hAnsiTheme="minorHAnsi" w:cstheme="minorHAnsi"/>
-          <w:lang w:val="en-IN"/>
-        </w:rPr>
-      </w:pPr>
-      <w:r>
-        <w:rPr>
-          <w:rFonts w:asciiTheme="minorHAnsi" w:hAnsiTheme="minorHAnsi" w:cstheme="minorHAnsi"/>
-          <w:lang w:val="en-IN"/>
-        </w:rPr>
-        <w:t>Despite significant progress in machine learning-based heart disease prediction, many studies focus primarily on predictive performance while providing limited analysis of model interpretability. In healthcare applications, high predictive accuracy alone is insufficient; clinicians must also understand the factors driving model predictions to support trust, accountability, and informed decision-making. Furthermore, relatively few studies have conducted a systematic comparison of explainability results across multiple machine learning architectures using a common dataset and evaluation framework. This study addresses this gap by combining comparative model evaluation with SHAP-based explainability analysis across Logistic Regression, Random Forest, and XGBoost models.</w:t>
+        <w:t>Recent advances in data science and machine learning offer quantitative frameworks for analysing structured clinical data and predicting disease risk. Machine learning models can evaluate multiple clinical variables simultaneously, identify nonlinear relationships between predictors, and produce probabilistic risk scores — capabilities that complement, and in some respects exceed, traditional statistical methods. Equally important is interpretability: in clinical settings, clinicians must be able to understand and trust model predictions before acting on them. Explainable AI techniques such as SHAP bridge the gap between predictive performance and clinical transparency.</w:t>
+      </w:r>
+    </w:p>
+    <w:p>
+      <w:pPr>
+        <w:pStyle w:val="BodyText"/>
+        <w:jc w:val="both"/>
+        <w:rPr>
+          <w:rFonts w:asciiTheme="minorHAnsi" w:hAnsiTheme="minorHAnsi" w:cstheme="minorHAnsi"/>
+          <w:lang w:val="en-IN"/>
+        </w:rPr>
+      </w:pPr>
+      <w:r>
+        <w:rPr>
+          <w:rFonts w:asciiTheme="minorHAnsi" w:hAnsiTheme="minorHAnsi" w:cstheme="minorHAnsi"/>
+          <w:lang w:val="en-IN"/>
+        </w:rPr>
+        <w:t xml:space="preserve">This study applies three machine learning classifiers to the Cleveland Heart Disease dataset (UCI Machine Learning Repository), using SMOTE for class balancing, </w:t>
+      </w:r>
+      <w:proofErr w:type="spellStart"/>
+      <w:r>
+        <w:rPr>
+          <w:rFonts w:asciiTheme="minorHAnsi" w:hAnsiTheme="minorHAnsi" w:cstheme="minorHAnsi"/>
+          <w:lang w:val="en-IN"/>
+        </w:rPr>
+        <w:t>GridSearchCV</w:t>
+      </w:r>
+      <w:proofErr w:type="spellEnd"/>
+      <w:r>
+        <w:rPr>
+          <w:rFonts w:asciiTheme="minorHAnsi" w:hAnsiTheme="minorHAnsi" w:cstheme="minorHAnsi"/>
+          <w:lang w:val="en-IN"/>
+        </w:rPr>
+        <w:t xml:space="preserve"> for hyperparameter optimisation, and SHAP for post-hoc explainability. The comparative SHAP analysis across all three models is a central contribution of this work.</w:t>
+      </w:r>
+    </w:p>
+    <w:p>
+      <w:pPr>
+        <w:pStyle w:val="BodyText"/>
+        <w:jc w:val="both"/>
+        <w:rPr>
+          <w:rFonts w:asciiTheme="minorHAnsi" w:hAnsiTheme="minorHAnsi" w:cstheme="minorHAnsi"/>
+          <w:lang w:val="en-IN"/>
+        </w:rPr>
+      </w:pPr>
+      <w:r>
+        <w:rPr>
+          <w:rFonts w:asciiTheme="minorHAnsi" w:hAnsiTheme="minorHAnsi" w:cstheme="minorHAnsi"/>
+          <w:lang w:val="en-IN"/>
+        </w:rPr>
+        <w:t xml:space="preserve">Despite progress in machine learning-based heart disease prediction, many studies focus primarily on predictive performance with limited analysis of interpretability — yet in healthcare, accuracy alone is insufficient; clinicians must understand the factors driving a prediction to trust and act on it. Relatively few studies systematically compare explainability results across multiple architectures using a common dataset, a gap this study addresses through SHAP-based explainability analysis across Logistic Regression, Random Forest and </w:t>
+      </w:r>
+      <w:proofErr w:type="spellStart"/>
+      <w:r>
+        <w:rPr>
+          <w:rFonts w:asciiTheme="minorHAnsi" w:hAnsiTheme="minorHAnsi" w:cstheme="minorHAnsi"/>
+          <w:lang w:val="en-IN"/>
+        </w:rPr>
+        <w:t>XGBoost</w:t>
+      </w:r>
+      <w:proofErr w:type="spellEnd"/>
+      <w:r>
+        <w:rPr>
+          <w:rFonts w:asciiTheme="minorHAnsi" w:hAnsiTheme="minorHAnsi" w:cstheme="minorHAnsi"/>
+          <w:lang w:val="en-IN"/>
+        </w:rPr>
+        <w:t>.</w:t>
       </w:r>
     </w:p>
     <w:p>
@@ -5197,7 +5524,11 @@
           <w:szCs w:val="32"/>
         </w:rPr>
       </w:pPr>
-      <w:r>
+    </w:p>
+    <w:p>
+      <w:pPr>
+        <w:pStyle w:val="BodyText"/>
+        <w:jc w:val="both"/>
         <w:rPr>
           <w:rFonts w:asciiTheme="minorHAnsi" w:hAnsiTheme="minorHAnsi" w:cstheme="minorHAnsi"/>
           <w:b/>
@@ -5205,6 +5536,28 @@
           <w:sz w:val="32"/>
           <w:szCs w:val="32"/>
         </w:rPr>
+      </w:pPr>
+    </w:p>
+    <w:p>
+      <w:pPr>
+        <w:pStyle w:val="BodyText"/>
+        <w:jc w:val="both"/>
+        <w:rPr>
+          <w:rFonts w:asciiTheme="minorHAnsi" w:hAnsiTheme="minorHAnsi" w:cstheme="minorHAnsi"/>
+          <w:b/>
+          <w:bCs/>
+          <w:sz w:val="32"/>
+          <w:szCs w:val="32"/>
+        </w:rPr>
+      </w:pPr>
+      <w:r>
+        <w:rPr>
+          <w:rFonts w:asciiTheme="minorHAnsi" w:hAnsiTheme="minorHAnsi" w:cstheme="minorHAnsi"/>
+          <w:b/>
+          <w:bCs/>
+          <w:sz w:val="32"/>
+          <w:szCs w:val="32"/>
+        </w:rPr>
         <w:lastRenderedPageBreak/>
         <w:t>1.3 Research Question:</w:t>
       </w:r>
@@ -5223,7 +5576,23 @@
           <w:rFonts w:asciiTheme="minorHAnsi" w:hAnsiTheme="minorHAnsi" w:cstheme="minorHAnsi"/>
           <w:lang w:val="en-IN"/>
         </w:rPr>
-        <w:t>Can machine learning classification models — specifically Logistic Regression, Random Forest, and XGBoost — accurately predict heart disease risk from structured clinical data in the UCI Cleveland Heart Disease dataset, and can SHAP-based explainability identify the most clinically relevant predictors consistently across all three model architectures?</w:t>
+        <w:t xml:space="preserve">Can machine learning classification models — specifically Logistic Regression, Random Forest, and </w:t>
+      </w:r>
+      <w:proofErr w:type="spellStart"/>
+      <w:r>
+        <w:rPr>
+          <w:rFonts w:asciiTheme="minorHAnsi" w:hAnsiTheme="minorHAnsi" w:cstheme="minorHAnsi"/>
+          <w:lang w:val="en-IN"/>
+        </w:rPr>
+        <w:t>XGBoost</w:t>
+      </w:r>
+      <w:proofErr w:type="spellEnd"/>
+      <w:r>
+        <w:rPr>
+          <w:rFonts w:asciiTheme="minorHAnsi" w:hAnsiTheme="minorHAnsi" w:cstheme="minorHAnsi"/>
+          <w:lang w:val="en-IN"/>
+        </w:rPr>
+        <w:t xml:space="preserve"> — accurately predict heart disease risk from structured clinical data in the UCI Cleveland Heart Disease dataset, and can SHAP-based explainability identify the most clinically relevant predictors consistently across all three model architectures?</w:t>
       </w:r>
     </w:p>
     <w:p>
@@ -5311,7 +5680,23 @@
           <w:rFonts w:asciiTheme="minorHAnsi" w:hAnsiTheme="minorHAnsi" w:cstheme="minorHAnsi"/>
           <w:lang w:val="en-IN"/>
         </w:rPr>
-        <w:t>Preprocess the dataset by handling missing values, binarising the target variable, and creating a stratified train-test split.</w:t>
+        <w:t xml:space="preserve">Preprocess the dataset by handling missing values, </w:t>
+      </w:r>
+      <w:proofErr w:type="spellStart"/>
+      <w:r>
+        <w:rPr>
+          <w:rFonts w:asciiTheme="minorHAnsi" w:hAnsiTheme="minorHAnsi" w:cstheme="minorHAnsi"/>
+          <w:lang w:val="en-IN"/>
+        </w:rPr>
+        <w:t>binarising</w:t>
+      </w:r>
+      <w:proofErr w:type="spellEnd"/>
+      <w:r>
+        <w:rPr>
+          <w:rFonts w:asciiTheme="minorHAnsi" w:hAnsiTheme="minorHAnsi" w:cstheme="minorHAnsi"/>
+          <w:lang w:val="en-IN"/>
+        </w:rPr>
+        <w:t xml:space="preserve"> the target variable, and creating a stratified train-test split.</w:t>
       </w:r>
     </w:p>
     <w:p>
@@ -5353,7 +5738,39 @@
           <w:rFonts w:asciiTheme="minorHAnsi" w:hAnsiTheme="minorHAnsi" w:cstheme="minorHAnsi"/>
           <w:lang w:val="en-IN"/>
         </w:rPr>
-        <w:t>Implement and compare Logistic Regression, Random Forest, and XGBoost classifiers across three stages: no SMOTE, SMOTE before tuning, and SMOTE with GridSearchCV tuning.</w:t>
+        <w:t xml:space="preserve">Implement and compare Logistic Regression, Random Forest, and </w:t>
+      </w:r>
+      <w:proofErr w:type="spellStart"/>
+      <w:r>
+        <w:rPr>
+          <w:rFonts w:asciiTheme="minorHAnsi" w:hAnsiTheme="minorHAnsi" w:cstheme="minorHAnsi"/>
+          <w:lang w:val="en-IN"/>
+        </w:rPr>
+        <w:t>XGBoost</w:t>
+      </w:r>
+      <w:proofErr w:type="spellEnd"/>
+      <w:r>
+        <w:rPr>
+          <w:rFonts w:asciiTheme="minorHAnsi" w:hAnsiTheme="minorHAnsi" w:cstheme="minorHAnsi"/>
+          <w:lang w:val="en-IN"/>
+        </w:rPr>
+        <w:t xml:space="preserve"> classifiers across three stages: no SMOTE, SMOTE before tuning, and SMOTE with </w:t>
+      </w:r>
+      <w:proofErr w:type="spellStart"/>
+      <w:r>
+        <w:rPr>
+          <w:rFonts w:asciiTheme="minorHAnsi" w:hAnsiTheme="minorHAnsi" w:cstheme="minorHAnsi"/>
+          <w:lang w:val="en-IN"/>
+        </w:rPr>
+        <w:t>GridSearchCV</w:t>
+      </w:r>
+      <w:proofErr w:type="spellEnd"/>
+      <w:r>
+        <w:rPr>
+          <w:rFonts w:asciiTheme="minorHAnsi" w:hAnsiTheme="minorHAnsi" w:cstheme="minorHAnsi"/>
+          <w:lang w:val="en-IN"/>
+        </w:rPr>
+        <w:t xml:space="preserve"> tuning.</w:t>
       </w:r>
     </w:p>
     <w:p>
@@ -5561,194 +5978,152 @@
     <w:p>
       <w:pPr>
         <w:pStyle w:val="BodyText"/>
-        <w:rPr>
-          <w:rFonts w:asciiTheme="minorHAnsi" w:hAnsiTheme="minorHAnsi" w:cstheme="minorHAnsi"/>
-          <w:lang w:val="en-IN"/>
-        </w:rPr>
-      </w:pPr>
-      <w:r>
-        <w:rPr>
-          <w:rFonts w:asciiTheme="minorHAnsi" w:hAnsiTheme="minorHAnsi" w:cstheme="minorHAnsi"/>
-          <w:lang w:val="en-IN"/>
-        </w:rPr>
-        <w:t>Heart disease prediction using machine learning has been actively studied for over two decades. The Cleveland Heart Disease dataset from the UCI Machine Learning Repository has served as a benchmark in much of this work, owing to its clinical validity and public accessibility (Detrano et al., 1989).</w:t>
-      </w:r>
-    </w:p>
-    <w:p>
-      <w:pPr>
-        <w:pStyle w:val="BodyText"/>
-        <w:rPr>
-          <w:rFonts w:asciiTheme="minorHAnsi" w:hAnsiTheme="minorHAnsi" w:cstheme="minorHAnsi"/>
-          <w:lang w:val="en-IN"/>
-        </w:rPr>
-      </w:pPr>
-      <w:r>
-        <w:rPr>
-          <w:rFonts w:asciiTheme="minorHAnsi" w:hAnsiTheme="minorHAnsi" w:cstheme="minorHAnsi"/>
-          <w:b/>
-          <w:bCs/>
-          <w:lang w:val="en-IN"/>
-        </w:rPr>
-        <w:t>Logistic Regression</w:t>
-      </w:r>
-      <w:r>
-        <w:rPr>
-          <w:rFonts w:asciiTheme="minorHAnsi" w:hAnsiTheme="minorHAnsi" w:cstheme="minorHAnsi"/>
-          <w:lang w:val="en-IN"/>
-        </w:rPr>
-        <w:t xml:space="preserve"> has historically been used as a baseline model in binary medical classification, owing to its simplicity, interpretability, and probabilistic output. However, its assumption of a linear decision boundary limits its ability to capture complex, nonlinear relationships that often exist in clinical data.</w:t>
-      </w:r>
-    </w:p>
-    <w:p>
-      <w:pPr>
-        <w:pStyle w:val="BodyText"/>
-        <w:rPr>
-          <w:rFonts w:asciiTheme="minorHAnsi" w:hAnsiTheme="minorHAnsi" w:cstheme="minorHAnsi"/>
-          <w:lang w:val="en-IN"/>
-        </w:rPr>
-      </w:pPr>
-      <w:r>
-        <w:rPr>
-          <w:rFonts w:asciiTheme="minorHAnsi" w:hAnsiTheme="minorHAnsi" w:cstheme="minorHAnsi"/>
-          <w:lang w:val="en-IN"/>
-        </w:rPr>
-        <w:t xml:space="preserve">Breiman (2001) introduced </w:t>
-      </w:r>
-      <w:r>
-        <w:rPr>
-          <w:rFonts w:asciiTheme="minorHAnsi" w:hAnsiTheme="minorHAnsi" w:cstheme="minorHAnsi"/>
-          <w:b/>
-          <w:bCs/>
-          <w:lang w:val="en-IN"/>
-        </w:rPr>
-        <w:t>Random Forest</w:t>
-      </w:r>
-      <w:r>
-        <w:rPr>
-          <w:rFonts w:asciiTheme="minorHAnsi" w:hAnsiTheme="minorHAnsi" w:cstheme="minorHAnsi"/>
-          <w:lang w:val="en-IN"/>
-        </w:rPr>
-        <w:t>, an ensemble learning method that constructs multiple decision trees on bootstrapped subsets of the training data and aggregates their predictions. In heart disease classification, Soni et al. (2011) demonstrated that ensemble methods consistently outperform single classifiers on the Cleveland dataset, achieving accuracies of 80–86%.</w:t>
-      </w:r>
-    </w:p>
-    <w:p>
-      <w:pPr>
-        <w:pStyle w:val="BodyText"/>
-        <w:rPr>
-          <w:rFonts w:asciiTheme="minorHAnsi" w:hAnsiTheme="minorHAnsi" w:cstheme="minorHAnsi"/>
-          <w:lang w:val="en-IN"/>
-        </w:rPr>
-      </w:pPr>
-      <w:r>
-        <w:rPr>
-          <w:rFonts w:asciiTheme="minorHAnsi" w:hAnsiTheme="minorHAnsi" w:cstheme="minorHAnsi"/>
-          <w:lang w:val="en-IN"/>
-        </w:rPr>
-        <w:t xml:space="preserve">Chen and Guestrin (2016) developed </w:t>
-      </w:r>
-      <w:r>
-        <w:rPr>
-          <w:rFonts w:asciiTheme="minorHAnsi" w:hAnsiTheme="minorHAnsi" w:cstheme="minorHAnsi"/>
-          <w:b/>
-          <w:bCs/>
+        <w:jc w:val="both"/>
+        <w:rPr>
+          <w:rFonts w:asciiTheme="minorHAnsi" w:hAnsiTheme="minorHAnsi" w:cstheme="minorHAnsi"/>
+          <w:lang w:val="en-IN"/>
+        </w:rPr>
+      </w:pPr>
+      <w:r>
+        <w:rPr>
+          <w:rFonts w:asciiTheme="minorHAnsi" w:hAnsiTheme="minorHAnsi" w:cstheme="minorHAnsi"/>
+          <w:lang w:val="en-IN"/>
+        </w:rPr>
+        <w:t>Machine learning has become an important tool for heart disease prediction because it can analyse multiple clinical variables simultaneously and identify complex relationships that may not be apparent using traditional statistical approaches. The Cleveland Heart Disease dataset remains one of the most widely used benchmark datasets in this area due to its clinical relevance and public availability (Detrano et al., 1989).</w:t>
+      </w:r>
+    </w:p>
+    <w:p>
+      <w:pPr>
+        <w:pStyle w:val="BodyText"/>
+        <w:jc w:val="both"/>
+        <w:rPr>
+          <w:rFonts w:asciiTheme="minorHAnsi" w:hAnsiTheme="minorHAnsi" w:cstheme="minorHAnsi"/>
+          <w:lang w:val="en-IN"/>
+        </w:rPr>
+      </w:pPr>
+      <w:r>
+        <w:rPr>
+          <w:rFonts w:asciiTheme="minorHAnsi" w:hAnsiTheme="minorHAnsi" w:cstheme="minorHAnsi"/>
+          <w:lang w:val="en-IN"/>
+        </w:rPr>
+        <w:t xml:space="preserve">Among traditional machine learning methods, Logistic Regression is frequently used as a baseline classifier because of its simplicity and interpretability. While it provides transparent predictions and performs well on structured medical datasets, its ability to model nonlinear relationships is limited. As a result, more recent studies have increasingly focused on ensemble learning methods such as Random Forest and </w:t>
+      </w:r>
+      <w:proofErr w:type="spellStart"/>
+      <w:r>
+        <w:rPr>
+          <w:rFonts w:asciiTheme="minorHAnsi" w:hAnsiTheme="minorHAnsi" w:cstheme="minorHAnsi"/>
           <w:lang w:val="en-IN"/>
         </w:rPr>
         <w:t>XGBoost</w:t>
       </w:r>
-      <w:r>
-        <w:rPr>
-          <w:rFonts w:asciiTheme="minorHAnsi" w:hAnsiTheme="minorHAnsi" w:cstheme="minorHAnsi"/>
-          <w:lang w:val="en-IN"/>
-        </w:rPr>
-        <w:t>, an optimised gradient boosting framework that builds trees sequentially, each correcting residual errors from the previous one. Yang and Guan (2022) applied XGBoost combined with SMOTE to the UCI Heart Disease dataset and reported 93.44% accuracy, attributing the improvement to better handling of class imbalance. This highlights two key considerations: both model selection and data preprocessing strategy influence predictive performance.</w:t>
-      </w:r>
-    </w:p>
-    <w:p>
-      <w:pPr>
-        <w:pStyle w:val="BodyText"/>
-        <w:rPr>
-          <w:rFonts w:asciiTheme="minorHAnsi" w:hAnsiTheme="minorHAnsi" w:cstheme="minorHAnsi"/>
-          <w:lang w:val="en-IN"/>
-        </w:rPr>
-      </w:pPr>
-      <w:r>
-        <w:rPr>
-          <w:rFonts w:asciiTheme="minorHAnsi" w:hAnsiTheme="minorHAnsi" w:cstheme="minorHAnsi"/>
-          <w:lang w:val="en-IN"/>
-        </w:rPr>
-        <w:t>Nahar et al. (2026), published in Analytical Science Advances, applied a stacked ensemble approach with SHAP-based explainability to the Cleveland dataset, achieving 93.69% accuracy and an AUC of 0.947. The authors incorporated multiple class-balancing strategies and used SHAP to provide per-feature explanations at the individual prediction level, demonstrating the state-of-the-art potential of combining ensemble learning with explainability.</w:t>
-      </w:r>
-    </w:p>
-    <w:p>
-      <w:pPr>
-        <w:pStyle w:val="BodyText"/>
-        <w:rPr>
-          <w:rFonts w:asciiTheme="minorHAnsi" w:hAnsiTheme="minorHAnsi" w:cstheme="minorHAnsi"/>
-          <w:lang w:val="en-IN"/>
-        </w:rPr>
-      </w:pPr>
-      <w:r>
-        <w:rPr>
-          <w:rFonts w:asciiTheme="minorHAnsi" w:hAnsiTheme="minorHAnsi" w:cstheme="minorHAnsi"/>
-          <w:lang w:val="en-IN"/>
-        </w:rPr>
-        <w:t xml:space="preserve">Lundberg and Lee (2017) introduced </w:t>
-      </w:r>
-      <w:r>
-        <w:rPr>
-          <w:rFonts w:asciiTheme="minorHAnsi" w:hAnsiTheme="minorHAnsi" w:cstheme="minorHAnsi"/>
-          <w:b/>
-          <w:bCs/>
-          <w:lang w:val="en-IN"/>
-        </w:rPr>
-        <w:t>SHAP (SHapley Additive exPlanations)</w:t>
-      </w:r>
-      <w:r>
-        <w:rPr>
-          <w:rFonts w:asciiTheme="minorHAnsi" w:hAnsiTheme="minorHAnsi" w:cstheme="minorHAnsi"/>
-          <w:lang w:val="en-IN"/>
-        </w:rPr>
-        <w:t>, grounded in cooperative game theory, which assigns each feature an importance value based on its average marginal contribution across all possible feature subsets. SHAP provides both global feature rankings and local, per-prediction explanations — making it particularly suitable for clinical applications where transparency is essential. Raman et al. (2026) applied SHAP alongside a leakage-controlled machine learning pipeline to the Cleveland dataset and Framingham study data, demonstrating that SHAP consistently identified chest pain type, maximum heart rate, and ST depression as the most influential features across datasets.</w:t>
-      </w:r>
-    </w:p>
-    <w:p>
-      <w:pPr>
-        <w:pStyle w:val="BodyText"/>
-        <w:rPr>
-          <w:rFonts w:asciiTheme="minorHAnsi" w:hAnsiTheme="minorHAnsi" w:cstheme="minorHAnsi"/>
-          <w:lang w:val="en-IN"/>
-        </w:rPr>
-      </w:pPr>
-      <w:r>
-        <w:rPr>
-          <w:rFonts w:asciiTheme="minorHAnsi" w:hAnsiTheme="minorHAnsi" w:cstheme="minorHAnsi"/>
-          <w:lang w:val="en-IN"/>
-        </w:rPr>
-        <w:t xml:space="preserve">A systematic review by Banerjee and Paçal (2025) confirmed that the UCI Cleveland dataset remains the most widely used benchmark, and that ensemble models such as XGBoost and </w:t>
-      </w:r>
+      <w:proofErr w:type="spellEnd"/>
+      <w:r>
+        <w:rPr>
+          <w:rFonts w:asciiTheme="minorHAnsi" w:hAnsiTheme="minorHAnsi" w:cstheme="minorHAnsi"/>
+          <w:lang w:val="en-IN"/>
+        </w:rPr>
+        <w:t>, which generally achieve stronger predictive performance by combining the outputs of multiple decision trees.</w:t>
+      </w:r>
+    </w:p>
+    <w:p>
+      <w:pPr>
+        <w:pStyle w:val="BodyText"/>
+        <w:jc w:val="both"/>
+        <w:rPr>
+          <w:rFonts w:asciiTheme="minorHAnsi" w:hAnsiTheme="minorHAnsi" w:cstheme="minorHAnsi"/>
+          <w:lang w:val="en-IN"/>
+        </w:rPr>
+      </w:pPr>
+      <w:r>
+        <w:rPr>
+          <w:rFonts w:asciiTheme="minorHAnsi" w:hAnsiTheme="minorHAnsi" w:cstheme="minorHAnsi"/>
+          <w:lang w:val="en-IN"/>
+        </w:rPr>
+        <w:t xml:space="preserve">Research consistently demonstrates the advantages of ensemble models for heart disease prediction. Soni et al. (2011) reported that Random Forest achieved higher classification accuracy than several conventional machine learning techniques when applied to the Cleveland dataset. Similarly, Yang and Guan (2022) showed that integrating </w:t>
+      </w:r>
+      <w:proofErr w:type="spellStart"/>
+      <w:r>
+        <w:rPr>
+          <w:rFonts w:asciiTheme="minorHAnsi" w:hAnsiTheme="minorHAnsi" w:cstheme="minorHAnsi"/>
+          <w:lang w:val="en-IN"/>
+        </w:rPr>
+        <w:t>XGBoost</w:t>
+      </w:r>
+      <w:proofErr w:type="spellEnd"/>
+      <w:r>
+        <w:rPr>
+          <w:rFonts w:asciiTheme="minorHAnsi" w:hAnsiTheme="minorHAnsi" w:cstheme="minorHAnsi"/>
+          <w:lang w:val="en-IN"/>
+        </w:rPr>
+        <w:t xml:space="preserve"> with SMOTE improved predictive performance by addressing class imbalance, highlighting the importance of appropriate preprocessing in addition to model selection. These findings suggest that both algorithm choice and data preparation significantly influence classification outcomes.</w:t>
+      </w:r>
+    </w:p>
+    <w:p>
+      <w:pPr>
+        <w:pStyle w:val="BodyText"/>
+        <w:jc w:val="both"/>
+        <w:rPr>
+          <w:rFonts w:asciiTheme="minorHAnsi" w:hAnsiTheme="minorHAnsi" w:cstheme="minorHAnsi"/>
+          <w:lang w:val="en-IN"/>
+        </w:rPr>
+      </w:pPr>
+      <w:r>
+        <w:rPr>
+          <w:rFonts w:asciiTheme="minorHAnsi" w:hAnsiTheme="minorHAnsi" w:cstheme="minorHAnsi"/>
+          <w:lang w:val="en-IN"/>
+        </w:rPr>
+        <w:t>Alongside improvements in predictive accuracy, there has been increasing interest in explainable artificial intelligence (XAI). In healthcare applications, model transparency is essential because clinicians must understand the factors influencing predictions before incorporating them into decision-making processes. SHAP, introduced by Lundberg and Lee (2017), has emerged as one of the most widely adopted explainability techniques because it provides both global feature importance rankings and local explanations for individual predictions. Recent studies applying SHAP to cardiovascular datasets have consistently identified variables such as chest pain type, maximum heart rate, ST depression, and thalassemia status as important indicators of heart disease risk.</w:t>
+      </w:r>
+    </w:p>
+    <w:p>
+      <w:pPr>
+        <w:pStyle w:val="BodyText"/>
+        <w:jc w:val="both"/>
+        <w:rPr>
+          <w:rFonts w:asciiTheme="minorHAnsi" w:hAnsiTheme="minorHAnsi" w:cstheme="minorHAnsi"/>
+          <w:lang w:val="en-IN"/>
+        </w:rPr>
+      </w:pPr>
+      <w:r>
+        <w:rPr>
+          <w:rFonts w:asciiTheme="minorHAnsi" w:hAnsiTheme="minorHAnsi" w:cstheme="minorHAnsi"/>
+          <w:lang w:val="en-IN"/>
+        </w:rPr>
+        <w:t>Although recent studies have reported strong predictive performance, several limitations remain. Many investigations focus primarily on maximising accuracy and provide limited discussion of model interpretability. Others evaluate only a single machine learning algorithm, making it difficult to determine whether identified predictors remain consistent across different modelling approaches. Furthermore, preprocessing techniques such as SMOTE, hyperparameter optimisation, and explainability methods are often investigated separately rather than within a unified framework.</w:t>
+      </w:r>
+    </w:p>
+    <w:p>
+      <w:pPr>
+        <w:pStyle w:val="BodyText"/>
+        <w:jc w:val="both"/>
+        <w:rPr>
+          <w:rFonts w:asciiTheme="minorHAnsi" w:hAnsiTheme="minorHAnsi" w:cstheme="minorHAnsi"/>
+          <w:lang w:val="en-IN"/>
+        </w:rPr>
+      </w:pPr>
       <w:r>
         <w:rPr>
           <w:rFonts w:asciiTheme="minorHAnsi" w:hAnsiTheme="minorHAnsi" w:cstheme="minorHAnsi"/>
           <w:lang w:val="en-IN"/>
         </w:rPr>
         <w:lastRenderedPageBreak/>
-        <w:t>Random Forest consistently outperform Logistic Regression in accuracy by margins of 5–10%, though this advantage diminishes on smaller, well-structured datasets. The review also identified SHAP and LIME as the dominant explainability methods.</w:t>
-      </w:r>
-    </w:p>
-    <w:p>
-      <w:pPr>
-        <w:pStyle w:val="BodyText"/>
-        <w:rPr>
-          <w:rFonts w:asciiTheme="minorHAnsi" w:hAnsiTheme="minorHAnsi" w:cstheme="minorHAnsi"/>
-          <w:lang w:val="en-IN"/>
-        </w:rPr>
-      </w:pPr>
-      <w:r>
-        <w:rPr>
-          <w:rFonts w:asciiTheme="minorHAnsi" w:hAnsiTheme="minorHAnsi" w:cstheme="minorHAnsi"/>
-          <w:lang w:val="en-IN"/>
-        </w:rPr>
-        <w:t>Although previous studies have reported strong predictive performance using machine learning models on the Cleveland Heart Disease dataset, several limitations remain. Many studies focus on a single model architecture, making it difficult to assess whether identified predictors are consistent across different learning approaches. Additionally, explainability is often treated as a secondary component rather than being integrated into the comparative evaluation process. Few studies have systematically examined the impact of class balancing, hyperparameter optimisation, and explainability within a unified experimental framework. Therefore, this study conducts a comparative analysis of Logistic Regression, Random Forest, and XGBoost models using SMOTE, GridSearchCV optimisation, and SHAP explainability to evaluate both predictive performance and feature importance consistency across model architectures.</w:t>
+        <w:t xml:space="preserve">This study addresses these limitations by comparing Logistic Regression, Random Forest, and </w:t>
+      </w:r>
+      <w:proofErr w:type="spellStart"/>
+      <w:r>
+        <w:rPr>
+          <w:rFonts w:asciiTheme="minorHAnsi" w:hAnsiTheme="minorHAnsi" w:cstheme="minorHAnsi"/>
+          <w:lang w:val="en-IN"/>
+        </w:rPr>
+        <w:t>XGBoost</w:t>
+      </w:r>
+      <w:proofErr w:type="spellEnd"/>
+      <w:r>
+        <w:rPr>
+          <w:rFonts w:asciiTheme="minorHAnsi" w:hAnsiTheme="minorHAnsi" w:cstheme="minorHAnsi"/>
+          <w:lang w:val="en-IN"/>
+        </w:rPr>
+        <w:t xml:space="preserve"> using the Cleveland Heart Disease dataset. The models are evaluated before and after applying SMOTE and hyperparameter tuning, while SHAP is used to compare feature importance across all three algorithms. This approach enables both predictive performance and interpretability to be assessed simultaneously, providing a more comprehensive evaluation of machine learning techniques for heart disease prediction.</w:t>
       </w:r>
     </w:p>
     <w:p>
@@ -6176,7 +6551,21 @@
               <w:rPr>
                 <w:rFonts w:asciiTheme="minorHAnsi" w:hAnsiTheme="minorHAnsi" w:cstheme="minorHAnsi"/>
               </w:rPr>
-              <w:t>Chen &amp; Guestrin (2016)</w:t>
+              <w:t xml:space="preserve">Chen &amp; </w:t>
+            </w:r>
+            <w:proofErr w:type="spellStart"/>
+            <w:r>
+              <w:rPr>
+                <w:rFonts w:asciiTheme="minorHAnsi" w:hAnsiTheme="minorHAnsi" w:cstheme="minorHAnsi"/>
+              </w:rPr>
+              <w:t>Guestrin</w:t>
+            </w:r>
+            <w:proofErr w:type="spellEnd"/>
+            <w:r>
+              <w:rPr>
+                <w:rFonts w:asciiTheme="minorHAnsi" w:hAnsiTheme="minorHAnsi" w:cstheme="minorHAnsi"/>
+              </w:rPr>
+              <w:t xml:space="preserve"> (2016)</w:t>
             </w:r>
           </w:p>
           <w:p>
@@ -6201,12 +6590,14 @@
                 <w:rFonts w:asciiTheme="minorHAnsi" w:hAnsiTheme="minorHAnsi" w:cstheme="minorHAnsi"/>
               </w:rPr>
             </w:pPr>
+            <w:proofErr w:type="spellStart"/>
             <w:r>
               <w:rPr>
                 <w:rFonts w:asciiTheme="minorHAnsi" w:hAnsiTheme="minorHAnsi" w:cstheme="minorHAnsi"/>
               </w:rPr>
               <w:t>XGBoost</w:t>
             </w:r>
+            <w:proofErr w:type="spellEnd"/>
           </w:p>
           <w:p>
             <w:pPr>
@@ -6327,11 +6718,19 @@
                 <w:lang w:val="en-IN"/>
               </w:rPr>
             </w:pPr>
-            <w:r>
-              <w:rPr>
-                <w:rFonts w:asciiTheme="minorHAnsi" w:hAnsiTheme="minorHAnsi" w:cstheme="minorHAnsi"/>
-              </w:rPr>
-              <w:t>XGBoost+ SMOTE</w:t>
+            <w:proofErr w:type="spellStart"/>
+            <w:r>
+              <w:rPr>
+                <w:rFonts w:asciiTheme="minorHAnsi" w:hAnsiTheme="minorHAnsi" w:cstheme="minorHAnsi"/>
+              </w:rPr>
+              <w:t>XGBoost</w:t>
+            </w:r>
+            <w:proofErr w:type="spellEnd"/>
+            <w:r>
+              <w:rPr>
+                <w:rFonts w:asciiTheme="minorHAnsi" w:hAnsiTheme="minorHAnsi" w:cstheme="minorHAnsi"/>
+              </w:rPr>
+              <w:t>+ SMOTE</w:t>
             </w:r>
           </w:p>
         </w:tc>
@@ -6567,7 +6966,21 @@
               <w:rPr>
                 <w:rFonts w:asciiTheme="minorHAnsi" w:hAnsiTheme="minorHAnsi" w:cstheme="minorHAnsi"/>
               </w:rPr>
-              <w:t>LR, RF, XGBoost + SHAP</w:t>
+              <w:t xml:space="preserve">LR, RF, </w:t>
+            </w:r>
+            <w:proofErr w:type="spellStart"/>
+            <w:r>
+              <w:rPr>
+                <w:rFonts w:asciiTheme="minorHAnsi" w:hAnsiTheme="minorHAnsi" w:cstheme="minorHAnsi"/>
+              </w:rPr>
+              <w:t>XGBoost</w:t>
+            </w:r>
+            <w:proofErr w:type="spellEnd"/>
+            <w:r>
+              <w:rPr>
+                <w:rFonts w:asciiTheme="minorHAnsi" w:hAnsiTheme="minorHAnsi" w:cstheme="minorHAnsi"/>
+              </w:rPr>
+              <w:t xml:space="preserve"> + SHAP</w:t>
             </w:r>
           </w:p>
         </w:tc>
@@ -6652,7 +7065,6 @@
               <w:rPr>
                 <w:rFonts w:asciiTheme="minorHAnsi" w:hAnsiTheme="minorHAnsi" w:cstheme="minorHAnsi"/>
               </w:rPr>
-              <w:lastRenderedPageBreak/>
               <w:t>Nahar et al. (2026)</w:t>
             </w:r>
           </w:p>
@@ -6772,17 +7184,63 @@
           <w:rFonts w:asciiTheme="minorHAnsi" w:hAnsiTheme="minorHAnsi" w:cstheme="minorHAnsi"/>
           <w:b/>
           <w:bCs/>
-          <w:lang w:val="en-IN"/>
-        </w:rPr>
-      </w:pPr>
-      <w:r>
-        <w:rPr>
-          <w:rFonts w:asciiTheme="minorHAnsi" w:hAnsiTheme="minorHAnsi" w:cstheme="minorHAnsi"/>
-          <w:b/>
-          <w:bCs/>
           <w:sz w:val="32"/>
           <w:szCs w:val="32"/>
         </w:rPr>
+      </w:pPr>
+    </w:p>
+    <w:p>
+      <w:pPr>
+        <w:pStyle w:val="BodyText"/>
+        <w:tabs>
+          <w:tab w:val="left" w:pos="2010"/>
+        </w:tabs>
+        <w:rPr>
+          <w:rFonts w:asciiTheme="minorHAnsi" w:hAnsiTheme="minorHAnsi" w:cstheme="minorHAnsi"/>
+          <w:b/>
+          <w:bCs/>
+          <w:sz w:val="32"/>
+          <w:szCs w:val="32"/>
+        </w:rPr>
+      </w:pPr>
+    </w:p>
+    <w:p>
+      <w:pPr>
+        <w:pStyle w:val="BodyText"/>
+        <w:tabs>
+          <w:tab w:val="left" w:pos="2010"/>
+        </w:tabs>
+        <w:rPr>
+          <w:rFonts w:asciiTheme="minorHAnsi" w:hAnsiTheme="minorHAnsi" w:cstheme="minorHAnsi"/>
+          <w:b/>
+          <w:bCs/>
+          <w:sz w:val="32"/>
+          <w:szCs w:val="32"/>
+        </w:rPr>
+      </w:pPr>
+    </w:p>
+    <w:p>
+      <w:pPr>
+        <w:pStyle w:val="BodyText"/>
+        <w:tabs>
+          <w:tab w:val="left" w:pos="2010"/>
+        </w:tabs>
+        <w:rPr>
+          <w:rFonts w:asciiTheme="minorHAnsi" w:hAnsiTheme="minorHAnsi" w:cstheme="minorHAnsi"/>
+          <w:b/>
+          <w:bCs/>
+          <w:lang w:val="en-IN"/>
+        </w:rPr>
+      </w:pPr>
+      <w:r>
+        <w:rPr>
+          <w:rFonts w:asciiTheme="minorHAnsi" w:hAnsiTheme="minorHAnsi" w:cstheme="minorHAnsi"/>
+          <w:b/>
+          <w:bCs/>
+          <w:sz w:val="32"/>
+          <w:szCs w:val="32"/>
+        </w:rPr>
+        <w:lastRenderedPageBreak/>
         <w:t>3.</w:t>
       </w:r>
       <w:r>
@@ -6834,24 +7292,48 @@
         <w:rPr>
           <w:rFonts w:asciiTheme="minorHAnsi" w:hAnsiTheme="minorHAnsi" w:cstheme="minorHAnsi"/>
         </w:rPr>
-        <w:t>The dataset used in this project is the Cleveland Heart Disease dataset, which is widely used for supervised machine learning tasks involving classification of heart disease presence. The dataset was originally collected by the Cleveland Clinic Foundation in 1988 for medical research purposes. It is publicly available through the Kaggle Machine Learning Repository and the UCI Machine Learning Repository.</w:t>
-      </w:r>
-    </w:p>
-    <w:p>
-      <w:pPr>
-        <w:pStyle w:val="BodyText"/>
-        <w:jc w:val="both"/>
-        <w:rPr>
-          <w:rFonts w:asciiTheme="minorHAnsi" w:hAnsiTheme="minorHAnsi" w:cstheme="minorHAnsi"/>
-          <w:lang w:val="en-IN"/>
-        </w:rPr>
-      </w:pPr>
-      <w:r>
-        <w:rPr>
-          <w:rFonts w:asciiTheme="minorHAnsi" w:hAnsiTheme="minorHAnsi" w:cstheme="minorHAnsi"/>
-          <w:lang w:val="en-IN"/>
-        </w:rPr>
-        <w:t>The original dataset contains 76 recorded attributes from 303 patients. However, in most analytical studies, including this work, a reduced set of 14 clinically significant features is typically selected along with the target variable. These variables capture important cardiovascular indicators such as age, sex, chest pain type, resting blood pressure, serum cholesterol, fasting blood sugar, electrocardiographic results, maximum heart rate achieved, exercise-induced angina, ST depression, slope of the ST segment, number of major vessels, and thalassemia status.</w:t>
+        <w:t xml:space="preserve">The dataset used in this project is the Cleveland Heart Disease dataset, which is widely used for supervised machine learning tasks involving classification of heart disease presence. The dataset was originally collected by the Cleveland Clinic Foundation in 1988 for medical research purposes. It is publicly available through </w:t>
+      </w:r>
+      <w:r>
+        <w:rPr>
+          <w:rFonts w:asciiTheme="minorHAnsi" w:hAnsiTheme="minorHAnsi" w:cstheme="minorHAnsi"/>
+        </w:rPr>
+        <w:t>the UCI Machine Learning Repository</w:t>
+      </w:r>
+      <w:r>
+        <w:rPr>
+          <w:rFonts w:asciiTheme="minorHAnsi" w:hAnsiTheme="minorHAnsi" w:cstheme="minorHAnsi"/>
+        </w:rPr>
+        <w:t xml:space="preserve"> and </w:t>
+      </w:r>
+      <w:r>
+        <w:rPr>
+          <w:rFonts w:asciiTheme="minorHAnsi" w:hAnsiTheme="minorHAnsi" w:cstheme="minorHAnsi"/>
+        </w:rPr>
+        <w:t>the Kaggle Machine Learning Repository</w:t>
+      </w:r>
+      <w:r>
+        <w:rPr>
+          <w:rFonts w:asciiTheme="minorHAnsi" w:hAnsiTheme="minorHAnsi" w:cstheme="minorHAnsi"/>
+        </w:rPr>
+        <w:t>.</w:t>
+      </w:r>
+    </w:p>
+    <w:p>
+      <w:pPr>
+        <w:pStyle w:val="BodyText"/>
+        <w:jc w:val="both"/>
+        <w:rPr>
+          <w:rFonts w:asciiTheme="minorHAnsi" w:hAnsiTheme="minorHAnsi" w:cstheme="minorHAnsi"/>
+          <w:lang w:val="en-IN"/>
+        </w:rPr>
+      </w:pPr>
+      <w:r>
+        <w:rPr>
+          <w:rFonts w:asciiTheme="minorHAnsi" w:hAnsiTheme="minorHAnsi" w:cstheme="minorHAnsi"/>
+          <w:lang w:val="en-IN"/>
+        </w:rPr>
+        <w:t>The original dataset contains 76 recorded attributes from 303 patients; as in most analytical studies, a reduced set of 14 clinically significant features plus the target variable was used here, covering key cardiovascular indicators such as demographic, ECG and exercise-related measures (full details in Table 2).</w:t>
       </w:r>
     </w:p>
     <w:p>
@@ -7343,7 +7825,6 @@
               <w:rPr>
                 <w:rFonts w:asciiTheme="minorHAnsi" w:hAnsiTheme="minorHAnsi" w:cstheme="minorHAnsi"/>
               </w:rPr>
-              <w:lastRenderedPageBreak/>
               <w:t>4</w:t>
             </w:r>
           </w:p>
@@ -7360,12 +7841,14 @@
                 <w:rFonts w:asciiTheme="minorHAnsi" w:hAnsiTheme="minorHAnsi" w:cstheme="minorHAnsi"/>
               </w:rPr>
             </w:pPr>
+            <w:proofErr w:type="spellStart"/>
             <w:r>
               <w:rPr>
                 <w:rFonts w:asciiTheme="minorHAnsi" w:hAnsiTheme="minorHAnsi" w:cstheme="minorHAnsi"/>
               </w:rPr>
               <w:t>Trestbps</w:t>
             </w:r>
+            <w:proofErr w:type="spellEnd"/>
           </w:p>
         </w:tc>
         <w:tc>
@@ -7524,12 +8007,14 @@
                 <w:rFonts w:asciiTheme="minorHAnsi" w:hAnsiTheme="minorHAnsi" w:cstheme="minorHAnsi"/>
               </w:rPr>
             </w:pPr>
+            <w:proofErr w:type="spellStart"/>
             <w:r>
               <w:rPr>
                 <w:rFonts w:asciiTheme="minorHAnsi" w:hAnsiTheme="minorHAnsi" w:cstheme="minorHAnsi"/>
               </w:rPr>
               <w:t>Fbs</w:t>
             </w:r>
+            <w:proofErr w:type="spellEnd"/>
           </w:p>
         </w:tc>
         <w:tc>
@@ -7606,12 +8091,14 @@
                 <w:rFonts w:asciiTheme="minorHAnsi" w:hAnsiTheme="minorHAnsi" w:cstheme="minorHAnsi"/>
               </w:rPr>
             </w:pPr>
+            <w:proofErr w:type="spellStart"/>
             <w:r>
               <w:rPr>
                 <w:rFonts w:asciiTheme="minorHAnsi" w:hAnsiTheme="minorHAnsi" w:cstheme="minorHAnsi"/>
               </w:rPr>
               <w:t>Restecg</w:t>
             </w:r>
+            <w:proofErr w:type="spellEnd"/>
           </w:p>
         </w:tc>
         <w:tc>
@@ -7688,12 +8175,14 @@
                 <w:rFonts w:asciiTheme="minorHAnsi" w:hAnsiTheme="minorHAnsi" w:cstheme="minorHAnsi"/>
               </w:rPr>
             </w:pPr>
+            <w:proofErr w:type="spellStart"/>
             <w:r>
               <w:rPr>
                 <w:rFonts w:asciiTheme="minorHAnsi" w:hAnsiTheme="minorHAnsi" w:cstheme="minorHAnsi"/>
               </w:rPr>
               <w:t>Thalach</w:t>
             </w:r>
+            <w:proofErr w:type="spellEnd"/>
           </w:p>
         </w:tc>
         <w:tc>
@@ -7754,6 +8243,7 @@
               <w:rPr>
                 <w:rFonts w:asciiTheme="minorHAnsi" w:hAnsiTheme="minorHAnsi" w:cstheme="minorHAnsi"/>
               </w:rPr>
+              <w:lastRenderedPageBreak/>
               <w:t>9</w:t>
             </w:r>
           </w:p>
@@ -7770,12 +8260,14 @@
                 <w:rFonts w:asciiTheme="minorHAnsi" w:hAnsiTheme="minorHAnsi" w:cstheme="minorHAnsi"/>
               </w:rPr>
             </w:pPr>
+            <w:proofErr w:type="spellStart"/>
             <w:r>
               <w:rPr>
                 <w:rFonts w:asciiTheme="minorHAnsi" w:hAnsiTheme="minorHAnsi" w:cstheme="minorHAnsi"/>
               </w:rPr>
               <w:t>Exang</w:t>
             </w:r>
+            <w:proofErr w:type="spellEnd"/>
           </w:p>
         </w:tc>
         <w:tc>
@@ -7852,12 +8344,14 @@
                 <w:rFonts w:asciiTheme="minorHAnsi" w:hAnsiTheme="minorHAnsi" w:cstheme="minorHAnsi"/>
               </w:rPr>
             </w:pPr>
+            <w:proofErr w:type="spellStart"/>
             <w:r>
               <w:rPr>
                 <w:rFonts w:asciiTheme="minorHAnsi" w:hAnsiTheme="minorHAnsi" w:cstheme="minorHAnsi"/>
               </w:rPr>
               <w:t>Oldpeak</w:t>
             </w:r>
+            <w:proofErr w:type="spellEnd"/>
           </w:p>
         </w:tc>
         <w:tc>
@@ -8312,24 +8806,72 @@
           <w:rFonts w:asciiTheme="minorHAnsi" w:hAnsiTheme="minorHAnsi" w:cstheme="minorHAnsi"/>
           <w:lang w:val="en-IN"/>
         </w:rPr>
-        <w:t>The dataset contains six missing values in total: four in the ca feature (number of major vessels) and two in the thal feature (thalassemia condition). These missing entries are represented as '?' in the raw data file and were converted to NaN during loading.</w:t>
-      </w:r>
-    </w:p>
-    <w:p>
-      <w:pPr>
-        <w:pStyle w:val="BodyText"/>
-        <w:jc w:val="both"/>
-        <w:rPr>
-          <w:rFonts w:asciiTheme="minorHAnsi" w:hAnsiTheme="minorHAnsi" w:cstheme="minorHAnsi"/>
-          <w:lang w:val="en-IN"/>
-        </w:rPr>
-      </w:pPr>
-      <w:r>
-        <w:rPr>
-          <w:rFonts w:asciiTheme="minorHAnsi" w:hAnsiTheme="minorHAnsi" w:cstheme="minorHAnsi"/>
-          <w:lang w:val="en-IN"/>
-        </w:rPr>
-        <w:t>Given that only six observations (approximately 2% of the dataset) contain missing values, complete-case deletion (dropping the six affected rows) was used rather than imputation. Imputation could introduce bias into categorical features like thal, which takes only three specific values (3, 6, 7) and cannot be meaningfully replaced by a mean. After removal, 297 complete records were retained for analysis.</w:t>
+        <w:t xml:space="preserve">The dataset contains six missing values in total: four in the ca feature (number of major vessels) and two in the </w:t>
+      </w:r>
+      <w:proofErr w:type="spellStart"/>
+      <w:r>
+        <w:rPr>
+          <w:rFonts w:asciiTheme="minorHAnsi" w:hAnsiTheme="minorHAnsi" w:cstheme="minorHAnsi"/>
+          <w:lang w:val="en-IN"/>
+        </w:rPr>
+        <w:t>thal</w:t>
+      </w:r>
+      <w:proofErr w:type="spellEnd"/>
+      <w:r>
+        <w:rPr>
+          <w:rFonts w:asciiTheme="minorHAnsi" w:hAnsiTheme="minorHAnsi" w:cstheme="minorHAnsi"/>
+          <w:lang w:val="en-IN"/>
+        </w:rPr>
+        <w:t xml:space="preserve"> feature (thalassemia condition). These missing entries are represented as '?' in the raw data file and were converted to </w:t>
+      </w:r>
+      <w:proofErr w:type="spellStart"/>
+      <w:r>
+        <w:rPr>
+          <w:rFonts w:asciiTheme="minorHAnsi" w:hAnsiTheme="minorHAnsi" w:cstheme="minorHAnsi"/>
+          <w:lang w:val="en-IN"/>
+        </w:rPr>
+        <w:t>NaN</w:t>
+      </w:r>
+      <w:proofErr w:type="spellEnd"/>
+      <w:r>
+        <w:rPr>
+          <w:rFonts w:asciiTheme="minorHAnsi" w:hAnsiTheme="minorHAnsi" w:cstheme="minorHAnsi"/>
+          <w:lang w:val="en-IN"/>
+        </w:rPr>
+        <w:t xml:space="preserve"> during loading.</w:t>
+      </w:r>
+    </w:p>
+    <w:p>
+      <w:pPr>
+        <w:pStyle w:val="BodyText"/>
+        <w:jc w:val="both"/>
+        <w:rPr>
+          <w:rFonts w:asciiTheme="minorHAnsi" w:hAnsiTheme="minorHAnsi" w:cstheme="minorHAnsi"/>
+          <w:lang w:val="en-IN"/>
+        </w:rPr>
+      </w:pPr>
+      <w:r>
+        <w:rPr>
+          <w:rFonts w:asciiTheme="minorHAnsi" w:hAnsiTheme="minorHAnsi" w:cstheme="minorHAnsi"/>
+          <w:lang w:val="en-IN"/>
+        </w:rPr>
+        <w:t xml:space="preserve">Given that only six observations (approximately 2% of the dataset) contain missing values, complete-case deletion (dropping the six affected rows) was used rather than imputation. Imputation could introduce bias into categorical features like </w:t>
+      </w:r>
+      <w:proofErr w:type="spellStart"/>
+      <w:r>
+        <w:rPr>
+          <w:rFonts w:asciiTheme="minorHAnsi" w:hAnsiTheme="minorHAnsi" w:cstheme="minorHAnsi"/>
+          <w:lang w:val="en-IN"/>
+        </w:rPr>
+        <w:t>thal</w:t>
+      </w:r>
+      <w:proofErr w:type="spellEnd"/>
+      <w:r>
+        <w:rPr>
+          <w:rFonts w:asciiTheme="minorHAnsi" w:hAnsiTheme="minorHAnsi" w:cstheme="minorHAnsi"/>
+          <w:lang w:val="en-IN"/>
+        </w:rPr>
+        <w:t>, which takes only three specific values (3, 6, 7) and cannot be meaningfully replaced by a mean. After removal, 297 complete records were retained for analysis.</w:t>
       </w:r>
     </w:p>
     <w:p>
@@ -8373,7 +8915,6 @@
           <w:bCs/>
           <w:noProof/>
         </w:rPr>
-        <w:lastRenderedPageBreak/>
         <w:drawing>
           <wp:inline distT="0" distB="0" distL="0" distR="0" wp14:anchorId="103195D1" wp14:editId="095C3E4A">
             <wp:extent cx="3981450" cy="2124075"/>
@@ -8455,11 +8996,7 @@
           <w:szCs w:val="32"/>
         </w:rPr>
       </w:pPr>
-    </w:p>
-    <w:p>
-      <w:pPr>
-        <w:pStyle w:val="BodyText"/>
-        <w:jc w:val="both"/>
+      <w:r>
         <w:rPr>
           <w:rFonts w:asciiTheme="minorHAnsi" w:hAnsiTheme="minorHAnsi" w:cstheme="minorHAnsi"/>
           <w:b/>
@@ -8467,7 +9004,77 @@
           <w:sz w:val="32"/>
           <w:szCs w:val="32"/>
         </w:rPr>
-      </w:pPr>
+        <w:lastRenderedPageBreak/>
+        <w:t>4. ETHICAL CONSIDERATIONS</w:t>
+      </w:r>
+    </w:p>
+    <w:p>
+      <w:pPr>
+        <w:pStyle w:val="BodyText"/>
+        <w:jc w:val="both"/>
+        <w:rPr>
+          <w:rFonts w:asciiTheme="minorHAnsi" w:hAnsiTheme="minorHAnsi" w:cstheme="minorHAnsi"/>
+          <w:lang w:val="en-IN"/>
+        </w:rPr>
+      </w:pPr>
+      <w:r>
+        <w:rPr>
+          <w:rFonts w:asciiTheme="minorHAnsi" w:hAnsiTheme="minorHAnsi" w:cstheme="minorHAnsi"/>
+          <w:lang w:val="en-IN"/>
+        </w:rPr>
+        <w:t>The Cleveland Heart Disease dataset is fully anonymised; patient names and social security numbers were removed prior to public release and replaced with dummy values (Detrano et al., 1989). The dataset is publicly available through the UCI Machine Learning Repository under a Creative Commons Attribution 4.0 International licence (CC BY 4.0), which permits academic use with attribution.</w:t>
+      </w:r>
+    </w:p>
+    <w:p>
+      <w:pPr>
+        <w:pStyle w:val="BodyText"/>
+        <w:jc w:val="both"/>
+        <w:rPr>
+          <w:rFonts w:asciiTheme="minorHAnsi" w:hAnsiTheme="minorHAnsi" w:cstheme="minorHAnsi"/>
+          <w:lang w:val="en-IN"/>
+        </w:rPr>
+      </w:pPr>
+      <w:r>
+        <w:rPr>
+          <w:rFonts w:asciiTheme="minorHAnsi" w:hAnsiTheme="minorHAnsi" w:cstheme="minorHAnsi"/>
+          <w:lang w:val="en-IN"/>
+        </w:rPr>
+        <w:t>No human participants were directly involved in this study. All analyses were performed on pre-existing, de-identified data.</w:t>
+      </w:r>
+    </w:p>
+    <w:p>
+      <w:pPr>
+        <w:pStyle w:val="BodyText"/>
+        <w:jc w:val="both"/>
+        <w:rPr>
+          <w:rFonts w:asciiTheme="minorHAnsi" w:hAnsiTheme="minorHAnsi" w:cstheme="minorHAnsi"/>
+          <w:lang w:val="en-IN"/>
+        </w:rPr>
+      </w:pPr>
+      <w:r>
+        <w:rPr>
+          <w:rFonts w:asciiTheme="minorHAnsi" w:hAnsiTheme="minorHAnsi" w:cstheme="minorHAnsi"/>
+          <w:lang w:val="en-IN"/>
+        </w:rPr>
+        <w:t>From a practical standpoint, any machine learning model intended for deployment in a clinical setting must be subjected to rigorous independent validation before clinical use. The models developed in this study are intended for research purposes only and should not be used as substitutes for professional medical diagnosis. Risks include demographic bias — the Cleveland dataset was collected at a single institution in the United States and may not generalise to other populations, particularly those with different age distributions, ethnicities, or clinical practices.</w:t>
+      </w:r>
+    </w:p>
+    <w:p>
+      <w:pPr>
+        <w:pStyle w:val="BodyText"/>
+        <w:jc w:val="both"/>
+        <w:rPr>
+          <w:rFonts w:asciiTheme="minorHAnsi" w:hAnsiTheme="minorHAnsi" w:cstheme="minorHAnsi"/>
+          <w:lang w:val="en-IN"/>
+        </w:rPr>
+      </w:pPr>
+      <w:r>
+        <w:rPr>
+          <w:rFonts w:asciiTheme="minorHAnsi" w:hAnsiTheme="minorHAnsi" w:cstheme="minorHAnsi"/>
+          <w:lang w:val="en-IN"/>
+        </w:rPr>
+        <w:t>The use of explainable AI (SHAP) partially addresses ethical concerns around transparency, as it allows clinicians and patients to understand which features drove a given prediction, supporting informed consent and professional oversight.</w:t>
+      </w:r>
     </w:p>
     <w:p>
       <w:pPr>
@@ -8637,11 +9244,7 @@
           <w:szCs w:val="32"/>
         </w:rPr>
       </w:pPr>
-    </w:p>
-    <w:p>
-      <w:pPr>
-        <w:pStyle w:val="BodyText"/>
-        <w:jc w:val="both"/>
+      <w:r>
         <w:rPr>
           <w:rFonts w:asciiTheme="minorHAnsi" w:hAnsiTheme="minorHAnsi" w:cstheme="minorHAnsi"/>
           <w:b/>
@@ -8649,7 +9252,9 @@
           <w:sz w:val="32"/>
           <w:szCs w:val="32"/>
         </w:rPr>
-      </w:pPr>
+        <w:lastRenderedPageBreak/>
+        <w:t>5.METHODOLOGY</w:t>
+      </w:r>
     </w:p>
     <w:p>
       <w:pPr>
@@ -8671,76 +9276,286 @@
           <w:sz w:val="32"/>
           <w:szCs w:val="32"/>
         </w:rPr>
-        <w:lastRenderedPageBreak/>
-        <w:t>4. ETHICAL CONSIDERATIONS</w:t>
-      </w:r>
-    </w:p>
-    <w:p>
-      <w:pPr>
-        <w:pStyle w:val="BodyText"/>
-        <w:jc w:val="both"/>
-        <w:rPr>
-          <w:rFonts w:asciiTheme="minorHAnsi" w:hAnsiTheme="minorHAnsi" w:cstheme="minorHAnsi"/>
-          <w:lang w:val="en-IN"/>
-        </w:rPr>
-      </w:pPr>
-      <w:r>
-        <w:rPr>
-          <w:rFonts w:asciiTheme="minorHAnsi" w:hAnsiTheme="minorHAnsi" w:cstheme="minorHAnsi"/>
-          <w:lang w:val="en-IN"/>
-        </w:rPr>
-        <w:t>The Cleveland Heart Disease dataset is fully anonymised; patient names and social security numbers were removed prior to public release and replaced with dummy values (Detrano et al., 1989). The dataset is publicly available through the UCI Machine Learning Repository under a Creative Commons Attribution 4.0 International licence (CC BY 4.0), which permits academic use with attribution.</w:t>
-      </w:r>
-    </w:p>
-    <w:p>
-      <w:pPr>
-        <w:pStyle w:val="BodyText"/>
-        <w:jc w:val="both"/>
-        <w:rPr>
-          <w:rFonts w:asciiTheme="minorHAnsi" w:hAnsiTheme="minorHAnsi" w:cstheme="minorHAnsi"/>
-          <w:lang w:val="en-IN"/>
-        </w:rPr>
-      </w:pPr>
-      <w:r>
-        <w:rPr>
-          <w:rFonts w:asciiTheme="minorHAnsi" w:hAnsiTheme="minorHAnsi" w:cstheme="minorHAnsi"/>
-          <w:lang w:val="en-IN"/>
-        </w:rPr>
-        <w:t>No human participants were directly involved in this study. All analyses were performed on pre-existing, de-identified data.</w:t>
-      </w:r>
-    </w:p>
-    <w:p>
-      <w:pPr>
-        <w:pStyle w:val="BodyText"/>
-        <w:jc w:val="both"/>
-        <w:rPr>
-          <w:rFonts w:asciiTheme="minorHAnsi" w:hAnsiTheme="minorHAnsi" w:cstheme="minorHAnsi"/>
-          <w:lang w:val="en-IN"/>
-        </w:rPr>
-      </w:pPr>
-      <w:r>
-        <w:rPr>
-          <w:rFonts w:asciiTheme="minorHAnsi" w:hAnsiTheme="minorHAnsi" w:cstheme="minorHAnsi"/>
-          <w:lang w:val="en-IN"/>
-        </w:rPr>
-        <w:t>From a practical standpoint, any machine learning model intended for deployment in a clinical setting must be subjected to rigorous independent validation before clinical use. The models developed in this study are intended for research purposes only and should not be used as substitutes for professional medical diagnosis. Risks include demographic bias — the Cleveland dataset was collected at a single institution in the United States and may not generalise to other populations, particularly those with different age distributions, ethnicities, or clinical practices.</w:t>
-      </w:r>
-    </w:p>
-    <w:p>
-      <w:pPr>
-        <w:pStyle w:val="BodyText"/>
-        <w:jc w:val="both"/>
-        <w:rPr>
-          <w:rFonts w:asciiTheme="minorHAnsi" w:hAnsiTheme="minorHAnsi" w:cstheme="minorHAnsi"/>
-          <w:lang w:val="en-IN"/>
-        </w:rPr>
-      </w:pPr>
-      <w:r>
-        <w:rPr>
-          <w:rFonts w:asciiTheme="minorHAnsi" w:hAnsiTheme="minorHAnsi" w:cstheme="minorHAnsi"/>
-          <w:lang w:val="en-IN"/>
-        </w:rPr>
-        <w:t>The use of explainable AI (SHAP) partially addresses ethical concerns around transparency, as it allows clinicians and patients to understand which features drove a given prediction, supporting informed consent and professional oversight.</w:t>
+        <w:t>5.1 Data Preprocessing</w:t>
+      </w:r>
+    </w:p>
+    <w:p>
+      <w:pPr>
+        <w:pStyle w:val="BodyText"/>
+        <w:jc w:val="both"/>
+        <w:rPr>
+          <w:rFonts w:asciiTheme="minorHAnsi" w:hAnsiTheme="minorHAnsi" w:cstheme="minorHAnsi"/>
+          <w:lang w:val="en-IN"/>
+        </w:rPr>
+      </w:pPr>
+      <w:r>
+        <w:rPr>
+          <w:rFonts w:asciiTheme="minorHAnsi" w:hAnsiTheme="minorHAnsi" w:cstheme="minorHAnsi"/>
+          <w:lang w:val="en-IN"/>
+        </w:rPr>
+        <w:t xml:space="preserve">Data preprocessing was performed in the following order, consistent with the implementation in the </w:t>
+      </w:r>
+      <w:proofErr w:type="spellStart"/>
+      <w:r>
+        <w:rPr>
+          <w:rFonts w:asciiTheme="minorHAnsi" w:hAnsiTheme="minorHAnsi" w:cstheme="minorHAnsi"/>
+          <w:lang w:val="en-IN"/>
+        </w:rPr>
+        <w:t>Jupyter</w:t>
+      </w:r>
+      <w:proofErr w:type="spellEnd"/>
+      <w:r>
+        <w:rPr>
+          <w:rFonts w:asciiTheme="minorHAnsi" w:hAnsiTheme="minorHAnsi" w:cstheme="minorHAnsi"/>
+          <w:lang w:val="en-IN"/>
+        </w:rPr>
+        <w:t xml:space="preserve"> notebook:</w:t>
+      </w:r>
+    </w:p>
+    <w:p>
+      <w:pPr>
+        <w:pStyle w:val="BodyText"/>
+        <w:jc w:val="both"/>
+        <w:rPr>
+          <w:rFonts w:asciiTheme="minorHAnsi" w:hAnsiTheme="minorHAnsi" w:cstheme="minorHAnsi"/>
+          <w:lang w:val="en-IN"/>
+        </w:rPr>
+      </w:pPr>
+      <w:r>
+        <w:rPr>
+          <w:rFonts w:asciiTheme="minorHAnsi" w:hAnsiTheme="minorHAnsi" w:cstheme="minorHAnsi"/>
+          <w:lang w:val="en-IN"/>
+        </w:rPr>
+        <w:t xml:space="preserve"> (1) </w:t>
+      </w:r>
+      <w:r>
+        <w:rPr>
+          <w:rFonts w:asciiTheme="minorHAnsi" w:hAnsiTheme="minorHAnsi" w:cstheme="minorHAnsi"/>
+          <w:lang w:val="en-IN"/>
+        </w:rPr>
+        <w:t>L</w:t>
+      </w:r>
+      <w:r>
+        <w:rPr>
+          <w:rFonts w:asciiTheme="minorHAnsi" w:hAnsiTheme="minorHAnsi" w:cstheme="minorHAnsi"/>
+          <w:lang w:val="en-IN"/>
+        </w:rPr>
+        <w:t xml:space="preserve">oading the raw data with missing values marked as </w:t>
+      </w:r>
+      <w:proofErr w:type="spellStart"/>
+      <w:r>
+        <w:rPr>
+          <w:rFonts w:asciiTheme="minorHAnsi" w:hAnsiTheme="minorHAnsi" w:cstheme="minorHAnsi"/>
+          <w:lang w:val="en-IN"/>
+        </w:rPr>
+        <w:t>NaN</w:t>
+      </w:r>
+      <w:proofErr w:type="spellEnd"/>
+      <w:r>
+        <w:rPr>
+          <w:rFonts w:asciiTheme="minorHAnsi" w:hAnsiTheme="minorHAnsi" w:cstheme="minorHAnsi"/>
+          <w:lang w:val="en-IN"/>
+        </w:rPr>
+        <w:t>.</w:t>
+      </w:r>
+      <w:r>
+        <w:rPr>
+          <w:rFonts w:asciiTheme="minorHAnsi" w:hAnsiTheme="minorHAnsi" w:cstheme="minorHAnsi"/>
+          <w:lang w:val="en-IN"/>
+        </w:rPr>
+        <w:t xml:space="preserve"> </w:t>
+      </w:r>
+    </w:p>
+    <w:p>
+      <w:pPr>
+        <w:pStyle w:val="BodyText"/>
+        <w:jc w:val="both"/>
+        <w:rPr>
+          <w:rFonts w:asciiTheme="minorHAnsi" w:hAnsiTheme="minorHAnsi" w:cstheme="minorHAnsi"/>
+          <w:lang w:val="en-IN"/>
+        </w:rPr>
+      </w:pPr>
+      <w:r>
+        <w:rPr>
+          <w:rFonts w:asciiTheme="minorHAnsi" w:hAnsiTheme="minorHAnsi" w:cstheme="minorHAnsi"/>
+          <w:lang w:val="en-IN"/>
+        </w:rPr>
+        <w:t xml:space="preserve">(2) </w:t>
+      </w:r>
+      <w:proofErr w:type="spellStart"/>
+      <w:r>
+        <w:rPr>
+          <w:rFonts w:asciiTheme="minorHAnsi" w:hAnsiTheme="minorHAnsi" w:cstheme="minorHAnsi"/>
+          <w:lang w:val="en-IN"/>
+        </w:rPr>
+        <w:t>B</w:t>
+      </w:r>
+      <w:r>
+        <w:rPr>
+          <w:rFonts w:asciiTheme="minorHAnsi" w:hAnsiTheme="minorHAnsi" w:cstheme="minorHAnsi"/>
+          <w:lang w:val="en-IN"/>
+        </w:rPr>
+        <w:t>inarising</w:t>
+      </w:r>
+      <w:proofErr w:type="spellEnd"/>
+      <w:r>
+        <w:rPr>
+          <w:rFonts w:asciiTheme="minorHAnsi" w:hAnsiTheme="minorHAnsi" w:cstheme="minorHAnsi"/>
+          <w:lang w:val="en-IN"/>
+        </w:rPr>
+        <w:t xml:space="preserve"> the target variable</w:t>
+      </w:r>
+      <w:r>
+        <w:rPr>
+          <w:rFonts w:asciiTheme="minorHAnsi" w:hAnsiTheme="minorHAnsi" w:cstheme="minorHAnsi"/>
+          <w:lang w:val="en-IN"/>
+        </w:rPr>
+        <w:t>.</w:t>
+      </w:r>
+    </w:p>
+    <w:p>
+      <w:pPr>
+        <w:pStyle w:val="BodyText"/>
+        <w:jc w:val="both"/>
+        <w:rPr>
+          <w:rFonts w:asciiTheme="minorHAnsi" w:hAnsiTheme="minorHAnsi" w:cstheme="minorHAnsi"/>
+          <w:lang w:val="en-IN"/>
+        </w:rPr>
+      </w:pPr>
+      <w:r>
+        <w:rPr>
+          <w:rFonts w:asciiTheme="minorHAnsi" w:hAnsiTheme="minorHAnsi" w:cstheme="minorHAnsi"/>
+          <w:lang w:val="en-IN"/>
+        </w:rPr>
+        <w:t xml:space="preserve">(3) </w:t>
+      </w:r>
+      <w:r>
+        <w:rPr>
+          <w:rFonts w:asciiTheme="minorHAnsi" w:hAnsiTheme="minorHAnsi" w:cstheme="minorHAnsi"/>
+          <w:lang w:val="en-IN"/>
+        </w:rPr>
+        <w:t>D</w:t>
+      </w:r>
+      <w:r>
+        <w:rPr>
+          <w:rFonts w:asciiTheme="minorHAnsi" w:hAnsiTheme="minorHAnsi" w:cstheme="minorHAnsi"/>
+          <w:lang w:val="en-IN"/>
+        </w:rPr>
+        <w:t>ropping the six rows with missing values</w:t>
+      </w:r>
+      <w:r>
+        <w:rPr>
+          <w:rFonts w:asciiTheme="minorHAnsi" w:hAnsiTheme="minorHAnsi" w:cstheme="minorHAnsi"/>
+          <w:lang w:val="en-IN"/>
+        </w:rPr>
+        <w:t>.</w:t>
+      </w:r>
+    </w:p>
+    <w:p>
+      <w:pPr>
+        <w:pStyle w:val="BodyText"/>
+        <w:jc w:val="both"/>
+        <w:rPr>
+          <w:rFonts w:asciiTheme="minorHAnsi" w:hAnsiTheme="minorHAnsi" w:cstheme="minorHAnsi"/>
+          <w:lang w:val="en-IN"/>
+        </w:rPr>
+      </w:pPr>
+      <w:r>
+        <w:rPr>
+          <w:rFonts w:asciiTheme="minorHAnsi" w:hAnsiTheme="minorHAnsi" w:cstheme="minorHAnsi"/>
+          <w:lang w:val="en-IN"/>
+        </w:rPr>
+        <w:t xml:space="preserve">(4) </w:t>
+      </w:r>
+      <w:r>
+        <w:rPr>
+          <w:rFonts w:asciiTheme="minorHAnsi" w:hAnsiTheme="minorHAnsi" w:cstheme="minorHAnsi"/>
+          <w:lang w:val="en-IN"/>
+        </w:rPr>
+        <w:t>P</w:t>
+      </w:r>
+      <w:r>
+        <w:rPr>
+          <w:rFonts w:asciiTheme="minorHAnsi" w:hAnsiTheme="minorHAnsi" w:cstheme="minorHAnsi"/>
+          <w:lang w:val="en-IN"/>
+        </w:rPr>
+        <w:t>erforming a stratified train-test split</w:t>
+      </w:r>
+      <w:r>
+        <w:rPr>
+          <w:rFonts w:asciiTheme="minorHAnsi" w:hAnsiTheme="minorHAnsi" w:cstheme="minorHAnsi"/>
+          <w:lang w:val="en-IN"/>
+        </w:rPr>
+        <w:t>.</w:t>
+      </w:r>
+    </w:p>
+    <w:p>
+      <w:pPr>
+        <w:pStyle w:val="BodyText"/>
+        <w:jc w:val="both"/>
+        <w:rPr>
+          <w:rFonts w:asciiTheme="minorHAnsi" w:hAnsiTheme="minorHAnsi" w:cstheme="minorHAnsi"/>
+          <w:lang w:val="en-IN"/>
+        </w:rPr>
+      </w:pPr>
+      <w:r>
+        <w:rPr>
+          <w:rFonts w:asciiTheme="minorHAnsi" w:hAnsiTheme="minorHAnsi" w:cstheme="minorHAnsi"/>
+          <w:lang w:val="en-IN"/>
+        </w:rPr>
+        <w:t xml:space="preserve"> (5) </w:t>
+      </w:r>
+      <w:r>
+        <w:rPr>
+          <w:rFonts w:asciiTheme="minorHAnsi" w:hAnsiTheme="minorHAnsi" w:cstheme="minorHAnsi"/>
+          <w:lang w:val="en-IN"/>
+        </w:rPr>
+        <w:t>A</w:t>
+      </w:r>
+      <w:r>
+        <w:rPr>
+          <w:rFonts w:asciiTheme="minorHAnsi" w:hAnsiTheme="minorHAnsi" w:cstheme="minorHAnsi"/>
+          <w:lang w:val="en-IN"/>
+        </w:rPr>
+        <w:t>pplying SMOTE to the training set</w:t>
+      </w:r>
+      <w:r>
+        <w:rPr>
+          <w:rFonts w:asciiTheme="minorHAnsi" w:hAnsiTheme="minorHAnsi" w:cstheme="minorHAnsi"/>
+          <w:lang w:val="en-IN"/>
+        </w:rPr>
+        <w:t>.</w:t>
+      </w:r>
+    </w:p>
+    <w:p>
+      <w:pPr>
+        <w:pStyle w:val="BodyText"/>
+        <w:jc w:val="both"/>
+        <w:rPr>
+          <w:rFonts w:asciiTheme="minorHAnsi" w:hAnsiTheme="minorHAnsi" w:cstheme="minorHAnsi"/>
+          <w:lang w:val="en-IN"/>
+        </w:rPr>
+      </w:pPr>
+      <w:r>
+        <w:rPr>
+          <w:rFonts w:asciiTheme="minorHAnsi" w:hAnsiTheme="minorHAnsi" w:cstheme="minorHAnsi"/>
+          <w:lang w:val="en-IN"/>
+        </w:rPr>
+        <w:t xml:space="preserve">(6) </w:t>
+      </w:r>
+      <w:r>
+        <w:rPr>
+          <w:rFonts w:asciiTheme="minorHAnsi" w:hAnsiTheme="minorHAnsi" w:cstheme="minorHAnsi"/>
+          <w:lang w:val="en-IN"/>
+        </w:rPr>
+        <w:t>S</w:t>
+      </w:r>
+      <w:r>
+        <w:rPr>
+          <w:rFonts w:asciiTheme="minorHAnsi" w:hAnsiTheme="minorHAnsi" w:cstheme="minorHAnsi"/>
+          <w:lang w:val="en-IN"/>
+        </w:rPr>
+        <w:t>caling features for Logistic Regression.</w:t>
       </w:r>
     </w:p>
     <w:p>
@@ -8753,400 +9568,81 @@
           <w:bCs/>
           <w:sz w:val="32"/>
           <w:szCs w:val="32"/>
-        </w:rPr>
-      </w:pPr>
-    </w:p>
-    <w:p>
-      <w:pPr>
-        <w:pStyle w:val="BodyText"/>
-        <w:jc w:val="both"/>
+          <w:lang w:val="en-IN"/>
+        </w:rPr>
+      </w:pPr>
+      <w:r>
         <w:rPr>
           <w:rFonts w:asciiTheme="minorHAnsi" w:hAnsiTheme="minorHAnsi" w:cstheme="minorHAnsi"/>
           <w:b/>
           <w:bCs/>
           <w:sz w:val="32"/>
           <w:szCs w:val="32"/>
-        </w:rPr>
-      </w:pPr>
-    </w:p>
-    <w:p>
-      <w:pPr>
-        <w:pStyle w:val="BodyText"/>
-        <w:jc w:val="both"/>
+          <w:lang w:val="en-IN"/>
+        </w:rPr>
+        <w:t xml:space="preserve">5.1.1 Target Variable </w:t>
+      </w:r>
+      <w:proofErr w:type="spellStart"/>
+      <w:r>
         <w:rPr>
           <w:rFonts w:asciiTheme="minorHAnsi" w:hAnsiTheme="minorHAnsi" w:cstheme="minorHAnsi"/>
           <w:b/>
           <w:bCs/>
           <w:sz w:val="32"/>
           <w:szCs w:val="32"/>
-        </w:rPr>
-      </w:pPr>
-    </w:p>
-    <w:p>
-      <w:pPr>
-        <w:pStyle w:val="BodyText"/>
-        <w:jc w:val="both"/>
-        <w:rPr>
-          <w:rFonts w:asciiTheme="minorHAnsi" w:hAnsiTheme="minorHAnsi" w:cstheme="minorHAnsi"/>
-          <w:b/>
-          <w:bCs/>
-          <w:sz w:val="32"/>
-          <w:szCs w:val="32"/>
-        </w:rPr>
-      </w:pPr>
-    </w:p>
-    <w:p>
-      <w:pPr>
-        <w:pStyle w:val="BodyText"/>
-        <w:jc w:val="both"/>
-        <w:rPr>
-          <w:rFonts w:asciiTheme="minorHAnsi" w:hAnsiTheme="minorHAnsi" w:cstheme="minorHAnsi"/>
-          <w:b/>
-          <w:bCs/>
-          <w:sz w:val="32"/>
-          <w:szCs w:val="32"/>
-        </w:rPr>
-      </w:pPr>
-    </w:p>
-    <w:p>
-      <w:pPr>
-        <w:pStyle w:val="BodyText"/>
-        <w:jc w:val="both"/>
-        <w:rPr>
-          <w:rFonts w:asciiTheme="minorHAnsi" w:hAnsiTheme="minorHAnsi" w:cstheme="minorHAnsi"/>
-          <w:b/>
-          <w:bCs/>
-          <w:sz w:val="32"/>
-          <w:szCs w:val="32"/>
-        </w:rPr>
-      </w:pPr>
-    </w:p>
-    <w:p>
-      <w:pPr>
-        <w:pStyle w:val="BodyText"/>
-        <w:jc w:val="both"/>
-        <w:rPr>
-          <w:rFonts w:asciiTheme="minorHAnsi" w:hAnsiTheme="minorHAnsi" w:cstheme="minorHAnsi"/>
-          <w:b/>
-          <w:bCs/>
-          <w:sz w:val="32"/>
-          <w:szCs w:val="32"/>
-        </w:rPr>
-      </w:pPr>
-    </w:p>
-    <w:p>
-      <w:pPr>
-        <w:pStyle w:val="BodyText"/>
-        <w:jc w:val="both"/>
-        <w:rPr>
-          <w:rFonts w:asciiTheme="minorHAnsi" w:hAnsiTheme="minorHAnsi" w:cstheme="minorHAnsi"/>
-          <w:b/>
-          <w:bCs/>
-          <w:sz w:val="32"/>
-          <w:szCs w:val="32"/>
-        </w:rPr>
-      </w:pPr>
-    </w:p>
-    <w:p>
-      <w:pPr>
-        <w:pStyle w:val="BodyText"/>
-        <w:jc w:val="both"/>
-        <w:rPr>
-          <w:rFonts w:asciiTheme="minorHAnsi" w:hAnsiTheme="minorHAnsi" w:cstheme="minorHAnsi"/>
-          <w:b/>
-          <w:bCs/>
-          <w:sz w:val="32"/>
-          <w:szCs w:val="32"/>
-        </w:rPr>
-      </w:pPr>
-    </w:p>
-    <w:p>
-      <w:pPr>
-        <w:pStyle w:val="BodyText"/>
-        <w:jc w:val="both"/>
-        <w:rPr>
-          <w:rFonts w:asciiTheme="minorHAnsi" w:hAnsiTheme="minorHAnsi" w:cstheme="minorHAnsi"/>
-          <w:b/>
-          <w:bCs/>
-          <w:sz w:val="32"/>
-          <w:szCs w:val="32"/>
-        </w:rPr>
-      </w:pPr>
-    </w:p>
-    <w:p>
-      <w:pPr>
-        <w:pStyle w:val="BodyText"/>
-        <w:jc w:val="both"/>
-        <w:rPr>
-          <w:rFonts w:asciiTheme="minorHAnsi" w:hAnsiTheme="minorHAnsi" w:cstheme="minorHAnsi"/>
-          <w:b/>
-          <w:bCs/>
-          <w:sz w:val="32"/>
-          <w:szCs w:val="32"/>
-        </w:rPr>
-      </w:pPr>
-    </w:p>
-    <w:p>
-      <w:pPr>
-        <w:pStyle w:val="BodyText"/>
-        <w:jc w:val="both"/>
-        <w:rPr>
-          <w:rFonts w:asciiTheme="minorHAnsi" w:hAnsiTheme="minorHAnsi" w:cstheme="minorHAnsi"/>
-          <w:b/>
-          <w:bCs/>
-          <w:sz w:val="32"/>
-          <w:szCs w:val="32"/>
-        </w:rPr>
-      </w:pPr>
-    </w:p>
-    <w:p>
-      <w:pPr>
-        <w:pStyle w:val="BodyText"/>
-        <w:jc w:val="both"/>
-        <w:rPr>
-          <w:rFonts w:asciiTheme="minorHAnsi" w:hAnsiTheme="minorHAnsi" w:cstheme="minorHAnsi"/>
-          <w:b/>
-          <w:bCs/>
-          <w:sz w:val="32"/>
-          <w:szCs w:val="32"/>
-        </w:rPr>
-      </w:pPr>
-      <w:r>
-        <w:rPr>
-          <w:rFonts w:asciiTheme="minorHAnsi" w:hAnsiTheme="minorHAnsi" w:cstheme="minorHAnsi"/>
-          <w:b/>
-          <w:bCs/>
-          <w:sz w:val="32"/>
-          <w:szCs w:val="32"/>
-        </w:rPr>
-        <w:lastRenderedPageBreak/>
-        <w:t>5.METHODOLOGY</w:t>
-      </w:r>
-    </w:p>
-    <w:p>
-      <w:pPr>
-        <w:pStyle w:val="BodyText"/>
-        <w:jc w:val="both"/>
-        <w:rPr>
-          <w:rFonts w:asciiTheme="minorHAnsi" w:hAnsiTheme="minorHAnsi" w:cstheme="minorHAnsi"/>
-          <w:b/>
-          <w:bCs/>
-          <w:sz w:val="32"/>
-          <w:szCs w:val="32"/>
-        </w:rPr>
-      </w:pPr>
-      <w:r>
-        <w:rPr>
-          <w:rFonts w:asciiTheme="minorHAnsi" w:hAnsiTheme="minorHAnsi" w:cstheme="minorHAnsi"/>
-          <w:b/>
-          <w:bCs/>
-          <w:sz w:val="32"/>
-          <w:szCs w:val="32"/>
-        </w:rPr>
-        <w:t>5.1 Data Preprocessing</w:t>
-      </w:r>
-    </w:p>
-    <w:p>
-      <w:pPr>
-        <w:pStyle w:val="BodyText"/>
-        <w:jc w:val="both"/>
-        <w:rPr>
-          <w:rFonts w:asciiTheme="minorHAnsi" w:hAnsiTheme="minorHAnsi" w:cstheme="minorHAnsi"/>
-          <w:lang w:val="en-IN"/>
-        </w:rPr>
-      </w:pPr>
-      <w:r>
-        <w:rPr>
-          <w:rFonts w:asciiTheme="minorHAnsi" w:hAnsiTheme="minorHAnsi" w:cstheme="minorHAnsi"/>
-          <w:lang w:val="en-IN"/>
-        </w:rPr>
-        <w:t>Data preprocessing was performed in the following order, consistent with the implementation in the Jupyter notebook:</w:t>
-      </w:r>
-    </w:p>
-    <w:p>
-      <w:pPr>
-        <w:pStyle w:val="BodyText"/>
-        <w:jc w:val="both"/>
-        <w:rPr>
-          <w:rFonts w:asciiTheme="minorHAnsi" w:hAnsiTheme="minorHAnsi" w:cstheme="minorHAnsi"/>
-          <w:lang w:val="en-IN"/>
-        </w:rPr>
-      </w:pPr>
-      <w:r>
-        <w:rPr>
-          <w:rFonts w:asciiTheme="minorHAnsi" w:hAnsiTheme="minorHAnsi" w:cstheme="minorHAnsi"/>
-          <w:lang w:val="en-IN"/>
-        </w:rPr>
-        <w:t xml:space="preserve"> (1) loading the raw data with missing values marked as NaN</w:t>
-      </w:r>
-      <w:r>
-        <w:rPr>
-          <w:rFonts w:asciiTheme="minorHAnsi" w:hAnsiTheme="minorHAnsi" w:cstheme="minorHAnsi"/>
-          <w:lang w:val="en-IN"/>
-        </w:rPr>
-        <w:t>.</w:t>
-      </w:r>
-      <w:r>
-        <w:rPr>
-          <w:rFonts w:asciiTheme="minorHAnsi" w:hAnsiTheme="minorHAnsi" w:cstheme="minorHAnsi"/>
-          <w:lang w:val="en-IN"/>
-        </w:rPr>
-        <w:t xml:space="preserve"> </w:t>
-      </w:r>
-    </w:p>
-    <w:p>
-      <w:pPr>
-        <w:pStyle w:val="BodyText"/>
-        <w:jc w:val="both"/>
-        <w:rPr>
-          <w:rFonts w:asciiTheme="minorHAnsi" w:hAnsiTheme="minorHAnsi" w:cstheme="minorHAnsi"/>
-          <w:lang w:val="en-IN"/>
-        </w:rPr>
-      </w:pPr>
-      <w:r>
-        <w:rPr>
-          <w:rFonts w:asciiTheme="minorHAnsi" w:hAnsiTheme="minorHAnsi" w:cstheme="minorHAnsi"/>
-          <w:lang w:val="en-IN"/>
-        </w:rPr>
-        <w:t>(2) binarising the target variable</w:t>
-      </w:r>
-      <w:r>
-        <w:rPr>
-          <w:rFonts w:asciiTheme="minorHAnsi" w:hAnsiTheme="minorHAnsi" w:cstheme="minorHAnsi"/>
-          <w:lang w:val="en-IN"/>
-        </w:rPr>
-        <w:t>.</w:t>
-      </w:r>
-    </w:p>
-    <w:p>
-      <w:pPr>
-        <w:pStyle w:val="BodyText"/>
-        <w:jc w:val="both"/>
-        <w:rPr>
-          <w:rFonts w:asciiTheme="minorHAnsi" w:hAnsiTheme="minorHAnsi" w:cstheme="minorHAnsi"/>
-          <w:lang w:val="en-IN"/>
-        </w:rPr>
-      </w:pPr>
-      <w:r>
-        <w:rPr>
-          <w:rFonts w:asciiTheme="minorHAnsi" w:hAnsiTheme="minorHAnsi" w:cstheme="minorHAnsi"/>
-          <w:lang w:val="en-IN"/>
-        </w:rPr>
-        <w:t>(3) dropping the six rows with missing values</w:t>
-      </w:r>
-      <w:r>
-        <w:rPr>
-          <w:rFonts w:asciiTheme="minorHAnsi" w:hAnsiTheme="minorHAnsi" w:cstheme="minorHAnsi"/>
-          <w:lang w:val="en-IN"/>
-        </w:rPr>
-        <w:t>.</w:t>
-      </w:r>
-    </w:p>
-    <w:p>
-      <w:pPr>
-        <w:pStyle w:val="BodyText"/>
-        <w:jc w:val="both"/>
-        <w:rPr>
-          <w:rFonts w:asciiTheme="minorHAnsi" w:hAnsiTheme="minorHAnsi" w:cstheme="minorHAnsi"/>
-          <w:lang w:val="en-IN"/>
-        </w:rPr>
-      </w:pPr>
-      <w:r>
-        <w:rPr>
-          <w:rFonts w:asciiTheme="minorHAnsi" w:hAnsiTheme="minorHAnsi" w:cstheme="minorHAnsi"/>
-          <w:lang w:val="en-IN"/>
-        </w:rPr>
-        <w:t>(4) performing a stratified train-test split</w:t>
-      </w:r>
-      <w:r>
-        <w:rPr>
-          <w:rFonts w:asciiTheme="minorHAnsi" w:hAnsiTheme="minorHAnsi" w:cstheme="minorHAnsi"/>
-          <w:lang w:val="en-IN"/>
-        </w:rPr>
-        <w:t>.</w:t>
-      </w:r>
-    </w:p>
-    <w:p>
-      <w:pPr>
-        <w:pStyle w:val="BodyText"/>
-        <w:jc w:val="both"/>
-        <w:rPr>
-          <w:rFonts w:asciiTheme="minorHAnsi" w:hAnsiTheme="minorHAnsi" w:cstheme="minorHAnsi"/>
-          <w:lang w:val="en-IN"/>
-        </w:rPr>
-      </w:pPr>
-      <w:r>
-        <w:rPr>
-          <w:rFonts w:asciiTheme="minorHAnsi" w:hAnsiTheme="minorHAnsi" w:cstheme="minorHAnsi"/>
-          <w:lang w:val="en-IN"/>
-        </w:rPr>
-        <w:t xml:space="preserve"> (5) applying SMOTE to the training set</w:t>
-      </w:r>
-      <w:r>
-        <w:rPr>
-          <w:rFonts w:asciiTheme="minorHAnsi" w:hAnsiTheme="minorHAnsi" w:cstheme="minorHAnsi"/>
-          <w:lang w:val="en-IN"/>
-        </w:rPr>
-        <w:t>.</w:t>
-      </w:r>
-    </w:p>
-    <w:p>
-      <w:pPr>
-        <w:pStyle w:val="BodyText"/>
-        <w:jc w:val="both"/>
-        <w:rPr>
-          <w:rFonts w:asciiTheme="minorHAnsi" w:hAnsiTheme="minorHAnsi" w:cstheme="minorHAnsi"/>
-          <w:lang w:val="en-IN"/>
-        </w:rPr>
-      </w:pPr>
-      <w:r>
-        <w:rPr>
-          <w:rFonts w:asciiTheme="minorHAnsi" w:hAnsiTheme="minorHAnsi" w:cstheme="minorHAnsi"/>
-          <w:lang w:val="en-IN"/>
-        </w:rPr>
-        <w:t>(6) scaling features for Logistic Regression.</w:t>
-      </w:r>
-    </w:p>
-    <w:p>
-      <w:pPr>
-        <w:pStyle w:val="BodyText"/>
-        <w:jc w:val="both"/>
-        <w:rPr>
-          <w:rFonts w:asciiTheme="minorHAnsi" w:hAnsiTheme="minorHAnsi" w:cstheme="minorHAnsi"/>
-          <w:b/>
-          <w:bCs/>
-          <w:sz w:val="32"/>
-          <w:szCs w:val="32"/>
-          <w:lang w:val="en-IN"/>
-        </w:rPr>
-      </w:pPr>
-      <w:r>
-        <w:rPr>
-          <w:rFonts w:asciiTheme="minorHAnsi" w:hAnsiTheme="minorHAnsi" w:cstheme="minorHAnsi"/>
-          <w:b/>
-          <w:bCs/>
-          <w:sz w:val="32"/>
-          <w:szCs w:val="32"/>
-          <w:lang w:val="en-IN"/>
-        </w:rPr>
-        <w:t>5.1.1 Target Variable Binarisation</w:t>
-      </w:r>
-    </w:p>
-    <w:p>
-      <w:pPr>
-        <w:pStyle w:val="BodyText"/>
-        <w:jc w:val="both"/>
-        <w:rPr>
-          <w:rFonts w:asciiTheme="minorHAnsi" w:hAnsiTheme="minorHAnsi" w:cstheme="minorHAnsi"/>
-          <w:lang w:val="en-IN"/>
-        </w:rPr>
-      </w:pPr>
-      <w:r>
-        <w:rPr>
-          <w:rFonts w:asciiTheme="minorHAnsi" w:hAnsiTheme="minorHAnsi" w:cstheme="minorHAnsi"/>
-          <w:lang w:val="en-IN"/>
-        </w:rPr>
-        <w:t>The target variable was transformed from its original ordinal scale (0–4) to a binary label: 0 (no disease) and 1 (presence of disease). All values greater than zero were mapped to 1, consistent with Cleveland dataset literature and implemented as: df['target'] = df['target'].apply(lambda x: 1 if x &gt; 0 else 0).</w:t>
+          <w:lang w:val="en-IN"/>
+        </w:rPr>
+        <w:t>Binarisation</w:t>
+      </w:r>
+      <w:proofErr w:type="spellEnd"/>
+    </w:p>
+    <w:p>
+      <w:pPr>
+        <w:pStyle w:val="BodyText"/>
+        <w:jc w:val="both"/>
+        <w:rPr>
+          <w:rFonts w:asciiTheme="minorHAnsi" w:hAnsiTheme="minorHAnsi" w:cstheme="minorHAnsi"/>
+          <w:lang w:val="en-IN"/>
+        </w:rPr>
+      </w:pPr>
+      <w:r>
+        <w:rPr>
+          <w:rFonts w:asciiTheme="minorHAnsi" w:hAnsiTheme="minorHAnsi" w:cstheme="minorHAnsi"/>
+          <w:lang w:val="en-IN"/>
+        </w:rPr>
+        <w:t xml:space="preserve">The target variable was transformed from its original ordinal scale (0–4) to a binary label: 0 (no disease) and 1 (presence of disease). All values greater than zero were mapped to 1, consistent with Cleveland dataset literature and implemented as: </w:t>
+      </w:r>
+      <w:proofErr w:type="spellStart"/>
+      <w:r>
+        <w:rPr>
+          <w:rFonts w:asciiTheme="minorHAnsi" w:hAnsiTheme="minorHAnsi" w:cstheme="minorHAnsi"/>
+          <w:lang w:val="en-IN"/>
+        </w:rPr>
+        <w:t>df</w:t>
+      </w:r>
+      <w:proofErr w:type="spellEnd"/>
+      <w:r>
+        <w:rPr>
+          <w:rFonts w:asciiTheme="minorHAnsi" w:hAnsiTheme="minorHAnsi" w:cstheme="minorHAnsi"/>
+          <w:lang w:val="en-IN"/>
+        </w:rPr>
+        <w:t xml:space="preserve">['target'] = </w:t>
+      </w:r>
+      <w:proofErr w:type="spellStart"/>
+      <w:r>
+        <w:rPr>
+          <w:rFonts w:asciiTheme="minorHAnsi" w:hAnsiTheme="minorHAnsi" w:cstheme="minorHAnsi"/>
+          <w:lang w:val="en-IN"/>
+        </w:rPr>
+        <w:t>df</w:t>
+      </w:r>
+      <w:proofErr w:type="spellEnd"/>
+      <w:r>
+        <w:rPr>
+          <w:rFonts w:asciiTheme="minorHAnsi" w:hAnsiTheme="minorHAnsi" w:cstheme="minorHAnsi"/>
+          <w:lang w:val="en-IN"/>
+        </w:rPr>
+        <w:t>['target'].apply(lambda x: 1 if x &gt; 0 else 0).</w:t>
       </w:r>
     </w:p>
     <w:p>
@@ -9275,7 +9771,39 @@
           <w:rFonts w:asciiTheme="minorHAnsi" w:hAnsiTheme="minorHAnsi" w:cstheme="minorHAnsi"/>
           <w:lang w:val="en-IN"/>
         </w:rPr>
-        <w:t>Six rows containing missing values in ca and thal were removed after target binarisation. These features are categorical, making mean imputation methodologically inappropriate. Removal was performed prior to train-test splitting to prevent any information from missing-value rows leaking into the test set.</w:t>
+        <w:t xml:space="preserve">Six rows containing missing values in ca and </w:t>
+      </w:r>
+      <w:proofErr w:type="spellStart"/>
+      <w:r>
+        <w:rPr>
+          <w:rFonts w:asciiTheme="minorHAnsi" w:hAnsiTheme="minorHAnsi" w:cstheme="minorHAnsi"/>
+          <w:lang w:val="en-IN"/>
+        </w:rPr>
+        <w:t>thal</w:t>
+      </w:r>
+      <w:proofErr w:type="spellEnd"/>
+      <w:r>
+        <w:rPr>
+          <w:rFonts w:asciiTheme="minorHAnsi" w:hAnsiTheme="minorHAnsi" w:cstheme="minorHAnsi"/>
+          <w:lang w:val="en-IN"/>
+        </w:rPr>
+        <w:t xml:space="preserve"> were removed after target </w:t>
+      </w:r>
+      <w:proofErr w:type="spellStart"/>
+      <w:r>
+        <w:rPr>
+          <w:rFonts w:asciiTheme="minorHAnsi" w:hAnsiTheme="minorHAnsi" w:cstheme="minorHAnsi"/>
+          <w:lang w:val="en-IN"/>
+        </w:rPr>
+        <w:t>binarisation</w:t>
+      </w:r>
+      <w:proofErr w:type="spellEnd"/>
+      <w:r>
+        <w:rPr>
+          <w:rFonts w:asciiTheme="minorHAnsi" w:hAnsiTheme="minorHAnsi" w:cstheme="minorHAnsi"/>
+          <w:lang w:val="en-IN"/>
+        </w:rPr>
+        <w:t>. These features are categorical, making mean imputation methodologically inappropriate. Removal was performed prior to train-test splitting to prevent any information from missing-value rows leaking into the test set.</w:t>
       </w:r>
     </w:p>
     <w:p>
@@ -9375,7 +9903,23 @@
           <w:rFonts w:asciiTheme="minorHAnsi" w:hAnsiTheme="minorHAnsi" w:cstheme="minorHAnsi"/>
           <w:lang w:val="en-IN"/>
         </w:rPr>
-        <w:t>Three model stages were subsequently compared: (1) No SMOTE — models trained on the raw imbalanced training set; (2) SMOTE before tuning — models trained on SMOTE-balanced data with default hyperparameters; (3) SMOTE + GridSearchCV tuning — the final tuned models.</w:t>
+        <w:t xml:space="preserve">Three model stages were subsequently compared: (1) No SMOTE — models trained on the raw imbalanced training set; (2) SMOTE before tuning — models trained on SMOTE-balanced data with default hyperparameters; (3) SMOTE + </w:t>
+      </w:r>
+      <w:proofErr w:type="spellStart"/>
+      <w:r>
+        <w:rPr>
+          <w:rFonts w:asciiTheme="minorHAnsi" w:hAnsiTheme="minorHAnsi" w:cstheme="minorHAnsi"/>
+          <w:lang w:val="en-IN"/>
+        </w:rPr>
+        <w:t>GridSearchCV</w:t>
+      </w:r>
+      <w:proofErr w:type="spellEnd"/>
+      <w:r>
+        <w:rPr>
+          <w:rFonts w:asciiTheme="minorHAnsi" w:hAnsiTheme="minorHAnsi" w:cstheme="minorHAnsi"/>
+          <w:lang w:val="en-IN"/>
+        </w:rPr>
+        <w:t xml:space="preserve"> tuning — the final tuned models.</w:t>
       </w:r>
     </w:p>
     <w:p>
@@ -9435,7 +9979,71 @@
           <w:rFonts w:asciiTheme="minorHAnsi" w:hAnsiTheme="minorHAnsi" w:cstheme="minorHAnsi"/>
           <w:lang w:val="en-IN"/>
         </w:rPr>
-        <w:t>Continuous numerical features were standardised using StandardScaler (zero mean, unit variance) for Logistic Regression, which is sensitive to feature magnitude because coefficients are estimated by gradient-based optimisation. Separate scalers were fitted: one on the SMOTE-balanced training data (X_train_sm_scaled) for the tuned Logistic Regression, and a consistent scaler applied to the test set (X_test_scaled). Random Forest and XGBoost are tree-based and invariant to monotonic feature transformations; scaling was not required for these models.</w:t>
+        <w:t xml:space="preserve">Continuous numerical features were standardised using </w:t>
+      </w:r>
+      <w:proofErr w:type="spellStart"/>
+      <w:r>
+        <w:rPr>
+          <w:rFonts w:asciiTheme="minorHAnsi" w:hAnsiTheme="minorHAnsi" w:cstheme="minorHAnsi"/>
+          <w:lang w:val="en-IN"/>
+        </w:rPr>
+        <w:t>StandardScaler</w:t>
+      </w:r>
+      <w:proofErr w:type="spellEnd"/>
+      <w:r>
+        <w:rPr>
+          <w:rFonts w:asciiTheme="minorHAnsi" w:hAnsiTheme="minorHAnsi" w:cstheme="minorHAnsi"/>
+          <w:lang w:val="en-IN"/>
+        </w:rPr>
+        <w:t xml:space="preserve"> (zero mean, unit variance) for Logistic Regression, which is sensitive to feature magnitude because coefficients are estimated by gradient-based optimisation. Separate scalers were fitted: one on the SMOTE-balanced training data (</w:t>
+      </w:r>
+      <w:proofErr w:type="spellStart"/>
+      <w:r>
+        <w:rPr>
+          <w:rFonts w:asciiTheme="minorHAnsi" w:hAnsiTheme="minorHAnsi" w:cstheme="minorHAnsi"/>
+          <w:lang w:val="en-IN"/>
+        </w:rPr>
+        <w:t>X_train_sm_scaled</w:t>
+      </w:r>
+      <w:proofErr w:type="spellEnd"/>
+      <w:r>
+        <w:rPr>
+          <w:rFonts w:asciiTheme="minorHAnsi" w:hAnsiTheme="minorHAnsi" w:cstheme="minorHAnsi"/>
+          <w:lang w:val="en-IN"/>
+        </w:rPr>
+        <w:t>) for the tuned Logistic Regression, and a consistent scaler applied to the test set (</w:t>
+      </w:r>
+      <w:proofErr w:type="spellStart"/>
+      <w:r>
+        <w:rPr>
+          <w:rFonts w:asciiTheme="minorHAnsi" w:hAnsiTheme="minorHAnsi" w:cstheme="minorHAnsi"/>
+          <w:lang w:val="en-IN"/>
+        </w:rPr>
+        <w:t>X_test_scaled</w:t>
+      </w:r>
+      <w:proofErr w:type="spellEnd"/>
+      <w:r>
+        <w:rPr>
+          <w:rFonts w:asciiTheme="minorHAnsi" w:hAnsiTheme="minorHAnsi" w:cstheme="minorHAnsi"/>
+          <w:lang w:val="en-IN"/>
+        </w:rPr>
+        <w:t xml:space="preserve">). Random Forest and </w:t>
+      </w:r>
+      <w:proofErr w:type="spellStart"/>
+      <w:r>
+        <w:rPr>
+          <w:rFonts w:asciiTheme="minorHAnsi" w:hAnsiTheme="minorHAnsi" w:cstheme="minorHAnsi"/>
+          <w:lang w:val="en-IN"/>
+        </w:rPr>
+        <w:t>XGBoost</w:t>
+      </w:r>
+      <w:proofErr w:type="spellEnd"/>
+      <w:r>
+        <w:rPr>
+          <w:rFonts w:asciiTheme="minorHAnsi" w:hAnsiTheme="minorHAnsi" w:cstheme="minorHAnsi"/>
+          <w:lang w:val="en-IN"/>
+        </w:rPr>
+        <w:t xml:space="preserve"> are tree-based and invariant to monotonic feature transformations; scaling was not required for these models.</w:t>
       </w:r>
     </w:p>
     <w:p>
@@ -9544,7 +10152,23 @@
           <w:rFonts w:asciiTheme="minorHAnsi" w:hAnsiTheme="minorHAnsi" w:cstheme="minorHAnsi"/>
           <w:lang w:val="en-IN"/>
         </w:rPr>
-        <w:t xml:space="preserve">The distribution of age appeared approximately normal, indicating balanced representation across age groups. Cholesterol values showed right-skewness, suggesting the presence of higher cholesterol levels in a subset of patients. Maximum heart rate displayed a wide </w:t>
+        <w:t xml:space="preserve">Age was approximately normally distributed, cholesterol showed right-skewness, maximum heart rate displayed a wide spread, and </w:t>
+      </w:r>
+      <w:proofErr w:type="spellStart"/>
+      <w:r>
+        <w:rPr>
+          <w:rFonts w:asciiTheme="minorHAnsi" w:hAnsiTheme="minorHAnsi" w:cstheme="minorHAnsi"/>
+          <w:lang w:val="en-IN"/>
+        </w:rPr>
+        <w:t>oldpeak</w:t>
+      </w:r>
+      <w:proofErr w:type="spellEnd"/>
+      <w:r>
+        <w:rPr>
+          <w:rFonts w:asciiTheme="minorHAnsi" w:hAnsiTheme="minorHAnsi" w:cstheme="minorHAnsi"/>
+          <w:lang w:val="en-IN"/>
+        </w:rPr>
+        <w:t xml:space="preserve"> values were concentrated at lower levels, with severe ST depression occurring less frequently. These distributions indicated that feature </w:t>
       </w:r>
       <w:r>
         <w:rPr>
@@ -9552,41 +10176,14 @@
           <w:lang w:val="en-IN"/>
         </w:rPr>
         <w:lastRenderedPageBreak/>
-        <w:t>distribution, which may contribute significantly to classification. ST depression values were concentrated at lower levels, indicating that severe ST depression occurs less frequently.</w:t>
-      </w:r>
-    </w:p>
-    <w:p>
-      <w:pPr>
-        <w:pStyle w:val="BodyText"/>
-        <w:jc w:val="both"/>
-        <w:rPr>
-          <w:rFonts w:asciiTheme="minorHAnsi" w:hAnsiTheme="minorHAnsi" w:cstheme="minorHAnsi"/>
-          <w:lang w:val="en-IN"/>
-        </w:rPr>
-      </w:pPr>
-      <w:r>
-        <w:rPr>
-          <w:rFonts w:asciiTheme="minorHAnsi" w:hAnsiTheme="minorHAnsi" w:cstheme="minorHAnsi"/>
-          <w:lang w:val="en-IN"/>
-        </w:rPr>
-        <w:t>These observations helped determine that feature scaling would be necessary for numerical variables to ensure consistent model performance.</w:t>
-      </w:r>
-    </w:p>
-    <w:p>
-      <w:pPr>
-        <w:pStyle w:val="BodyText"/>
-        <w:jc w:val="both"/>
-        <w:rPr>
-          <w:rFonts w:asciiTheme="minorHAnsi" w:hAnsiTheme="minorHAnsi" w:cstheme="minorHAnsi"/>
-          <w:lang w:val="en-IN"/>
-        </w:rPr>
-      </w:pPr>
+        <w:t>scaling would be necessary for numerical variables.</w:t>
+      </w:r>
       <w:r>
         <w:rPr>
           <w:noProof/>
         </w:rPr>
         <w:drawing>
-          <wp:inline distT="0" distB="0" distL="0" distR="0" wp14:anchorId="3C002A1F" wp14:editId="7184A8A0">
+          <wp:inline distT="0" distB="0" distL="0" distR="0" wp14:anchorId="3C002A1F" wp14:editId="3778C9C2">
             <wp:extent cx="5731510" cy="3035300"/>
             <wp:effectExtent l="0" t="0" r="2540" b="0"/>
             <wp:docPr id="913419101" name="Picture 1"/>
@@ -9691,41 +10288,103 @@
           <w:rFonts w:asciiTheme="minorHAnsi" w:hAnsiTheme="minorHAnsi" w:cstheme="minorHAnsi"/>
           <w:lang w:val="en-IN"/>
         </w:rPr>
-        <w:t>Bivariate analysis was performed to examine the relationship between numerical features and heart disease status. Boxplots were used to compare the distributions of age, resting blood pressure, cholesterol, maximum heart rate achieved (thalach), and oldpeak for patients with and without heart disease.</w:t>
-      </w:r>
-    </w:p>
-    <w:p>
-      <w:pPr>
-        <w:pStyle w:val="BodyText"/>
-        <w:jc w:val="both"/>
-        <w:rPr>
-          <w:rFonts w:asciiTheme="minorHAnsi" w:hAnsiTheme="minorHAnsi" w:cstheme="minorHAnsi"/>
-          <w:lang w:val="en-IN"/>
-        </w:rPr>
-      </w:pPr>
-      <w:r>
-        <w:rPr>
-          <w:rFonts w:asciiTheme="minorHAnsi" w:hAnsiTheme="minorHAnsi" w:cstheme="minorHAnsi"/>
-          <w:lang w:val="en-IN"/>
-        </w:rPr>
-        <w:t>The results showed that patients with heart disease generally had higher age and oldpeak values compared to those without heart disease. In contrast, patients with heart disease tended to have lower maximum heart rate (thalach) values. Resting blood pressure and cholesterol showed some differences between the two groups, although the distributions overlapped considerably.</w:t>
-      </w:r>
-    </w:p>
-    <w:p>
-      <w:pPr>
-        <w:pStyle w:val="BodyText"/>
-        <w:jc w:val="both"/>
-        <w:rPr>
-          <w:rFonts w:asciiTheme="minorHAnsi" w:hAnsiTheme="minorHAnsi" w:cstheme="minorHAnsi"/>
-          <w:lang w:val="en-IN"/>
-        </w:rPr>
-      </w:pPr>
-      <w:r>
-        <w:rPr>
-          <w:rFonts w:asciiTheme="minorHAnsi" w:hAnsiTheme="minorHAnsi" w:cstheme="minorHAnsi"/>
-          <w:lang w:val="en-IN"/>
-        </w:rPr>
-        <w:t>Among the numerical features, thalach and oldpeak showed the clearest differences between patients with and without heart disease, suggesting that these variables may be important predictors in the classification models.</w:t>
+        <w:t>Boxplots compared age, resting blood pressure, cholesterol, maximum heart rate (</w:t>
+      </w:r>
+      <w:proofErr w:type="spellStart"/>
+      <w:r>
+        <w:rPr>
+          <w:rFonts w:asciiTheme="minorHAnsi" w:hAnsiTheme="minorHAnsi" w:cstheme="minorHAnsi"/>
+          <w:lang w:val="en-IN"/>
+        </w:rPr>
+        <w:t>thalach</w:t>
+      </w:r>
+      <w:proofErr w:type="spellEnd"/>
+      <w:r>
+        <w:rPr>
+          <w:rFonts w:asciiTheme="minorHAnsi" w:hAnsiTheme="minorHAnsi" w:cstheme="minorHAnsi"/>
+          <w:lang w:val="en-IN"/>
+        </w:rPr>
+        <w:t xml:space="preserve">), and </w:t>
+      </w:r>
+      <w:proofErr w:type="spellStart"/>
+      <w:r>
+        <w:rPr>
+          <w:rFonts w:asciiTheme="minorHAnsi" w:hAnsiTheme="minorHAnsi" w:cstheme="minorHAnsi"/>
+          <w:lang w:val="en-IN"/>
+        </w:rPr>
+        <w:t>oldpeak</w:t>
+      </w:r>
+      <w:proofErr w:type="spellEnd"/>
+      <w:r>
+        <w:rPr>
+          <w:rFonts w:asciiTheme="minorHAnsi" w:hAnsiTheme="minorHAnsi" w:cstheme="minorHAnsi"/>
+          <w:lang w:val="en-IN"/>
+        </w:rPr>
+        <w:t xml:space="preserve"> between patients with and without heart disease. Disease-positive patients generally had higher age and </w:t>
+      </w:r>
+      <w:proofErr w:type="spellStart"/>
+      <w:r>
+        <w:rPr>
+          <w:rFonts w:asciiTheme="minorHAnsi" w:hAnsiTheme="minorHAnsi" w:cstheme="minorHAnsi"/>
+          <w:lang w:val="en-IN"/>
+        </w:rPr>
+        <w:t>oldpeak</w:t>
+      </w:r>
+      <w:proofErr w:type="spellEnd"/>
+      <w:r>
+        <w:rPr>
+          <w:rFonts w:asciiTheme="minorHAnsi" w:hAnsiTheme="minorHAnsi" w:cstheme="minorHAnsi"/>
+          <w:lang w:val="en-IN"/>
+        </w:rPr>
+        <w:t xml:space="preserve"> values and lower </w:t>
+      </w:r>
+      <w:proofErr w:type="spellStart"/>
+      <w:r>
+        <w:rPr>
+          <w:rFonts w:asciiTheme="minorHAnsi" w:hAnsiTheme="minorHAnsi" w:cstheme="minorHAnsi"/>
+          <w:lang w:val="en-IN"/>
+        </w:rPr>
+        <w:t>thalach</w:t>
+      </w:r>
+      <w:proofErr w:type="spellEnd"/>
+      <w:r>
+        <w:rPr>
+          <w:rFonts w:asciiTheme="minorHAnsi" w:hAnsiTheme="minorHAnsi" w:cstheme="minorHAnsi"/>
+          <w:lang w:val="en-IN"/>
+        </w:rPr>
+        <w:t xml:space="preserve">, while resting blood pressure and cholesterol overlapped considerably between groups — making </w:t>
+      </w:r>
+      <w:proofErr w:type="spellStart"/>
+      <w:r>
+        <w:rPr>
+          <w:rFonts w:asciiTheme="minorHAnsi" w:hAnsiTheme="minorHAnsi" w:cstheme="minorHAnsi"/>
+          <w:lang w:val="en-IN"/>
+        </w:rPr>
+        <w:t>thalach</w:t>
+      </w:r>
+      <w:proofErr w:type="spellEnd"/>
+      <w:r>
+        <w:rPr>
+          <w:rFonts w:asciiTheme="minorHAnsi" w:hAnsiTheme="minorHAnsi" w:cstheme="minorHAnsi"/>
+          <w:lang w:val="en-IN"/>
+        </w:rPr>
+        <w:t xml:space="preserve"> and </w:t>
+      </w:r>
+      <w:proofErr w:type="spellStart"/>
+      <w:r>
+        <w:rPr>
+          <w:rFonts w:asciiTheme="minorHAnsi" w:hAnsiTheme="minorHAnsi" w:cstheme="minorHAnsi"/>
+          <w:lang w:val="en-IN"/>
+        </w:rPr>
+        <w:t>oldpeak</w:t>
+      </w:r>
+      <w:proofErr w:type="spellEnd"/>
+      <w:r>
+        <w:rPr>
+          <w:rFonts w:asciiTheme="minorHAnsi" w:hAnsiTheme="minorHAnsi" w:cstheme="minorHAnsi"/>
+          <w:lang w:val="en-IN"/>
+        </w:rPr>
+        <w:t xml:space="preserve"> the clearest candidate predictors among the numerical features.</w:t>
       </w:r>
     </w:p>
     <w:p>
@@ -9741,9 +10400,8 @@
         <w:rPr>
           <w:noProof/>
         </w:rPr>
-        <w:lastRenderedPageBreak/>
         <w:drawing>
-          <wp:inline distT="0" distB="0" distL="0" distR="0" wp14:anchorId="7667D16B" wp14:editId="3EB2EEEC">
+          <wp:inline distT="0" distB="0" distL="0" distR="0" wp14:anchorId="7667D16B" wp14:editId="7167D58F">
             <wp:extent cx="5731510" cy="3037840"/>
             <wp:effectExtent l="0" t="0" r="2540" b="0"/>
             <wp:docPr id="26878727" name="Picture 3"/>
@@ -9831,6 +10489,7 @@
           <w:sz w:val="32"/>
           <w:szCs w:val="32"/>
         </w:rPr>
+        <w:lastRenderedPageBreak/>
         <w:t>5.2.3 Categorical Feature Analysis</w:t>
       </w:r>
     </w:p>
@@ -9848,7 +10507,71 @@
           <w:rFonts w:asciiTheme="minorHAnsi" w:hAnsiTheme="minorHAnsi" w:cstheme="minorHAnsi"/>
           <w:lang w:val="en-IN"/>
         </w:rPr>
-        <w:t>Count plots were generated for sex, chest pain type (cp), exercise-induced angina (exang), slope, and thal. The analysis showed that chest pain type and exercise-induced angina were strongly associated with heart disease. Differences were also observed in the distributions of slope and thal between the two classes. These findings suggest that categorical features provide useful information for heart disease prediction and were retained for modelling.</w:t>
+        <w:t>Count plots for sex, chest pain type (cp), exercise-induced angina (</w:t>
+      </w:r>
+      <w:proofErr w:type="spellStart"/>
+      <w:r>
+        <w:rPr>
+          <w:rFonts w:asciiTheme="minorHAnsi" w:hAnsiTheme="minorHAnsi" w:cstheme="minorHAnsi"/>
+          <w:lang w:val="en-IN"/>
+        </w:rPr>
+        <w:t>exang</w:t>
+      </w:r>
+      <w:proofErr w:type="spellEnd"/>
+      <w:r>
+        <w:rPr>
+          <w:rFonts w:asciiTheme="minorHAnsi" w:hAnsiTheme="minorHAnsi" w:cstheme="minorHAnsi"/>
+          <w:lang w:val="en-IN"/>
+        </w:rPr>
+        <w:t xml:space="preserve">), slope and </w:t>
+      </w:r>
+      <w:proofErr w:type="spellStart"/>
+      <w:r>
+        <w:rPr>
+          <w:rFonts w:asciiTheme="minorHAnsi" w:hAnsiTheme="minorHAnsi" w:cstheme="minorHAnsi"/>
+          <w:lang w:val="en-IN"/>
+        </w:rPr>
+        <w:t>thal</w:t>
+      </w:r>
+      <w:proofErr w:type="spellEnd"/>
+      <w:r>
+        <w:rPr>
+          <w:rFonts w:asciiTheme="minorHAnsi" w:hAnsiTheme="minorHAnsi" w:cstheme="minorHAnsi"/>
+          <w:lang w:val="en-IN"/>
+        </w:rPr>
+        <w:t xml:space="preserve"> showed that cp and </w:t>
+      </w:r>
+      <w:proofErr w:type="spellStart"/>
+      <w:r>
+        <w:rPr>
+          <w:rFonts w:asciiTheme="minorHAnsi" w:hAnsiTheme="minorHAnsi" w:cstheme="minorHAnsi"/>
+          <w:lang w:val="en-IN"/>
+        </w:rPr>
+        <w:t>exang</w:t>
+      </w:r>
+      <w:proofErr w:type="spellEnd"/>
+      <w:r>
+        <w:rPr>
+          <w:rFonts w:asciiTheme="minorHAnsi" w:hAnsiTheme="minorHAnsi" w:cstheme="minorHAnsi"/>
+          <w:lang w:val="en-IN"/>
+        </w:rPr>
+        <w:t xml:space="preserve"> were strongly associated with heart disease, with further differences in slope and </w:t>
+      </w:r>
+      <w:proofErr w:type="spellStart"/>
+      <w:r>
+        <w:rPr>
+          <w:rFonts w:asciiTheme="minorHAnsi" w:hAnsiTheme="minorHAnsi" w:cstheme="minorHAnsi"/>
+          <w:lang w:val="en-IN"/>
+        </w:rPr>
+        <w:t>thal</w:t>
+      </w:r>
+      <w:proofErr w:type="spellEnd"/>
+      <w:r>
+        <w:rPr>
+          <w:rFonts w:asciiTheme="minorHAnsi" w:hAnsiTheme="minorHAnsi" w:cstheme="minorHAnsi"/>
+          <w:lang w:val="en-IN"/>
+        </w:rPr>
+        <w:t xml:space="preserve"> between classes — indicating these categorical features were worth retaining for modelling.</w:t>
       </w:r>
     </w:p>
     <w:p>
@@ -9865,7 +10588,7 @@
           <w:noProof/>
         </w:rPr>
         <w:drawing>
-          <wp:inline distT="0" distB="0" distL="0" distR="0" wp14:anchorId="779AE8AD" wp14:editId="3CA5C63D">
+          <wp:inline distT="0" distB="0" distL="0" distR="0" wp14:anchorId="779AE8AD" wp14:editId="7E0A6F96">
             <wp:extent cx="5731510" cy="3036570"/>
             <wp:effectExtent l="0" t="0" r="2540" b="0"/>
             <wp:docPr id="1999703050" name="Picture 4"/>
@@ -9986,7 +10709,6 @@
           <w:sz w:val="32"/>
           <w:szCs w:val="32"/>
         </w:rPr>
-        <w:lastRenderedPageBreak/>
         <w:t>5.2.4 Correlation Analysis</w:t>
       </w:r>
       <w:r>
@@ -10014,24 +10736,71 @@
           <w:rFonts w:asciiTheme="minorHAnsi" w:hAnsiTheme="minorHAnsi" w:cstheme="minorHAnsi"/>
           <w:lang w:val="en-IN"/>
         </w:rPr>
-        <w:t>A Pearson correlation heatmap was generated to examine relationships between features and the target variable. The results showed that thal (-0.53), ca (0.46), oldpeak (0.42), exang (0.42), and chest pain type (cp) (0.41) had the strongest associations with heart disease. Maximum heart rate (thalach) showed a moderate negative correlation with the target (-0.42), indicating that lower heart rates were associated with a higher likelihood of heart disease.</w:t>
-      </w:r>
-    </w:p>
-    <w:p>
-      <w:pPr>
-        <w:pStyle w:val="BodyText"/>
-        <w:jc w:val="both"/>
-        <w:rPr>
-          <w:rFonts w:asciiTheme="minorHAnsi" w:hAnsiTheme="minorHAnsi" w:cstheme="minorHAnsi"/>
-          <w:lang w:val="en-IN"/>
-        </w:rPr>
-      </w:pPr>
-      <w:r>
-        <w:rPr>
-          <w:rFonts w:asciiTheme="minorHAnsi" w:hAnsiTheme="minorHAnsi" w:cstheme="minorHAnsi"/>
-          <w:lang w:val="en-IN"/>
-        </w:rPr>
-        <w:t>Most feature pairs exhibited low to moderate correlations, suggesting limited multicollinearity within the dataset. Therefore, all features were retained for model training.</w:t>
+        <w:t xml:space="preserve">A Pearson correlation heatmap showed </w:t>
+      </w:r>
+      <w:proofErr w:type="spellStart"/>
+      <w:r>
+        <w:rPr>
+          <w:rFonts w:asciiTheme="minorHAnsi" w:hAnsiTheme="minorHAnsi" w:cstheme="minorHAnsi"/>
+          <w:lang w:val="en-IN"/>
+        </w:rPr>
+        <w:t>thal</w:t>
+      </w:r>
+      <w:proofErr w:type="spellEnd"/>
+      <w:r>
+        <w:rPr>
+          <w:rFonts w:asciiTheme="minorHAnsi" w:hAnsiTheme="minorHAnsi" w:cstheme="minorHAnsi"/>
+          <w:lang w:val="en-IN"/>
+        </w:rPr>
+        <w:t xml:space="preserve"> (-0.53), ca (0.46), </w:t>
+      </w:r>
+      <w:proofErr w:type="spellStart"/>
+      <w:r>
+        <w:rPr>
+          <w:rFonts w:asciiTheme="minorHAnsi" w:hAnsiTheme="minorHAnsi" w:cstheme="minorHAnsi"/>
+          <w:lang w:val="en-IN"/>
+        </w:rPr>
+        <w:t>oldpeak</w:t>
+      </w:r>
+      <w:proofErr w:type="spellEnd"/>
+      <w:r>
+        <w:rPr>
+          <w:rFonts w:asciiTheme="minorHAnsi" w:hAnsiTheme="minorHAnsi" w:cstheme="minorHAnsi"/>
+          <w:lang w:val="en-IN"/>
+        </w:rPr>
+        <w:t xml:space="preserve"> (0.42), </w:t>
+      </w:r>
+      <w:proofErr w:type="spellStart"/>
+      <w:r>
+        <w:rPr>
+          <w:rFonts w:asciiTheme="minorHAnsi" w:hAnsiTheme="minorHAnsi" w:cstheme="minorHAnsi"/>
+          <w:lang w:val="en-IN"/>
+        </w:rPr>
+        <w:t>exang</w:t>
+      </w:r>
+      <w:proofErr w:type="spellEnd"/>
+      <w:r>
+        <w:rPr>
+          <w:rFonts w:asciiTheme="minorHAnsi" w:hAnsiTheme="minorHAnsi" w:cstheme="minorHAnsi"/>
+          <w:lang w:val="en-IN"/>
+        </w:rPr>
+        <w:t xml:space="preserve"> (0.42) and cp (0.41) had the strongest associations with heart disease, while </w:t>
+      </w:r>
+      <w:proofErr w:type="spellStart"/>
+      <w:r>
+        <w:rPr>
+          <w:rFonts w:asciiTheme="minorHAnsi" w:hAnsiTheme="minorHAnsi" w:cstheme="minorHAnsi"/>
+          <w:lang w:val="en-IN"/>
+        </w:rPr>
+        <w:t>thalach</w:t>
+      </w:r>
+      <w:proofErr w:type="spellEnd"/>
+      <w:r>
+        <w:rPr>
+          <w:rFonts w:asciiTheme="minorHAnsi" w:hAnsiTheme="minorHAnsi" w:cstheme="minorHAnsi"/>
+          <w:lang w:val="en-IN"/>
+        </w:rPr>
+        <w:t xml:space="preserve"> showed a moderate negative correlation (-0.42) — lower heart rates being associated with higher disease likelihood. Most feature pairs exhibited low to moderate correlations, indicating limited multicollinearity, so all features were retained for model training.</w:t>
       </w:r>
     </w:p>
     <w:p>
@@ -10049,6 +10818,7 @@
         <w:rPr>
           <w:noProof/>
         </w:rPr>
+        <w:lastRenderedPageBreak/>
         <w:drawing>
           <wp:inline distT="0" distB="0" distL="0" distR="0" wp14:anchorId="27CC5DF4" wp14:editId="366FACEF">
             <wp:extent cx="5731510" cy="4456430"/>
@@ -10158,7 +10928,55 @@
           <w:rFonts w:asciiTheme="minorHAnsi" w:hAnsiTheme="minorHAnsi" w:cstheme="minorHAnsi"/>
           <w:lang w:val="en-IN"/>
         </w:rPr>
-        <w:t>Box plots were used to identify potential outliers in the numerical features. Outliers were observed mainly in cholesterol (chol), resting blood pressure (trestbps), and oldpeak. However, these values were retained because they represent realistic clinical measurements and may contain important information for predicting heart disease. No outlier removal was performed during data preprocessing.</w:t>
+        <w:t>Box plots were used to identify potential outliers in the numerical features. Outliers were observed mainly in cholesterol (</w:t>
+      </w:r>
+      <w:proofErr w:type="spellStart"/>
+      <w:r>
+        <w:rPr>
+          <w:rFonts w:asciiTheme="minorHAnsi" w:hAnsiTheme="minorHAnsi" w:cstheme="minorHAnsi"/>
+          <w:lang w:val="en-IN"/>
+        </w:rPr>
+        <w:t>chol</w:t>
+      </w:r>
+      <w:proofErr w:type="spellEnd"/>
+      <w:r>
+        <w:rPr>
+          <w:rFonts w:asciiTheme="minorHAnsi" w:hAnsiTheme="minorHAnsi" w:cstheme="minorHAnsi"/>
+          <w:lang w:val="en-IN"/>
+        </w:rPr>
+        <w:t>), resting blood pressure (</w:t>
+      </w:r>
+      <w:proofErr w:type="spellStart"/>
+      <w:r>
+        <w:rPr>
+          <w:rFonts w:asciiTheme="minorHAnsi" w:hAnsiTheme="minorHAnsi" w:cstheme="minorHAnsi"/>
+          <w:lang w:val="en-IN"/>
+        </w:rPr>
+        <w:t>trestbps</w:t>
+      </w:r>
+      <w:proofErr w:type="spellEnd"/>
+      <w:r>
+        <w:rPr>
+          <w:rFonts w:asciiTheme="minorHAnsi" w:hAnsiTheme="minorHAnsi" w:cstheme="minorHAnsi"/>
+          <w:lang w:val="en-IN"/>
+        </w:rPr>
+        <w:t xml:space="preserve">), and </w:t>
+      </w:r>
+      <w:proofErr w:type="spellStart"/>
+      <w:r>
+        <w:rPr>
+          <w:rFonts w:asciiTheme="minorHAnsi" w:hAnsiTheme="minorHAnsi" w:cstheme="minorHAnsi"/>
+          <w:lang w:val="en-IN"/>
+        </w:rPr>
+        <w:t>oldpeak</w:t>
+      </w:r>
+      <w:proofErr w:type="spellEnd"/>
+      <w:r>
+        <w:rPr>
+          <w:rFonts w:asciiTheme="minorHAnsi" w:hAnsiTheme="minorHAnsi" w:cstheme="minorHAnsi"/>
+          <w:lang w:val="en-IN"/>
+        </w:rPr>
+        <w:t>. However, these values were retained because they represent realistic clinical measurements and may contain important information for predicting heart disease. No outlier removal was performed during data preprocessing.</w:t>
       </w:r>
     </w:p>
     <w:p>
@@ -10178,7 +10996,7 @@
         </w:rPr>
         <w:lastRenderedPageBreak/>
         <w:drawing>
-          <wp:inline distT="0" distB="0" distL="0" distR="0" wp14:anchorId="480E6403" wp14:editId="575395C7">
+          <wp:inline distT="0" distB="0" distL="0" distR="0" wp14:anchorId="480E6403" wp14:editId="69C67885">
             <wp:extent cx="5731510" cy="2659380"/>
             <wp:effectExtent l="0" t="0" r="2540" b="7620"/>
             <wp:docPr id="1314540881" name="Picture 6"/>
@@ -10250,66 +11068,22 @@
     <w:p>
       <w:pPr>
         <w:pStyle w:val="BodyText"/>
-        <w:rPr>
-          <w:rFonts w:asciiTheme="minorHAnsi" w:hAnsiTheme="minorHAnsi" w:cstheme="minorHAnsi"/>
-          <w:b/>
-          <w:bCs/>
-          <w:noProof/>
+        <w:jc w:val="both"/>
+        <w:rPr>
+          <w:rFonts w:asciiTheme="minorHAnsi" w:hAnsiTheme="minorHAnsi" w:cstheme="minorHAnsi"/>
+          <w:b/>
+          <w:bCs/>
           <w:sz w:val="32"/>
           <w:szCs w:val="32"/>
-          <w:lang w:val="en-IN"/>
-        </w:rPr>
-      </w:pPr>
-      <w:r>
-        <w:rPr>
-          <w:rFonts w:asciiTheme="minorHAnsi" w:hAnsiTheme="minorHAnsi" w:cstheme="minorHAnsi"/>
-          <w:b/>
-          <w:bCs/>
-          <w:noProof/>
+        </w:rPr>
+      </w:pPr>
+      <w:r>
+        <w:rPr>
+          <w:rFonts w:asciiTheme="minorHAnsi" w:hAnsiTheme="minorHAnsi" w:cstheme="minorHAnsi"/>
+          <w:b/>
+          <w:bCs/>
           <w:sz w:val="32"/>
           <w:szCs w:val="32"/>
-          <w:lang w:val="en-IN"/>
-        </w:rPr>
-        <w:t>5.2.6 EDA Summary</w:t>
-      </w:r>
-    </w:p>
-    <w:p>
-      <w:pPr>
-        <w:pStyle w:val="BodyText"/>
-        <w:rPr>
-          <w:rFonts w:asciiTheme="minorHAnsi" w:hAnsiTheme="minorHAnsi" w:cstheme="minorHAnsi"/>
-          <w:noProof/>
-          <w:lang w:val="en-IN"/>
-        </w:rPr>
-      </w:pPr>
-      <w:r>
-        <w:rPr>
-          <w:rFonts w:asciiTheme="minorHAnsi" w:hAnsiTheme="minorHAnsi" w:cstheme="minorHAnsi"/>
-          <w:noProof/>
-          <w:lang w:val="en-IN"/>
-        </w:rPr>
-        <w:t>Key findings: cp (chest pain type) and thalach (maximum heart rate) show the strongest visual separation between classes. oldpeak and ca are notably higher in disease-positive patients. Missing values exist only in ca (4) and thal (2) — handled by complete-case deletion. Mild class imbalance is present and is addressed with SMOTE in the modelling stage. These findings directly inform preprocessing choices and model selection.</w:t>
-      </w:r>
-    </w:p>
-    <w:p>
-      <w:pPr>
-        <w:pStyle w:val="BodyText"/>
-        <w:jc w:val="both"/>
-        <w:rPr>
-          <w:rFonts w:asciiTheme="minorHAnsi" w:hAnsiTheme="minorHAnsi" w:cstheme="minorHAnsi"/>
-          <w:b/>
-          <w:bCs/>
-          <w:sz w:val="32"/>
-          <w:szCs w:val="32"/>
-        </w:rPr>
-      </w:pPr>
-      <w:r>
-        <w:rPr>
-          <w:rFonts w:asciiTheme="minorHAnsi" w:hAnsiTheme="minorHAnsi" w:cstheme="minorHAnsi"/>
-          <w:b/>
-          <w:bCs/>
-          <w:sz w:val="32"/>
-          <w:szCs w:val="32"/>
         </w:rPr>
         <w:t>5.3 Model Selection</w:t>
       </w:r>
@@ -10328,7 +11102,23 @@
           <w:rFonts w:asciiTheme="minorHAnsi" w:hAnsiTheme="minorHAnsi" w:cstheme="minorHAnsi"/>
           <w:lang w:val="en-IN"/>
         </w:rPr>
-        <w:t>Three models were selected to represent different learning paradigms: Logistic Regression (linear baseline), Random Forest (ensemble bagging), and XGBoost (ensemble boosting). This selection enables systematic comparison across model complexity while remaining interpretable through SHAP.</w:t>
+        <w:t xml:space="preserve">Three models were selected to represent different learning paradigms: Logistic Regression (linear baseline), Random Forest (ensemble bagging), and </w:t>
+      </w:r>
+      <w:proofErr w:type="spellStart"/>
+      <w:r>
+        <w:rPr>
+          <w:rFonts w:asciiTheme="minorHAnsi" w:hAnsiTheme="minorHAnsi" w:cstheme="minorHAnsi"/>
+          <w:lang w:val="en-IN"/>
+        </w:rPr>
+        <w:t>XGBoost</w:t>
+      </w:r>
+      <w:proofErr w:type="spellEnd"/>
+      <w:r>
+        <w:rPr>
+          <w:rFonts w:asciiTheme="minorHAnsi" w:hAnsiTheme="minorHAnsi" w:cstheme="minorHAnsi"/>
+          <w:lang w:val="en-IN"/>
+        </w:rPr>
+        <w:t xml:space="preserve"> (ensemble boosting). This selection enables systematic comparison across model complexity while remaining interpretable through SHAP.</w:t>
       </w:r>
     </w:p>
     <w:p>
@@ -10371,7 +11161,21 @@
         <w:rPr>
           <w:rFonts w:asciiTheme="minorHAnsi" w:hAnsiTheme="minorHAnsi" w:cstheme="minorHAnsi"/>
         </w:rPr>
-        <w:t xml:space="preserve">Logistic Regression models the probability of a binary outcome by applying the sigmoid function to a linear combination of input features. Each coefficient represents the change in log-odds of disease for a one-unit increase in that feature. It serves as the interpretable baseline: coefficients are directly readable as log-odds ratios, and LinearExplainer enables exact SHAP computation. </w:t>
+        <w:t xml:space="preserve">Logistic Regression models the probability of a binary outcome by applying the sigmoid function to a linear combination of input features. Each coefficient represents the change in log-odds of disease for a one-unit increase in that feature. It serves as the interpretable baseline: coefficients are directly readable as log-odds ratios, and </w:t>
+      </w:r>
+      <w:proofErr w:type="spellStart"/>
+      <w:r>
+        <w:rPr>
+          <w:rFonts w:asciiTheme="minorHAnsi" w:hAnsiTheme="minorHAnsi" w:cstheme="minorHAnsi"/>
+        </w:rPr>
+        <w:t>LinearExplainer</w:t>
+      </w:r>
+      <w:proofErr w:type="spellEnd"/>
+      <w:r>
+        <w:rPr>
+          <w:rFonts w:asciiTheme="minorHAnsi" w:hAnsiTheme="minorHAnsi" w:cstheme="minorHAnsi"/>
+        </w:rPr>
+        <w:t xml:space="preserve"> enables exact SHAP computation. </w:t>
       </w:r>
       <w:r>
         <w:rPr>
@@ -10385,7 +11189,21 @@
         <w:rPr>
           <w:rFonts w:asciiTheme="minorHAnsi" w:hAnsiTheme="minorHAnsi" w:cstheme="minorHAnsi"/>
         </w:rPr>
-        <w:t xml:space="preserve"> max_iter=1000 to ensure convergence.</w:t>
+        <w:t xml:space="preserve"> </w:t>
+      </w:r>
+      <w:proofErr w:type="spellStart"/>
+      <w:r>
+        <w:rPr>
+          <w:rFonts w:asciiTheme="minorHAnsi" w:hAnsiTheme="minorHAnsi" w:cstheme="minorHAnsi"/>
+        </w:rPr>
+        <w:t>max_iter</w:t>
+      </w:r>
+      <w:proofErr w:type="spellEnd"/>
+      <w:r>
+        <w:rPr>
+          <w:rFonts w:asciiTheme="minorHAnsi" w:hAnsiTheme="minorHAnsi" w:cstheme="minorHAnsi"/>
+        </w:rPr>
+        <w:t>=1000 to ensure convergence.</w:t>
       </w:r>
     </w:p>
     <w:p>
@@ -10434,14 +11252,7 @@
         <w:rPr>
           <w:rFonts w:asciiTheme="minorHAnsi" w:hAnsiTheme="minorHAnsi" w:cstheme="minorHAnsi"/>
         </w:rPr>
-        <w:t xml:space="preserve">Random Forest constructs multiple independent decision trees on bootstrap samples of the training data. At each node, only a random subset of features is considered. This double injection of randomness — in data sampling and feature selection — decorrelates trees, reducing variance compared to a single decision tree without significantly increasing bias. It handles nonlinear relationships without feature scaling and provides built-in feature </w:t>
-      </w:r>
-      <w:r>
-        <w:rPr>
-          <w:rFonts w:asciiTheme="minorHAnsi" w:hAnsiTheme="minorHAnsi" w:cstheme="minorHAnsi"/>
-        </w:rPr>
-        <w:lastRenderedPageBreak/>
-        <w:t xml:space="preserve">importances that complement SHAP analysis. </w:t>
+        <w:t xml:space="preserve">Random Forest constructs multiple independent decision trees on bootstrap samples of the training data. At each node, only a random subset of features is considered. This double injection of randomness — in data sampling and feature selection — decorrelates trees, reducing variance compared to a single decision tree without significantly increasing bias. It handles nonlinear relationships without feature scaling and provides built-in feature importances that complement SHAP analysis. </w:t>
       </w:r>
       <w:r>
         <w:rPr>
@@ -10455,7 +11266,77 @@
         <w:rPr>
           <w:rFonts w:asciiTheme="minorHAnsi" w:hAnsiTheme="minorHAnsi" w:cstheme="minorHAnsi"/>
         </w:rPr>
-        <w:t xml:space="preserve"> n_estimators, max_depth, min_samples_split, max_features, min_samples_leaf.</w:t>
+        <w:t xml:space="preserve"> </w:t>
+      </w:r>
+      <w:proofErr w:type="spellStart"/>
+      <w:r>
+        <w:rPr>
+          <w:rFonts w:asciiTheme="minorHAnsi" w:hAnsiTheme="minorHAnsi" w:cstheme="minorHAnsi"/>
+        </w:rPr>
+        <w:t>n_estimators</w:t>
+      </w:r>
+      <w:proofErr w:type="spellEnd"/>
+      <w:r>
+        <w:rPr>
+          <w:rFonts w:asciiTheme="minorHAnsi" w:hAnsiTheme="minorHAnsi" w:cstheme="minorHAnsi"/>
+        </w:rPr>
+        <w:t xml:space="preserve">, </w:t>
+      </w:r>
+      <w:proofErr w:type="spellStart"/>
+      <w:r>
+        <w:rPr>
+          <w:rFonts w:asciiTheme="minorHAnsi" w:hAnsiTheme="minorHAnsi" w:cstheme="minorHAnsi"/>
+        </w:rPr>
+        <w:t>max_depth</w:t>
+      </w:r>
+      <w:proofErr w:type="spellEnd"/>
+      <w:r>
+        <w:rPr>
+          <w:rFonts w:asciiTheme="minorHAnsi" w:hAnsiTheme="minorHAnsi" w:cstheme="minorHAnsi"/>
+        </w:rPr>
+        <w:t xml:space="preserve">, </w:t>
+      </w:r>
+      <w:proofErr w:type="spellStart"/>
+      <w:r>
+        <w:rPr>
+          <w:rFonts w:asciiTheme="minorHAnsi" w:hAnsiTheme="minorHAnsi" w:cstheme="minorHAnsi"/>
+        </w:rPr>
+        <w:t>min_samples_split</w:t>
+      </w:r>
+      <w:proofErr w:type="spellEnd"/>
+      <w:r>
+        <w:rPr>
+          <w:rFonts w:asciiTheme="minorHAnsi" w:hAnsiTheme="minorHAnsi" w:cstheme="minorHAnsi"/>
+        </w:rPr>
+        <w:t xml:space="preserve">, </w:t>
+      </w:r>
+      <w:proofErr w:type="spellStart"/>
+      <w:r>
+        <w:rPr>
+          <w:rFonts w:asciiTheme="minorHAnsi" w:hAnsiTheme="minorHAnsi" w:cstheme="minorHAnsi"/>
+        </w:rPr>
+        <w:t>max_features</w:t>
+      </w:r>
+      <w:proofErr w:type="spellEnd"/>
+      <w:r>
+        <w:rPr>
+          <w:rFonts w:asciiTheme="minorHAnsi" w:hAnsiTheme="minorHAnsi" w:cstheme="minorHAnsi"/>
+        </w:rPr>
+        <w:t xml:space="preserve">, </w:t>
+      </w:r>
+      <w:proofErr w:type="spellStart"/>
+      <w:r>
+        <w:rPr>
+          <w:rFonts w:asciiTheme="minorHAnsi" w:hAnsiTheme="minorHAnsi" w:cstheme="minorHAnsi"/>
+        </w:rPr>
+        <w:t>min_samples_leaf</w:t>
+      </w:r>
+      <w:proofErr w:type="spellEnd"/>
+      <w:r>
+        <w:rPr>
+          <w:rFonts w:asciiTheme="minorHAnsi" w:hAnsiTheme="minorHAnsi" w:cstheme="minorHAnsi"/>
+        </w:rPr>
+        <w:t>.</w:t>
       </w:r>
     </w:p>
     <w:p>
@@ -10484,8 +11365,21 @@
           <w:szCs w:val="32"/>
           <w:lang w:val="en-IN"/>
         </w:rPr>
-        <w:t>5.3.3 XGBoost</w:t>
-      </w:r>
+        <w:t xml:space="preserve">5.3.3 </w:t>
+      </w:r>
+      <w:proofErr w:type="spellStart"/>
+      <w:r>
+        <w:rPr>
+          <w:rFonts w:asciiTheme="minorHAnsi" w:hAnsiTheme="minorHAnsi" w:cstheme="minorHAnsi"/>
+          <w:b/>
+          <w:bCs/>
+          <w:sz w:val="32"/>
+          <w:szCs w:val="32"/>
+          <w:lang w:val="en-IN"/>
+        </w:rPr>
+        <w:t>XGBoost</w:t>
+      </w:r>
+      <w:proofErr w:type="spellEnd"/>
     </w:p>
     <w:p>
       <w:pPr>
@@ -10500,11 +11394,40 @@
           <w:rFonts w:asciiTheme="minorHAnsi" w:hAnsiTheme="minorHAnsi" w:cstheme="minorHAnsi"/>
         </w:rPr>
       </w:pPr>
-      <w:r>
-        <w:rPr>
-          <w:rFonts w:asciiTheme="minorHAnsi" w:hAnsiTheme="minorHAnsi" w:cstheme="minorHAnsi"/>
-        </w:rPr>
-        <w:t xml:space="preserve">XGBoost (Extreme Gradient Boosting) builds trees sequentially, with each new tree correcting the residual errors of the current ensemble. It minimises a regularised objective function combining log-loss and a regularisation term penalising model complexity. Shrinkage (learning rate) and subsampling further control overfitting. Unlike Random Forest, XGBoost focuses successive trees on the hardest-to-predict samples, making it particularly effective on complex or imbalanced datasets. </w:t>
+      <w:proofErr w:type="spellStart"/>
+      <w:r>
+        <w:rPr>
+          <w:rFonts w:asciiTheme="minorHAnsi" w:hAnsiTheme="minorHAnsi" w:cstheme="minorHAnsi"/>
+        </w:rPr>
+        <w:t>XGBoost</w:t>
+      </w:r>
+      <w:proofErr w:type="spellEnd"/>
+      <w:r>
+        <w:rPr>
+          <w:rFonts w:asciiTheme="minorHAnsi" w:hAnsiTheme="minorHAnsi" w:cstheme="minorHAnsi"/>
+        </w:rPr>
+        <w:t xml:space="preserve"> (Extreme Gradient Boosting) builds trees sequentially, with each new tree correcting the residual errors of the current ensemble. It minimises a regularised objective function combining log-loss and a regularisation term penalising model complexity. Shrinkage (learning rate) and subsampling further control overfitting. Unlike Random Forest, </w:t>
+      </w:r>
+      <w:proofErr w:type="spellStart"/>
+      <w:r>
+        <w:rPr>
+          <w:rFonts w:asciiTheme="minorHAnsi" w:hAnsiTheme="minorHAnsi" w:cstheme="minorHAnsi"/>
+        </w:rPr>
+        <w:t>XGBoost</w:t>
+      </w:r>
+      <w:proofErr w:type="spellEnd"/>
+      <w:r>
+        <w:rPr>
+          <w:rFonts w:asciiTheme="minorHAnsi" w:hAnsiTheme="minorHAnsi" w:cstheme="minorHAnsi"/>
+        </w:rPr>
+        <w:t xml:space="preserve"> focuses successive trees on the hardest-to-predict samples, making it particularly effective on complex </w:t>
+      </w:r>
+      <w:r>
+        <w:rPr>
+          <w:rFonts w:asciiTheme="minorHAnsi" w:hAnsiTheme="minorHAnsi" w:cstheme="minorHAnsi"/>
+        </w:rPr>
+        <w:lastRenderedPageBreak/>
+        <w:t xml:space="preserve">or imbalanced datasets. </w:t>
       </w:r>
       <w:r>
         <w:rPr>
@@ -10518,7 +11441,49 @@
         <w:rPr>
           <w:rFonts w:asciiTheme="minorHAnsi" w:hAnsiTheme="minorHAnsi" w:cstheme="minorHAnsi"/>
         </w:rPr>
-        <w:t xml:space="preserve"> n_estimators, max_depth, learning_rate, subsample.</w:t>
+        <w:t xml:space="preserve"> </w:t>
+      </w:r>
+      <w:proofErr w:type="spellStart"/>
+      <w:r>
+        <w:rPr>
+          <w:rFonts w:asciiTheme="minorHAnsi" w:hAnsiTheme="minorHAnsi" w:cstheme="minorHAnsi"/>
+        </w:rPr>
+        <w:t>n_estimators</w:t>
+      </w:r>
+      <w:proofErr w:type="spellEnd"/>
+      <w:r>
+        <w:rPr>
+          <w:rFonts w:asciiTheme="minorHAnsi" w:hAnsiTheme="minorHAnsi" w:cstheme="minorHAnsi"/>
+        </w:rPr>
+        <w:t xml:space="preserve">, </w:t>
+      </w:r>
+      <w:proofErr w:type="spellStart"/>
+      <w:r>
+        <w:rPr>
+          <w:rFonts w:asciiTheme="minorHAnsi" w:hAnsiTheme="minorHAnsi" w:cstheme="minorHAnsi"/>
+        </w:rPr>
+        <w:t>max_depth</w:t>
+      </w:r>
+      <w:proofErr w:type="spellEnd"/>
+      <w:r>
+        <w:rPr>
+          <w:rFonts w:asciiTheme="minorHAnsi" w:hAnsiTheme="minorHAnsi" w:cstheme="minorHAnsi"/>
+        </w:rPr>
+        <w:t xml:space="preserve">, </w:t>
+      </w:r>
+      <w:proofErr w:type="spellStart"/>
+      <w:r>
+        <w:rPr>
+          <w:rFonts w:asciiTheme="minorHAnsi" w:hAnsiTheme="minorHAnsi" w:cstheme="minorHAnsi"/>
+        </w:rPr>
+        <w:t>learning_rate</w:t>
+      </w:r>
+      <w:proofErr w:type="spellEnd"/>
+      <w:r>
+        <w:rPr>
+          <w:rFonts w:asciiTheme="minorHAnsi" w:hAnsiTheme="minorHAnsi" w:cstheme="minorHAnsi"/>
+        </w:rPr>
+        <w:t>, subsample.</w:t>
       </w:r>
     </w:p>
     <w:p>
@@ -11070,7 +12035,21 @@
         <w:rPr>
           <w:rFonts w:asciiTheme="minorHAnsi" w:hAnsiTheme="minorHAnsi" w:cstheme="minorHAnsi"/>
         </w:rPr>
-        <w:t>-independent measure of model discrimination; used as the primary optimisation metric in GridSearchCV.</w:t>
+        <w:t xml:space="preserve">-independent measure of model discrimination; used as the primary optimisation metric in </w:t>
+      </w:r>
+      <w:proofErr w:type="spellStart"/>
+      <w:r>
+        <w:rPr>
+          <w:rFonts w:asciiTheme="minorHAnsi" w:hAnsiTheme="minorHAnsi" w:cstheme="minorHAnsi"/>
+        </w:rPr>
+        <w:t>GridSearchCV</w:t>
+      </w:r>
+      <w:proofErr w:type="spellEnd"/>
+      <w:r>
+        <w:rPr>
+          <w:rFonts w:asciiTheme="minorHAnsi" w:hAnsiTheme="minorHAnsi" w:cstheme="minorHAnsi"/>
+        </w:rPr>
+        <w:t>.</w:t>
       </w:r>
     </w:p>
     <w:p>
@@ -11085,7 +12064,21 @@
         <w:rPr>
           <w:rFonts w:asciiTheme="minorHAnsi" w:hAnsiTheme="minorHAnsi" w:cstheme="minorHAnsi"/>
         </w:rPr>
-        <w:t>Confusion matrices were also generated for all three tuned models side by side, using ConfusionMatrixDisplay.from_predictions, to visualise the distribution of true positives, true negatives, false positives, and false negatives.</w:t>
+        <w:t xml:space="preserve">To provide a clearer understanding of classification performance, confusion matrices were produced for each tuned model and displayed side by side using </w:t>
+      </w:r>
+      <w:proofErr w:type="spellStart"/>
+      <w:r>
+        <w:rPr>
+          <w:rFonts w:asciiTheme="minorHAnsi" w:hAnsiTheme="minorHAnsi" w:cstheme="minorHAnsi"/>
+        </w:rPr>
+        <w:t>ConfusionMatrixDisplay.from_predictions</w:t>
+      </w:r>
+      <w:proofErr w:type="spellEnd"/>
+      <w:r>
+        <w:rPr>
+          <w:rFonts w:asciiTheme="minorHAnsi" w:hAnsiTheme="minorHAnsi" w:cstheme="minorHAnsi"/>
+        </w:rPr>
+        <w:t>. These visualisations show how accurately each model identified patients with and without heart disease, while also highlighting instances of misclassification.</w:t>
       </w:r>
     </w:p>
     <w:p>
@@ -11105,7 +12098,6 @@
           <w:szCs w:val="32"/>
           <w:lang w:val="en-IN"/>
         </w:rPr>
-        <w:lastRenderedPageBreak/>
         <w:t xml:space="preserve">5.5 </w:t>
       </w:r>
       <w:r>
@@ -11133,58 +12125,251 @@
           <w:rFonts w:asciiTheme="minorHAnsi" w:hAnsiTheme="minorHAnsi" w:cstheme="minorHAnsi"/>
           <w:lang w:val="en-IN"/>
         </w:rPr>
-        <w:t>All three models were tuned using GridSearchCV with 5-fold cross-validation on the SMOTE-balanced training data. ROC-AUC was used as the scoring metric throughout, as it is threshold-independent and appropriate for imbalanced binary classification. Tuning was performed after SMOTE to ensure models learned from a balanced class distribution during cross-validation.</w:t>
-      </w:r>
-    </w:p>
-    <w:p>
-      <w:pPr>
-        <w:pStyle w:val="BodyText"/>
-        <w:jc w:val="both"/>
-        <w:rPr>
-          <w:rFonts w:asciiTheme="minorHAnsi" w:hAnsiTheme="minorHAnsi" w:cstheme="minorHAnsi"/>
-          <w:lang w:val="en-IN"/>
-        </w:rPr>
-      </w:pPr>
-      <w:r>
-        <w:rPr>
-          <w:rFonts w:asciiTheme="minorHAnsi" w:hAnsiTheme="minorHAnsi" w:cstheme="minorHAnsi"/>
-          <w:lang w:val="en-IN"/>
-        </w:rPr>
-        <w:t>For Logistic Regression, the search space covered: C (0.001, 0.01, 0.1), penalty (L1, L2), solver (liblinear). The liblinear solver was used as it supports both L1 and L2 penalties and is efficient for small datasets.</w:t>
-      </w:r>
-    </w:p>
-    <w:p>
-      <w:pPr>
-        <w:pStyle w:val="BodyText"/>
-        <w:jc w:val="both"/>
-        <w:rPr>
-          <w:rFonts w:asciiTheme="minorHAnsi" w:hAnsiTheme="minorHAnsi" w:cstheme="minorHAnsi"/>
-          <w:lang w:val="en-IN"/>
-        </w:rPr>
-      </w:pPr>
-      <w:r>
-        <w:rPr>
-          <w:rFonts w:asciiTheme="minorHAnsi" w:hAnsiTheme="minorHAnsi" w:cstheme="minorHAnsi"/>
-          <w:lang w:val="en-IN"/>
-        </w:rPr>
-        <w:t>For Random Forest, the hyperparameter grid covered: n_estimators (100, 200, 300), max_depth (None, 4, 6, 8), min_samples_split (2, 5, 10), max_features (sqrt, log2), min_samples_leaf (1, 2, 4).</w:t>
-      </w:r>
-    </w:p>
-    <w:p>
-      <w:pPr>
-        <w:pStyle w:val="BodyText"/>
-        <w:jc w:val="both"/>
-        <w:rPr>
-          <w:rFonts w:asciiTheme="minorHAnsi" w:hAnsiTheme="minorHAnsi" w:cstheme="minorHAnsi"/>
-          <w:lang w:val="en-IN"/>
-        </w:rPr>
-      </w:pPr>
-      <w:r>
-        <w:rPr>
-          <w:rFonts w:asciiTheme="minorHAnsi" w:hAnsiTheme="minorHAnsi" w:cstheme="minorHAnsi"/>
-          <w:lang w:val="en-IN"/>
-        </w:rPr>
-        <w:t>For XGBoost, the grid covered: n_estimators (100, 200), max_depth (3, 4, 5), learning_rate (0.01, 0.05, 0.1), subsample (0.7, 0.85, 1.0).</w:t>
+        <w:t xml:space="preserve">All three models were tuned using </w:t>
+      </w:r>
+      <w:proofErr w:type="spellStart"/>
+      <w:r>
+        <w:rPr>
+          <w:rFonts w:asciiTheme="minorHAnsi" w:hAnsiTheme="minorHAnsi" w:cstheme="minorHAnsi"/>
+          <w:lang w:val="en-IN"/>
+        </w:rPr>
+        <w:t>GridSearchCV</w:t>
+      </w:r>
+      <w:proofErr w:type="spellEnd"/>
+      <w:r>
+        <w:rPr>
+          <w:rFonts w:asciiTheme="minorHAnsi" w:hAnsiTheme="minorHAnsi" w:cstheme="minorHAnsi"/>
+          <w:lang w:val="en-IN"/>
+        </w:rPr>
+        <w:t xml:space="preserve"> with 5-fold cross-validation on the SMOTE-balanced training data. ROC-AUC was used as the scoring metric throughout, as it is threshold-independent and appropriate for imbalanced binary classification. Tuning was performed after SMOTE to ensure models learned from a balanced class distribution during cross-validation.</w:t>
+      </w:r>
+    </w:p>
+    <w:p>
+      <w:pPr>
+        <w:pStyle w:val="BodyText"/>
+        <w:jc w:val="both"/>
+        <w:rPr>
+          <w:rFonts w:asciiTheme="minorHAnsi" w:hAnsiTheme="minorHAnsi" w:cstheme="minorHAnsi"/>
+          <w:lang w:val="en-IN"/>
+        </w:rPr>
+      </w:pPr>
+      <w:r>
+        <w:rPr>
+          <w:rFonts w:asciiTheme="minorHAnsi" w:hAnsiTheme="minorHAnsi" w:cstheme="minorHAnsi"/>
+          <w:lang w:val="en-IN"/>
+        </w:rPr>
+        <w:lastRenderedPageBreak/>
+        <w:t>For Logistic Regression, the search space covered: C (0.001, 0.01, 0.1), penalty (L1, L2), solver (</w:t>
+      </w:r>
+      <w:proofErr w:type="spellStart"/>
+      <w:r>
+        <w:rPr>
+          <w:rFonts w:asciiTheme="minorHAnsi" w:hAnsiTheme="minorHAnsi" w:cstheme="minorHAnsi"/>
+          <w:lang w:val="en-IN"/>
+        </w:rPr>
+        <w:t>liblinear</w:t>
+      </w:r>
+      <w:proofErr w:type="spellEnd"/>
+      <w:r>
+        <w:rPr>
+          <w:rFonts w:asciiTheme="minorHAnsi" w:hAnsiTheme="minorHAnsi" w:cstheme="minorHAnsi"/>
+          <w:lang w:val="en-IN"/>
+        </w:rPr>
+        <w:t xml:space="preserve">). The </w:t>
+      </w:r>
+      <w:proofErr w:type="spellStart"/>
+      <w:r>
+        <w:rPr>
+          <w:rFonts w:asciiTheme="minorHAnsi" w:hAnsiTheme="minorHAnsi" w:cstheme="minorHAnsi"/>
+          <w:lang w:val="en-IN"/>
+        </w:rPr>
+        <w:t>liblinear</w:t>
+      </w:r>
+      <w:proofErr w:type="spellEnd"/>
+      <w:r>
+        <w:rPr>
+          <w:rFonts w:asciiTheme="minorHAnsi" w:hAnsiTheme="minorHAnsi" w:cstheme="minorHAnsi"/>
+          <w:lang w:val="en-IN"/>
+        </w:rPr>
+        <w:t xml:space="preserve"> solver was used as it supports both L1 and L2 penalties and is efficient for small datasets.</w:t>
+      </w:r>
+    </w:p>
+    <w:p>
+      <w:pPr>
+        <w:pStyle w:val="BodyText"/>
+        <w:jc w:val="both"/>
+        <w:rPr>
+          <w:rFonts w:asciiTheme="minorHAnsi" w:hAnsiTheme="minorHAnsi" w:cstheme="minorHAnsi"/>
+          <w:lang w:val="en-IN"/>
+        </w:rPr>
+      </w:pPr>
+      <w:r>
+        <w:rPr>
+          <w:rFonts w:asciiTheme="minorHAnsi" w:hAnsiTheme="minorHAnsi" w:cstheme="minorHAnsi"/>
+          <w:lang w:val="en-IN"/>
+        </w:rPr>
+        <w:t xml:space="preserve">For Random Forest, the hyperparameter grid covered: </w:t>
+      </w:r>
+      <w:proofErr w:type="spellStart"/>
+      <w:r>
+        <w:rPr>
+          <w:rFonts w:asciiTheme="minorHAnsi" w:hAnsiTheme="minorHAnsi" w:cstheme="minorHAnsi"/>
+          <w:lang w:val="en-IN"/>
+        </w:rPr>
+        <w:t>n_estimators</w:t>
+      </w:r>
+      <w:proofErr w:type="spellEnd"/>
+      <w:r>
+        <w:rPr>
+          <w:rFonts w:asciiTheme="minorHAnsi" w:hAnsiTheme="minorHAnsi" w:cstheme="minorHAnsi"/>
+          <w:lang w:val="en-IN"/>
+        </w:rPr>
+        <w:t xml:space="preserve"> (100, 200, 300), </w:t>
+      </w:r>
+      <w:proofErr w:type="spellStart"/>
+      <w:r>
+        <w:rPr>
+          <w:rFonts w:asciiTheme="minorHAnsi" w:hAnsiTheme="minorHAnsi" w:cstheme="minorHAnsi"/>
+          <w:lang w:val="en-IN"/>
+        </w:rPr>
+        <w:t>max_depth</w:t>
+      </w:r>
+      <w:proofErr w:type="spellEnd"/>
+      <w:r>
+        <w:rPr>
+          <w:rFonts w:asciiTheme="minorHAnsi" w:hAnsiTheme="minorHAnsi" w:cstheme="minorHAnsi"/>
+          <w:lang w:val="en-IN"/>
+        </w:rPr>
+        <w:t xml:space="preserve"> (None, 4, 6, 8), </w:t>
+      </w:r>
+      <w:proofErr w:type="spellStart"/>
+      <w:r>
+        <w:rPr>
+          <w:rFonts w:asciiTheme="minorHAnsi" w:hAnsiTheme="minorHAnsi" w:cstheme="minorHAnsi"/>
+          <w:lang w:val="en-IN"/>
+        </w:rPr>
+        <w:t>min_samples_split</w:t>
+      </w:r>
+      <w:proofErr w:type="spellEnd"/>
+      <w:r>
+        <w:rPr>
+          <w:rFonts w:asciiTheme="minorHAnsi" w:hAnsiTheme="minorHAnsi" w:cstheme="minorHAnsi"/>
+          <w:lang w:val="en-IN"/>
+        </w:rPr>
+        <w:t xml:space="preserve"> (2, 5, 10), </w:t>
+      </w:r>
+      <w:proofErr w:type="spellStart"/>
+      <w:r>
+        <w:rPr>
+          <w:rFonts w:asciiTheme="minorHAnsi" w:hAnsiTheme="minorHAnsi" w:cstheme="minorHAnsi"/>
+          <w:lang w:val="en-IN"/>
+        </w:rPr>
+        <w:t>max_features</w:t>
+      </w:r>
+      <w:proofErr w:type="spellEnd"/>
+      <w:r>
+        <w:rPr>
+          <w:rFonts w:asciiTheme="minorHAnsi" w:hAnsiTheme="minorHAnsi" w:cstheme="minorHAnsi"/>
+          <w:lang w:val="en-IN"/>
+        </w:rPr>
+        <w:t xml:space="preserve"> (sqrt, log2), </w:t>
+      </w:r>
+      <w:proofErr w:type="spellStart"/>
+      <w:r>
+        <w:rPr>
+          <w:rFonts w:asciiTheme="minorHAnsi" w:hAnsiTheme="minorHAnsi" w:cstheme="minorHAnsi"/>
+          <w:lang w:val="en-IN"/>
+        </w:rPr>
+        <w:t>min_samples_leaf</w:t>
+      </w:r>
+      <w:proofErr w:type="spellEnd"/>
+      <w:r>
+        <w:rPr>
+          <w:rFonts w:asciiTheme="minorHAnsi" w:hAnsiTheme="minorHAnsi" w:cstheme="minorHAnsi"/>
+          <w:lang w:val="en-IN"/>
+        </w:rPr>
+        <w:t xml:space="preserve"> (1, 2, 4).</w:t>
+      </w:r>
+    </w:p>
+    <w:p>
+      <w:pPr>
+        <w:pStyle w:val="BodyText"/>
+        <w:jc w:val="both"/>
+        <w:rPr>
+          <w:rFonts w:asciiTheme="minorHAnsi" w:hAnsiTheme="minorHAnsi" w:cstheme="minorHAnsi"/>
+          <w:lang w:val="en-IN"/>
+        </w:rPr>
+      </w:pPr>
+      <w:r>
+        <w:rPr>
+          <w:rFonts w:asciiTheme="minorHAnsi" w:hAnsiTheme="minorHAnsi" w:cstheme="minorHAnsi"/>
+          <w:lang w:val="en-IN"/>
+        </w:rPr>
+        <w:t xml:space="preserve">For </w:t>
+      </w:r>
+      <w:proofErr w:type="spellStart"/>
+      <w:r>
+        <w:rPr>
+          <w:rFonts w:asciiTheme="minorHAnsi" w:hAnsiTheme="minorHAnsi" w:cstheme="minorHAnsi"/>
+          <w:lang w:val="en-IN"/>
+        </w:rPr>
+        <w:t>XGBoost</w:t>
+      </w:r>
+      <w:proofErr w:type="spellEnd"/>
+      <w:r>
+        <w:rPr>
+          <w:rFonts w:asciiTheme="minorHAnsi" w:hAnsiTheme="minorHAnsi" w:cstheme="minorHAnsi"/>
+          <w:lang w:val="en-IN"/>
+        </w:rPr>
+        <w:t xml:space="preserve">, the grid covered: </w:t>
+      </w:r>
+      <w:proofErr w:type="spellStart"/>
+      <w:r>
+        <w:rPr>
+          <w:rFonts w:asciiTheme="minorHAnsi" w:hAnsiTheme="minorHAnsi" w:cstheme="minorHAnsi"/>
+          <w:lang w:val="en-IN"/>
+        </w:rPr>
+        <w:t>n_estimators</w:t>
+      </w:r>
+      <w:proofErr w:type="spellEnd"/>
+      <w:r>
+        <w:rPr>
+          <w:rFonts w:asciiTheme="minorHAnsi" w:hAnsiTheme="minorHAnsi" w:cstheme="minorHAnsi"/>
+          <w:lang w:val="en-IN"/>
+        </w:rPr>
+        <w:t xml:space="preserve"> (100, 200), </w:t>
+      </w:r>
+      <w:proofErr w:type="spellStart"/>
+      <w:r>
+        <w:rPr>
+          <w:rFonts w:asciiTheme="minorHAnsi" w:hAnsiTheme="minorHAnsi" w:cstheme="minorHAnsi"/>
+          <w:lang w:val="en-IN"/>
+        </w:rPr>
+        <w:t>max_depth</w:t>
+      </w:r>
+      <w:proofErr w:type="spellEnd"/>
+      <w:r>
+        <w:rPr>
+          <w:rFonts w:asciiTheme="minorHAnsi" w:hAnsiTheme="minorHAnsi" w:cstheme="minorHAnsi"/>
+          <w:lang w:val="en-IN"/>
+        </w:rPr>
+        <w:t xml:space="preserve"> (3, 4, 5), </w:t>
+      </w:r>
+      <w:proofErr w:type="spellStart"/>
+      <w:r>
+        <w:rPr>
+          <w:rFonts w:asciiTheme="minorHAnsi" w:hAnsiTheme="minorHAnsi" w:cstheme="minorHAnsi"/>
+          <w:lang w:val="en-IN"/>
+        </w:rPr>
+        <w:t>learning_rate</w:t>
+      </w:r>
+      <w:proofErr w:type="spellEnd"/>
+      <w:r>
+        <w:rPr>
+          <w:rFonts w:asciiTheme="minorHAnsi" w:hAnsiTheme="minorHAnsi" w:cstheme="minorHAnsi"/>
+          <w:lang w:val="en-IN"/>
+        </w:rPr>
+        <w:t xml:space="preserve"> (0.01, 0.05, 0.1), subsample (0.7, 0.85, 1.0).</w:t>
       </w:r>
     </w:p>
     <w:p>
@@ -11224,96 +12409,157 @@
       <w:r>
         <w:rPr>
           <w:rFonts w:asciiTheme="minorHAnsi" w:hAnsiTheme="minorHAnsi" w:cstheme="minorHAnsi"/>
-          <w:lang w:val="en-IN"/>
-        </w:rPr>
-        <w:t>To improve model interpretability, SHAP (SHapley Additive Explanations) was applied to the tuned Logistic Regression, Random Forest, and XGBoost models. SHAP assigns each feature a contribution value, enabling the identification of variables that most strongly influence model predictions.</w:t>
-      </w:r>
-    </w:p>
-    <w:p>
-      <w:pPr>
-        <w:pStyle w:val="BodyText"/>
-        <w:jc w:val="both"/>
-        <w:rPr>
-          <w:rFonts w:asciiTheme="minorHAnsi" w:hAnsiTheme="minorHAnsi" w:cstheme="minorHAnsi"/>
-          <w:lang w:val="en-IN"/>
-        </w:rPr>
-      </w:pPr>
-      <w:r>
-        <w:rPr>
-          <w:rFonts w:asciiTheme="minorHAnsi" w:hAnsiTheme="minorHAnsi" w:cstheme="minorHAnsi"/>
-          <w:lang w:val="en-IN"/>
-        </w:rPr>
-        <w:t>The SHAP feature importance analysis revealed that thal, ca, cp, exang, and oldpeak were the most influential predictors of heart disease. Among these, thal had the highest average impact on model predictions, followed by ca and cp. In contrast, fasting blood sugar (fbs), cholesterol (chol), and age had relatively low contributions to the final predictions.</w:t>
-      </w:r>
-    </w:p>
-    <w:p>
-      <w:pPr>
-        <w:pStyle w:val="BodyText"/>
-        <w:jc w:val="both"/>
-        <w:rPr>
-          <w:rFonts w:asciiTheme="minorHAnsi" w:hAnsiTheme="minorHAnsi" w:cstheme="minorHAnsi"/>
-          <w:lang w:val="en-IN"/>
-        </w:rPr>
-      </w:pPr>
-      <w:r>
-        <w:rPr>
-          <w:rFonts w:asciiTheme="minorHAnsi" w:hAnsiTheme="minorHAnsi" w:cstheme="minorHAnsi"/>
-          <w:lang w:val="en-IN"/>
-        </w:rPr>
-        <w:t>The SHAP summary plots provided additional insights into the direction of feature effects. Higher values of thal, ca, oldpeak, and exang generally increased the probability of heart disease, while higher values of thalach tended to reduce it. This finding is consistent with the correlation analysis, where thalach showed a negative correlation with the target variable. Similarly, elevated oldpeak values were associated with a higher likelihood of heart disease, indicating the importance of ST-segment depression in cardiovascular diagnosis.</w:t>
-      </w:r>
-    </w:p>
-    <w:p>
-      <w:pPr>
-        <w:pStyle w:val="BodyText"/>
-        <w:jc w:val="both"/>
-        <w:rPr>
-          <w:rFonts w:asciiTheme="minorHAnsi" w:hAnsiTheme="minorHAnsi" w:cstheme="minorHAnsi"/>
-          <w:lang w:val="en-IN"/>
-        </w:rPr>
-      </w:pPr>
-      <w:r>
-        <w:rPr>
-          <w:rFonts w:asciiTheme="minorHAnsi" w:hAnsiTheme="minorHAnsi" w:cstheme="minorHAnsi"/>
-          <w:lang w:val="en-IN"/>
-        </w:rPr>
-        <w:t>A comparison of SHAP results across the three models showed strong agreement regarding the most important features. All models consistently identified thal, ca, cp, thalach, and oldpeak as key predictors, demonstrating the robustness of these findings. The consistency between model architectures increases confidence that the models are learning clinically meaningful patterns rather than relying on random correlations.</w:t>
-      </w:r>
-    </w:p>
-    <w:p>
-      <w:pPr>
-        <w:pStyle w:val="BodyText"/>
-        <w:jc w:val="both"/>
-        <w:rPr>
-          <w:rFonts w:asciiTheme="minorHAnsi" w:hAnsiTheme="minorHAnsi" w:cstheme="minorHAnsi"/>
-          <w:lang w:val="en-IN"/>
-        </w:rPr>
-      </w:pPr>
-      <w:r>
-        <w:rPr>
-          <w:rFonts w:asciiTheme="minorHAnsi" w:hAnsiTheme="minorHAnsi" w:cstheme="minorHAnsi"/>
-          <w:lang w:val="en-IN"/>
-        </w:rPr>
-        <w:t xml:space="preserve">Overall, the SHAP analysis improved transparency by explaining how individual features influenced predictions and by highlighting the clinical factors most strongly associated with </w:t>
-      </w:r>
-      <w:r>
-        <w:rPr>
-          <w:rFonts w:asciiTheme="minorHAnsi" w:hAnsiTheme="minorHAnsi" w:cstheme="minorHAnsi"/>
-          <w:lang w:val="en-IN"/>
-        </w:rPr>
-        <w:lastRenderedPageBreak/>
-        <w:t>heart disease. These results support the reliability and interpretability of the developed machine learning models for healthcare decision-support applications.</w:t>
-      </w:r>
-    </w:p>
-    <w:p>
-      <w:pPr>
-        <w:pStyle w:val="BodyText"/>
-        <w:jc w:val="both"/>
-        <w:rPr>
-          <w:rFonts w:asciiTheme="minorHAnsi" w:hAnsiTheme="minorHAnsi" w:cstheme="minorHAnsi"/>
-          <w:lang w:val="en-IN"/>
-        </w:rPr>
-      </w:pPr>
+        </w:rPr>
+        <w:t>SHAP (</w:t>
+      </w:r>
+      <w:proofErr w:type="spellStart"/>
+      <w:r>
+        <w:rPr>
+          <w:rFonts w:asciiTheme="minorHAnsi" w:hAnsiTheme="minorHAnsi" w:cstheme="minorHAnsi"/>
+        </w:rPr>
+        <w:t>SHapley</w:t>
+      </w:r>
+      <w:proofErr w:type="spellEnd"/>
+      <w:r>
+        <w:rPr>
+          <w:rFonts w:asciiTheme="minorHAnsi" w:hAnsiTheme="minorHAnsi" w:cstheme="minorHAnsi"/>
+        </w:rPr>
+        <w:t xml:space="preserve"> Additive Explanations) was applied to the tuned models to improve interpretability and identify the features that contributed most to heart disease predictions. The analysis showed that </w:t>
+      </w:r>
+      <w:proofErr w:type="spellStart"/>
+      <w:r>
+        <w:rPr>
+          <w:rFonts w:asciiTheme="minorHAnsi" w:hAnsiTheme="minorHAnsi" w:cstheme="minorHAnsi"/>
+          <w:b/>
+          <w:bCs/>
+        </w:rPr>
+        <w:t>thal</w:t>
+      </w:r>
+      <w:proofErr w:type="spellEnd"/>
+      <w:r>
+        <w:rPr>
+          <w:rFonts w:asciiTheme="minorHAnsi" w:hAnsiTheme="minorHAnsi" w:cstheme="minorHAnsi"/>
+          <w:b/>
+          <w:bCs/>
+        </w:rPr>
+        <w:t xml:space="preserve">, ca, cp, </w:t>
+      </w:r>
+      <w:proofErr w:type="spellStart"/>
+      <w:r>
+        <w:rPr>
+          <w:rFonts w:asciiTheme="minorHAnsi" w:hAnsiTheme="minorHAnsi" w:cstheme="minorHAnsi"/>
+          <w:b/>
+          <w:bCs/>
+        </w:rPr>
+        <w:t>oldpeak</w:t>
+      </w:r>
+      <w:proofErr w:type="spellEnd"/>
+      <w:r>
+        <w:rPr>
+          <w:rFonts w:asciiTheme="minorHAnsi" w:hAnsiTheme="minorHAnsi" w:cstheme="minorHAnsi"/>
+          <w:b/>
+          <w:bCs/>
+        </w:rPr>
+        <w:t xml:space="preserve">, and </w:t>
+      </w:r>
+      <w:proofErr w:type="spellStart"/>
+      <w:r>
+        <w:rPr>
+          <w:rFonts w:asciiTheme="minorHAnsi" w:hAnsiTheme="minorHAnsi" w:cstheme="minorHAnsi"/>
+          <w:b/>
+          <w:bCs/>
+        </w:rPr>
+        <w:t>thalach</w:t>
+      </w:r>
+      <w:proofErr w:type="spellEnd"/>
+      <w:r>
+        <w:rPr>
+          <w:rFonts w:asciiTheme="minorHAnsi" w:hAnsiTheme="minorHAnsi" w:cstheme="minorHAnsi"/>
+        </w:rPr>
+        <w:t xml:space="preserve"> were the most influential variables across Logistic Regression, Random Forest, and </w:t>
+      </w:r>
+      <w:proofErr w:type="spellStart"/>
+      <w:r>
+        <w:rPr>
+          <w:rFonts w:asciiTheme="minorHAnsi" w:hAnsiTheme="minorHAnsi" w:cstheme="minorHAnsi"/>
+        </w:rPr>
+        <w:t>XGBoost</w:t>
+      </w:r>
+      <w:proofErr w:type="spellEnd"/>
+      <w:r>
+        <w:rPr>
+          <w:rFonts w:asciiTheme="minorHAnsi" w:hAnsiTheme="minorHAnsi" w:cstheme="minorHAnsi"/>
+        </w:rPr>
+        <w:t xml:space="preserve">. Higher values of </w:t>
+      </w:r>
+      <w:proofErr w:type="spellStart"/>
+      <w:r>
+        <w:rPr>
+          <w:rFonts w:asciiTheme="minorHAnsi" w:hAnsiTheme="minorHAnsi" w:cstheme="minorHAnsi"/>
+          <w:b/>
+          <w:bCs/>
+        </w:rPr>
+        <w:t>thal</w:t>
+      </w:r>
+      <w:proofErr w:type="spellEnd"/>
+      <w:r>
+        <w:rPr>
+          <w:rFonts w:asciiTheme="minorHAnsi" w:hAnsiTheme="minorHAnsi" w:cstheme="minorHAnsi"/>
+          <w:b/>
+          <w:bCs/>
+        </w:rPr>
+        <w:t xml:space="preserve">, ca, </w:t>
+      </w:r>
+      <w:proofErr w:type="spellStart"/>
+      <w:r>
+        <w:rPr>
+          <w:rFonts w:asciiTheme="minorHAnsi" w:hAnsiTheme="minorHAnsi" w:cstheme="minorHAnsi"/>
+          <w:b/>
+          <w:bCs/>
+        </w:rPr>
+        <w:t>oldpeak</w:t>
+      </w:r>
+      <w:proofErr w:type="spellEnd"/>
+      <w:r>
+        <w:rPr>
+          <w:rFonts w:asciiTheme="minorHAnsi" w:hAnsiTheme="minorHAnsi" w:cstheme="minorHAnsi"/>
+          <w:b/>
+          <w:bCs/>
+        </w:rPr>
+        <w:t xml:space="preserve">, and </w:t>
+      </w:r>
+      <w:proofErr w:type="spellStart"/>
+      <w:r>
+        <w:rPr>
+          <w:rFonts w:asciiTheme="minorHAnsi" w:hAnsiTheme="minorHAnsi" w:cstheme="minorHAnsi"/>
+          <w:b/>
+          <w:bCs/>
+        </w:rPr>
+        <w:t>exang</w:t>
+      </w:r>
+      <w:proofErr w:type="spellEnd"/>
+      <w:r>
+        <w:rPr>
+          <w:rFonts w:asciiTheme="minorHAnsi" w:hAnsiTheme="minorHAnsi" w:cstheme="minorHAnsi"/>
+        </w:rPr>
+        <w:t xml:space="preserve"> were generally associated with an increased probability of heart disease, whereas higher </w:t>
+      </w:r>
+      <w:proofErr w:type="spellStart"/>
+      <w:r>
+        <w:rPr>
+          <w:rFonts w:asciiTheme="minorHAnsi" w:hAnsiTheme="minorHAnsi" w:cstheme="minorHAnsi"/>
+          <w:b/>
+          <w:bCs/>
+        </w:rPr>
+        <w:t>thalach</w:t>
+      </w:r>
+      <w:proofErr w:type="spellEnd"/>
+      <w:r>
+        <w:rPr>
+          <w:rFonts w:asciiTheme="minorHAnsi" w:hAnsiTheme="minorHAnsi" w:cstheme="minorHAnsi"/>
+        </w:rPr>
+        <w:t xml:space="preserve"> values were linked to a lower predicted risk. These findings are consistent with the results of the correlation analysis and align with established clinical knowledge. The strong agreement across all three models suggests that the identified predictors are robust and clinically meaningful. Overall, SHAP enhanced model transparency by providing clear explanations of how individual features influenced predictions, supporting the reliability of the developed models for healthcare decision-support applications.</w:t>
+      </w:r>
     </w:p>
     <w:p>
       <w:pPr>
@@ -11329,9 +12575,9 @@
           <w:noProof/>
         </w:rPr>
         <w:drawing>
-          <wp:inline distT="0" distB="0" distL="0" distR="0" wp14:anchorId="4D14ED8F" wp14:editId="707F1B9F">
-            <wp:extent cx="2734733" cy="2392361"/>
-            <wp:effectExtent l="0" t="0" r="8890" b="8255"/>
+          <wp:inline distT="0" distB="0" distL="0" distR="0" wp14:anchorId="4D14ED8F" wp14:editId="215EDA26">
+            <wp:extent cx="2900045" cy="3070860"/>
+            <wp:effectExtent l="0" t="0" r="0" b="0"/>
             <wp:docPr id="194772107" name="Picture 8"/>
             <wp:cNvGraphicFramePr>
               <a:graphicFrameLocks xmlns:a="http://schemas.openxmlformats.org/drawingml/2006/main" noChangeAspect="1"/>
@@ -11361,7 +12607,7 @@
                   <pic:spPr bwMode="auto">
                     <a:xfrm>
                       <a:off x="0" y="0"/>
-                      <a:ext cx="2767831" cy="2421315"/>
+                      <a:ext cx="2944009" cy="3117413"/>
                     </a:xfrm>
                     <a:prstGeom prst="rect">
                       <a:avLst/>
@@ -11395,9 +12641,9 @@
           <w:noProof/>
         </w:rPr>
         <w:drawing>
-          <wp:inline distT="0" distB="0" distL="0" distR="0" wp14:anchorId="532F937F" wp14:editId="302E2728">
-            <wp:extent cx="2189018" cy="2477403"/>
-            <wp:effectExtent l="0" t="0" r="1905" b="0"/>
+          <wp:inline distT="0" distB="0" distL="0" distR="0" wp14:anchorId="0B172317" wp14:editId="0653DE5B">
+            <wp:extent cx="2244437" cy="2970105"/>
+            <wp:effectExtent l="0" t="0" r="3810" b="1905"/>
             <wp:docPr id="1853601924" name="Picture 9"/>
             <wp:cNvGraphicFramePr>
               <a:graphicFrameLocks xmlns:a="http://schemas.openxmlformats.org/drawingml/2006/main" noChangeAspect="1"/>
@@ -11427,7 +12673,7 @@
                   <pic:spPr bwMode="auto">
                     <a:xfrm>
                       <a:off x="0" y="0"/>
-                      <a:ext cx="2215480" cy="2507351"/>
+                      <a:ext cx="2319002" cy="3068778"/>
                     </a:xfrm>
                     <a:prstGeom prst="rect">
                       <a:avLst/>
@@ -11510,10 +12756,11 @@
         <w:rPr>
           <w:noProof/>
         </w:rPr>
+        <w:lastRenderedPageBreak/>
         <w:drawing>
-          <wp:inline distT="0" distB="0" distL="0" distR="0" wp14:anchorId="69F901FE" wp14:editId="3A464A27">
-            <wp:extent cx="2757055" cy="1960245"/>
-            <wp:effectExtent l="0" t="0" r="5715" b="1905"/>
+          <wp:inline distT="0" distB="0" distL="0" distR="0" wp14:anchorId="69F901FE" wp14:editId="13D8A812">
+            <wp:extent cx="2926080" cy="2468880"/>
+            <wp:effectExtent l="0" t="0" r="7620" b="7620"/>
             <wp:docPr id="1346161178" name="Picture 10"/>
             <wp:cNvGraphicFramePr>
               <a:graphicFrameLocks xmlns:a="http://schemas.openxmlformats.org/drawingml/2006/main" noChangeAspect="1"/>
@@ -11543,7 +12790,7 @@
                   <pic:spPr bwMode="auto">
                     <a:xfrm>
                       <a:off x="0" y="0"/>
-                      <a:ext cx="2779572" cy="1976255"/>
+                      <a:ext cx="2950541" cy="2489519"/>
                     </a:xfrm>
                     <a:prstGeom prst="rect">
                       <a:avLst/>
@@ -11609,8 +12856,18 @@
           <w:b/>
           <w:bCs/>
         </w:rPr>
-        <w:t xml:space="preserve"> XGBoost</w:t>
-      </w:r>
+        <w:t xml:space="preserve"> </w:t>
+      </w:r>
+      <w:proofErr w:type="spellStart"/>
+      <w:r>
+        <w:rPr>
+          <w:rFonts w:asciiTheme="minorHAnsi" w:hAnsiTheme="minorHAnsi" w:cstheme="minorHAnsi"/>
+          <w:b/>
+          <w:bCs/>
+        </w:rPr>
+        <w:t>XGBoost</w:t>
+      </w:r>
+      <w:proofErr w:type="spellEnd"/>
     </w:p>
     <w:p>
       <w:pPr>
@@ -11735,7 +12992,12 @@
           <w:szCs w:val="32"/>
         </w:rPr>
       </w:pPr>
-      <w:r>
+    </w:p>
+    <w:p>
+      <w:pPr>
+        <w:pStyle w:val="BodyText"/>
+        <w:spacing w:line="240" w:lineRule="auto"/>
+        <w:jc w:val="both"/>
         <w:rPr>
           <w:rFonts w:asciiTheme="minorHAnsi" w:hAnsiTheme="minorHAnsi" w:cstheme="minorHAnsi"/>
           <w:b/>
@@ -11743,9 +13005,7 @@
           <w:sz w:val="32"/>
           <w:szCs w:val="32"/>
         </w:rPr>
-        <w:lastRenderedPageBreak/>
-        <w:t xml:space="preserve">6. RESULTS </w:t>
-      </w:r>
+      </w:pPr>
     </w:p>
     <w:p>
       <w:pPr>
@@ -11760,7 +13020,12 @@
           <w:szCs w:val="32"/>
         </w:rPr>
       </w:pPr>
-      <w:r>
+    </w:p>
+    <w:p>
+      <w:pPr>
+        <w:pStyle w:val="BodyText"/>
+        <w:spacing w:line="240" w:lineRule="auto"/>
+        <w:jc w:val="both"/>
         <w:rPr>
           <w:rFonts w:asciiTheme="minorHAnsi" w:hAnsiTheme="minorHAnsi" w:cstheme="minorHAnsi"/>
           <w:b/>
@@ -11768,9 +13033,13 @@
           <w:sz w:val="32"/>
           <w:szCs w:val="32"/>
         </w:rPr>
-        <w:t xml:space="preserve">6.1 </w:t>
-      </w:r>
-      <w:r>
+      </w:pPr>
+    </w:p>
+    <w:p>
+      <w:pPr>
+        <w:pStyle w:val="BodyText"/>
+        <w:spacing w:line="240" w:lineRule="auto"/>
+        <w:jc w:val="both"/>
         <w:rPr>
           <w:rFonts w:asciiTheme="minorHAnsi" w:hAnsiTheme="minorHAnsi" w:cstheme="minorHAnsi"/>
           <w:b/>
@@ -11778,6 +13047,147 @@
           <w:sz w:val="32"/>
           <w:szCs w:val="32"/>
         </w:rPr>
+      </w:pPr>
+    </w:p>
+    <w:p>
+      <w:pPr>
+        <w:pStyle w:val="BodyText"/>
+        <w:spacing w:line="240" w:lineRule="auto"/>
+        <w:jc w:val="both"/>
+        <w:rPr>
+          <w:rFonts w:asciiTheme="minorHAnsi" w:hAnsiTheme="minorHAnsi" w:cstheme="minorHAnsi"/>
+          <w:b/>
+          <w:bCs/>
+          <w:sz w:val="32"/>
+          <w:szCs w:val="32"/>
+        </w:rPr>
+      </w:pPr>
+    </w:p>
+    <w:p>
+      <w:pPr>
+        <w:pStyle w:val="BodyText"/>
+        <w:spacing w:line="240" w:lineRule="auto"/>
+        <w:jc w:val="both"/>
+        <w:rPr>
+          <w:rFonts w:asciiTheme="minorHAnsi" w:hAnsiTheme="minorHAnsi" w:cstheme="minorHAnsi"/>
+          <w:b/>
+          <w:bCs/>
+          <w:sz w:val="32"/>
+          <w:szCs w:val="32"/>
+        </w:rPr>
+      </w:pPr>
+    </w:p>
+    <w:p>
+      <w:pPr>
+        <w:pStyle w:val="BodyText"/>
+        <w:spacing w:line="240" w:lineRule="auto"/>
+        <w:jc w:val="both"/>
+        <w:rPr>
+          <w:rFonts w:asciiTheme="minorHAnsi" w:hAnsiTheme="minorHAnsi" w:cstheme="minorHAnsi"/>
+          <w:b/>
+          <w:bCs/>
+          <w:sz w:val="32"/>
+          <w:szCs w:val="32"/>
+        </w:rPr>
+      </w:pPr>
+    </w:p>
+    <w:p>
+      <w:pPr>
+        <w:pStyle w:val="BodyText"/>
+        <w:spacing w:line="240" w:lineRule="auto"/>
+        <w:jc w:val="both"/>
+        <w:rPr>
+          <w:rFonts w:asciiTheme="minorHAnsi" w:hAnsiTheme="minorHAnsi" w:cstheme="minorHAnsi"/>
+          <w:b/>
+          <w:bCs/>
+          <w:sz w:val="32"/>
+          <w:szCs w:val="32"/>
+        </w:rPr>
+      </w:pPr>
+    </w:p>
+    <w:p>
+      <w:pPr>
+        <w:pStyle w:val="BodyText"/>
+        <w:spacing w:line="240" w:lineRule="auto"/>
+        <w:jc w:val="both"/>
+        <w:rPr>
+          <w:rFonts w:asciiTheme="minorHAnsi" w:hAnsiTheme="minorHAnsi" w:cstheme="minorHAnsi"/>
+          <w:b/>
+          <w:bCs/>
+          <w:sz w:val="32"/>
+          <w:szCs w:val="32"/>
+        </w:rPr>
+      </w:pPr>
+    </w:p>
+    <w:p>
+      <w:pPr>
+        <w:pStyle w:val="BodyText"/>
+        <w:spacing w:line="240" w:lineRule="auto"/>
+        <w:jc w:val="both"/>
+        <w:rPr>
+          <w:rFonts w:asciiTheme="minorHAnsi" w:hAnsiTheme="minorHAnsi" w:cstheme="minorHAnsi"/>
+          <w:b/>
+          <w:bCs/>
+          <w:sz w:val="32"/>
+          <w:szCs w:val="32"/>
+        </w:rPr>
+      </w:pPr>
+    </w:p>
+    <w:p>
+      <w:pPr>
+        <w:pStyle w:val="BodyText"/>
+        <w:spacing w:line="240" w:lineRule="auto"/>
+        <w:jc w:val="both"/>
+        <w:rPr>
+          <w:rFonts w:asciiTheme="minorHAnsi" w:hAnsiTheme="minorHAnsi" w:cstheme="minorHAnsi"/>
+          <w:b/>
+          <w:bCs/>
+          <w:sz w:val="32"/>
+          <w:szCs w:val="32"/>
+        </w:rPr>
+      </w:pPr>
+      <w:r>
+        <w:rPr>
+          <w:rFonts w:asciiTheme="minorHAnsi" w:hAnsiTheme="minorHAnsi" w:cstheme="minorHAnsi"/>
+          <w:b/>
+          <w:bCs/>
+          <w:sz w:val="32"/>
+          <w:szCs w:val="32"/>
+        </w:rPr>
+        <w:t xml:space="preserve">6. RESULTS </w:t>
+      </w:r>
+    </w:p>
+    <w:p>
+      <w:pPr>
+        <w:pStyle w:val="BodyText"/>
+        <w:spacing w:line="240" w:lineRule="auto"/>
+        <w:jc w:val="both"/>
+        <w:rPr>
+          <w:rFonts w:asciiTheme="minorHAnsi" w:hAnsiTheme="minorHAnsi" w:cstheme="minorHAnsi"/>
+          <w:b/>
+          <w:bCs/>
+          <w:sz w:val="32"/>
+          <w:szCs w:val="32"/>
+        </w:rPr>
+      </w:pPr>
+      <w:r>
+        <w:rPr>
+          <w:rFonts w:asciiTheme="minorHAnsi" w:hAnsiTheme="minorHAnsi" w:cstheme="minorHAnsi"/>
+          <w:b/>
+          <w:bCs/>
+          <w:sz w:val="32"/>
+          <w:szCs w:val="32"/>
+        </w:rPr>
+        <w:t xml:space="preserve">6.1 </w:t>
+      </w:r>
+      <w:r>
+        <w:rPr>
+          <w:rFonts w:asciiTheme="minorHAnsi" w:hAnsiTheme="minorHAnsi" w:cstheme="minorHAnsi"/>
+          <w:b/>
+          <w:bCs/>
+          <w:sz w:val="32"/>
+          <w:szCs w:val="32"/>
+        </w:rPr>
         <w:t>Comprehensive Model Performance Comparison</w:t>
       </w:r>
     </w:p>
@@ -11795,7 +13205,23 @@
           <w:rFonts w:asciiTheme="minorHAnsi" w:hAnsiTheme="minorHAnsi" w:cstheme="minorHAnsi"/>
           <w:lang w:val="en-IN"/>
         </w:rPr>
-        <w:t xml:space="preserve">All three models were evaluated at three stages: (1) No SMOTE — trained on the raw imbalanced training set with default hyperparameters; (2) SMOTE before tuning — trained on SMOTE-balanced data with default hyperparameters; (3) SMOTE + Tuned — trained on SMOTE-balanced data with GridSearchCV-optimised hyperparameters. </w:t>
+        <w:t xml:space="preserve">All three models were evaluated at three stages: (1) No SMOTE — trained on the raw imbalanced training set with default hyperparameters; (2) SMOTE before tuning — trained on SMOTE-balanced data with default hyperparameters; (3) SMOTE + Tuned — trained on SMOTE-balanced data with </w:t>
+      </w:r>
+      <w:proofErr w:type="spellStart"/>
+      <w:r>
+        <w:rPr>
+          <w:rFonts w:asciiTheme="minorHAnsi" w:hAnsiTheme="minorHAnsi" w:cstheme="minorHAnsi"/>
+          <w:lang w:val="en-IN"/>
+        </w:rPr>
+        <w:t>GridSearchCV</w:t>
+      </w:r>
+      <w:proofErr w:type="spellEnd"/>
+      <w:r>
+        <w:rPr>
+          <w:rFonts w:asciiTheme="minorHAnsi" w:hAnsiTheme="minorHAnsi" w:cstheme="minorHAnsi"/>
+          <w:lang w:val="en-IN"/>
+        </w:rPr>
+        <w:t xml:space="preserve">-optimised hyperparameters. </w:t>
       </w:r>
       <w:r>
         <w:rPr>
@@ -13714,6 +15140,7 @@
                 <w:lang w:val="en-IN"/>
               </w:rPr>
             </w:pPr>
+            <w:proofErr w:type="spellStart"/>
             <w:r>
               <w:rPr>
                 <w:rFonts w:asciiTheme="minorHAnsi" w:hAnsiTheme="minorHAnsi" w:cstheme="minorHAnsi"/>
@@ -13721,6 +15148,7 @@
               </w:rPr>
               <w:t>XGBoost</w:t>
             </w:r>
+            <w:proofErr w:type="spellEnd"/>
           </w:p>
         </w:tc>
         <w:tc>
@@ -13961,6 +15389,7 @@
                 <w:lang w:val="en-IN"/>
               </w:rPr>
             </w:pPr>
+            <w:proofErr w:type="spellStart"/>
             <w:r>
               <w:rPr>
                 <w:rFonts w:asciiTheme="minorHAnsi" w:hAnsiTheme="minorHAnsi" w:cstheme="minorHAnsi"/>
@@ -13968,6 +15397,7 @@
               </w:rPr>
               <w:t>XGBoost</w:t>
             </w:r>
+            <w:proofErr w:type="spellEnd"/>
           </w:p>
         </w:tc>
         <w:tc>
@@ -14208,6 +15638,7 @@
                 <w:lang w:val="en-IN"/>
               </w:rPr>
             </w:pPr>
+            <w:proofErr w:type="spellStart"/>
             <w:r>
               <w:rPr>
                 <w:rFonts w:asciiTheme="minorHAnsi" w:hAnsiTheme="minorHAnsi" w:cstheme="minorHAnsi"/>
@@ -14215,6 +15646,7 @@
               </w:rPr>
               <w:t>XGBoost</w:t>
             </w:r>
+            <w:proofErr w:type="spellEnd"/>
           </w:p>
         </w:tc>
         <w:tc>
@@ -14467,16 +15899,6 @@
     <w:p>
       <w:pPr>
         <w:pStyle w:val="BodyText"/>
-        <w:spacing w:line="240" w:lineRule="auto"/>
-        <w:jc w:val="both"/>
-        <w:rPr>
-          <w:rFonts w:asciiTheme="minorHAnsi" w:hAnsiTheme="minorHAnsi" w:cstheme="minorHAnsi"/>
-        </w:rPr>
-      </w:pPr>
-    </w:p>
-    <w:p>
-      <w:pPr>
-        <w:pStyle w:val="BodyText"/>
         <w:jc w:val="center"/>
         <w:rPr>
           <w:rFonts w:asciiTheme="minorHAnsi" w:hAnsiTheme="minorHAnsi" w:cstheme="minorHAnsi"/>
@@ -14523,7 +15945,23 @@
           <w:rFonts w:asciiTheme="minorHAnsi" w:hAnsiTheme="minorHAnsi" w:cstheme="minorHAnsi"/>
           <w:lang w:val="en-IN"/>
         </w:rPr>
-        <w:t xml:space="preserve"> summarises the performance of Logistic Regression, Random Forest, and XGBoost before and after applying SMOTE and hyperparameter tuning.</w:t>
+        <w:t xml:space="preserve"> summarises the performance of Logistic Regression, Random Forest, and </w:t>
+      </w:r>
+      <w:proofErr w:type="spellStart"/>
+      <w:r>
+        <w:rPr>
+          <w:rFonts w:asciiTheme="minorHAnsi" w:hAnsiTheme="minorHAnsi" w:cstheme="minorHAnsi"/>
+          <w:lang w:val="en-IN"/>
+        </w:rPr>
+        <w:t>XGBoost</w:t>
+      </w:r>
+      <w:proofErr w:type="spellEnd"/>
+      <w:r>
+        <w:rPr>
+          <w:rFonts w:asciiTheme="minorHAnsi" w:hAnsiTheme="minorHAnsi" w:cstheme="minorHAnsi"/>
+          <w:lang w:val="en-IN"/>
+        </w:rPr>
+        <w:t xml:space="preserve"> before and after applying SMOTE and hyperparameter tuning.</w:t>
       </w:r>
     </w:p>
     <w:p>
@@ -14552,29 +15990,70 @@
           <w:lang w:val="en-IN"/>
         </w:rPr>
       </w:pPr>
-      <w:r>
-        <w:rPr>
-          <w:rFonts w:asciiTheme="minorHAnsi" w:hAnsiTheme="minorHAnsi" w:cstheme="minorHAnsi"/>
-          <w:lang w:val="en-IN"/>
-        </w:rPr>
-        <w:t>XGBoost demonstrated the most consistent performance across all stages, maintaining an accuracy of 86.67%, precision of 88.46%, recall of 82.14%, and F1-score of 0.8519. Its ROC-AUC also improved after tuning from 0.8917 to 0.9196.</w:t>
-      </w:r>
-    </w:p>
-    <w:p>
-      <w:pPr>
-        <w:pStyle w:val="BodyText"/>
-        <w:jc w:val="both"/>
-        <w:rPr>
-          <w:rFonts w:asciiTheme="minorHAnsi" w:hAnsiTheme="minorHAnsi" w:cstheme="minorHAnsi"/>
-          <w:lang w:val="en-IN"/>
-        </w:rPr>
-      </w:pPr>
-      <w:r>
-        <w:rPr>
-          <w:rFonts w:asciiTheme="minorHAnsi" w:hAnsiTheme="minorHAnsi" w:cstheme="minorHAnsi"/>
-          <w:lang w:val="en-IN"/>
-        </w:rPr>
-        <w:t>Overall, XGBoost provided the best balance between accuracy, precision, recall, and F1-score, while Random Forest achieved the highest ROC-AUC value. These results indicate that ensemble learning methods are effective for heart disease prediction, with XGBoost emerging as the most reliable model for this dataset.</w:t>
+      <w:proofErr w:type="spellStart"/>
+      <w:r>
+        <w:rPr>
+          <w:rFonts w:asciiTheme="minorHAnsi" w:hAnsiTheme="minorHAnsi" w:cstheme="minorHAnsi"/>
+          <w:lang w:val="en-IN"/>
+        </w:rPr>
+        <w:t>XGBoost</w:t>
+      </w:r>
+      <w:proofErr w:type="spellEnd"/>
+      <w:r>
+        <w:rPr>
+          <w:rFonts w:asciiTheme="minorHAnsi" w:hAnsiTheme="minorHAnsi" w:cstheme="minorHAnsi"/>
+          <w:lang w:val="en-IN"/>
+        </w:rPr>
+        <w:t xml:space="preserve"> demonstrated the most consistent performance across all stages, maintaining an accuracy of 86.67%, precision of 88.46%, recall of 82.14%, and F1-score of 0.8519. Its ROC-AUC also improved after tuning from 0.8917 to 0.9196.</w:t>
+      </w:r>
+    </w:p>
+    <w:p>
+      <w:pPr>
+        <w:pStyle w:val="BodyText"/>
+        <w:jc w:val="both"/>
+        <w:rPr>
+          <w:rFonts w:asciiTheme="minorHAnsi" w:hAnsiTheme="minorHAnsi" w:cstheme="minorHAnsi"/>
+          <w:lang w:val="en-IN"/>
+        </w:rPr>
+      </w:pPr>
+      <w:r>
+        <w:rPr>
+          <w:rFonts w:asciiTheme="minorHAnsi" w:hAnsiTheme="minorHAnsi" w:cstheme="minorHAnsi"/>
+          <w:lang w:val="en-IN"/>
+        </w:rPr>
+        <w:t xml:space="preserve">Overall, </w:t>
+      </w:r>
+      <w:proofErr w:type="spellStart"/>
+      <w:r>
+        <w:rPr>
+          <w:rFonts w:asciiTheme="minorHAnsi" w:hAnsiTheme="minorHAnsi" w:cstheme="minorHAnsi"/>
+          <w:lang w:val="en-IN"/>
+        </w:rPr>
+        <w:t>XGBoost</w:t>
+      </w:r>
+      <w:proofErr w:type="spellEnd"/>
+      <w:r>
+        <w:rPr>
+          <w:rFonts w:asciiTheme="minorHAnsi" w:hAnsiTheme="minorHAnsi" w:cstheme="minorHAnsi"/>
+          <w:lang w:val="en-IN"/>
+        </w:rPr>
+        <w:t xml:space="preserve"> provided the best balance between accuracy, precision, recall, and F1-score, while Random Forest achieved the highest ROC-AUC value. These results indicate that ensemble learning methods are effective for heart disease prediction, with </w:t>
+      </w:r>
+      <w:proofErr w:type="spellStart"/>
+      <w:r>
+        <w:rPr>
+          <w:rFonts w:asciiTheme="minorHAnsi" w:hAnsiTheme="minorHAnsi" w:cstheme="minorHAnsi"/>
+          <w:lang w:val="en-IN"/>
+        </w:rPr>
+        <w:t>XGBoost</w:t>
+      </w:r>
+      <w:proofErr w:type="spellEnd"/>
+      <w:r>
+        <w:rPr>
+          <w:rFonts w:asciiTheme="minorHAnsi" w:hAnsiTheme="minorHAnsi" w:cstheme="minorHAnsi"/>
+          <w:lang w:val="en-IN"/>
+        </w:rPr>
+        <w:t xml:space="preserve"> emerging as the most reliable model for this dataset.</w:t>
       </w:r>
     </w:p>
     <w:p>
@@ -14614,57 +16093,23 @@
           <w:rFonts w:asciiTheme="minorHAnsi" w:hAnsiTheme="minorHAnsi" w:cstheme="minorHAnsi"/>
           <w:lang w:val="en-IN"/>
         </w:rPr>
-        <w:t xml:space="preserve">Figure </w:t>
-      </w:r>
-      <w:r>
-        <w:rPr>
-          <w:rFonts w:asciiTheme="minorHAnsi" w:hAnsiTheme="minorHAnsi" w:cstheme="minorHAnsi"/>
-          <w:lang w:val="en-IN"/>
-        </w:rPr>
-        <w:t>11</w:t>
-      </w:r>
-      <w:r>
-        <w:rPr>
-          <w:rFonts w:asciiTheme="minorHAnsi" w:hAnsiTheme="minorHAnsi" w:cstheme="minorHAnsi"/>
-          <w:lang w:val="en-IN"/>
-        </w:rPr>
-        <w:t xml:space="preserve"> compares the ROC curves of the tuned Logistic Regression, Random Forest, and XGBoost models. All three models achieved high ROC-AUC values, indicating strong ability to distinguish between patients with and without heart disease.</w:t>
-      </w:r>
-    </w:p>
-    <w:p>
-      <w:pPr>
-        <w:pStyle w:val="BodyText"/>
-        <w:spacing w:line="240" w:lineRule="auto"/>
-        <w:jc w:val="both"/>
-        <w:rPr>
-          <w:rFonts w:asciiTheme="minorHAnsi" w:hAnsiTheme="minorHAnsi" w:cstheme="minorHAnsi"/>
-          <w:lang w:val="en-IN"/>
-        </w:rPr>
-      </w:pPr>
-      <w:r>
-        <w:rPr>
-          <w:rFonts w:asciiTheme="minorHAnsi" w:hAnsiTheme="minorHAnsi" w:cstheme="minorHAnsi"/>
-          <w:lang w:val="en-IN"/>
-        </w:rPr>
-        <w:t>Random Forest achieved the highest ROC-AUC score (0.951), followed closely by Logistic Regression (0.946). XGBoost obtained a ROC-AUC of 0.920, which also indicates good classification performance. All curves lie well above the diagonal reference line representing random classification, demonstrating that the models perform substantially better than chance.</w:t>
-      </w:r>
-    </w:p>
-    <w:p>
-      <w:pPr>
-        <w:pStyle w:val="BodyText"/>
-        <w:spacing w:line="240" w:lineRule="auto"/>
-        <w:jc w:val="both"/>
-        <w:rPr>
-          <w:rFonts w:asciiTheme="minorHAnsi" w:hAnsiTheme="minorHAnsi" w:cstheme="minorHAnsi"/>
-          <w:lang w:val="en-IN"/>
-        </w:rPr>
-      </w:pPr>
-      <w:r>
-        <w:rPr>
-          <w:rFonts w:asciiTheme="minorHAnsi" w:hAnsiTheme="minorHAnsi" w:cstheme="minorHAnsi"/>
-          <w:lang w:val="en-IN"/>
-        </w:rPr>
-        <w:t>Overall, the ROC analysis confirms that all three models are effective for heart disease prediction, with Random Forest showing the strongest discrimination ability among the tuned models.</w:t>
+        <w:t xml:space="preserve">The ROC curves demonstrated that all three tuned models were effective at distinguishing between patients with and without heart disease. Random Forest achieved the highest ROC-AUC score (0.951), closely followed by Logistic Regression (0.946), while </w:t>
+      </w:r>
+      <w:proofErr w:type="spellStart"/>
+      <w:r>
+        <w:rPr>
+          <w:rFonts w:asciiTheme="minorHAnsi" w:hAnsiTheme="minorHAnsi" w:cstheme="minorHAnsi"/>
+          <w:lang w:val="en-IN"/>
+        </w:rPr>
+        <w:t>XGBoost</w:t>
+      </w:r>
+      <w:proofErr w:type="spellEnd"/>
+      <w:r>
+        <w:rPr>
+          <w:rFonts w:asciiTheme="minorHAnsi" w:hAnsiTheme="minorHAnsi" w:cstheme="minorHAnsi"/>
+          <w:lang w:val="en-IN"/>
+        </w:rPr>
+        <w:t xml:space="preserve"> achieved a ROC-AUC of 0.920. Since all values exceeded 0.90, the models can be considered strong classifiers. The results indicate that each model possesses a high level of discriminative ability, with Random Forest showing a slight advantage in separating the two classes.</w:t>
       </w:r>
     </w:p>
     <w:p>
@@ -14681,9 +16126,9 @@
           <w:noProof/>
         </w:rPr>
         <w:drawing>
-          <wp:inline distT="0" distB="0" distL="0" distR="0" wp14:anchorId="6AEC2FA5" wp14:editId="301403FD">
-            <wp:extent cx="4426527" cy="2819400"/>
-            <wp:effectExtent l="0" t="0" r="0" b="0"/>
+          <wp:inline distT="0" distB="0" distL="0" distR="0" wp14:anchorId="6AEC2FA5" wp14:editId="1ED4B95A">
+            <wp:extent cx="4425950" cy="2453640"/>
+            <wp:effectExtent l="0" t="0" r="0" b="3810"/>
             <wp:docPr id="379733644" name="Picture 11"/>
             <wp:cNvGraphicFramePr>
               <a:graphicFrameLocks xmlns:a="http://schemas.openxmlformats.org/drawingml/2006/main" noChangeAspect="1"/>
@@ -14713,7 +16158,7 @@
                   <pic:spPr bwMode="auto">
                     <a:xfrm>
                       <a:off x="0" y="0"/>
-                      <a:ext cx="4464002" cy="2843269"/>
+                      <a:ext cx="4464022" cy="2474746"/>
                     </a:xfrm>
                     <a:prstGeom prst="rect">
                       <a:avLst/>
@@ -14747,7 +16192,6 @@
           <w:b/>
           <w:bCs/>
         </w:rPr>
-        <w:lastRenderedPageBreak/>
         <w:t>Figure 1</w:t>
       </w:r>
       <w:r>
@@ -14772,7 +16216,25 @@
           <w:b/>
           <w:bCs/>
         </w:rPr>
-        <w:t>ROC Curve Comparison of Tuned Logistic Regression, Random Forest, and XGBoost Models.</w:t>
+        <w:t xml:space="preserve">ROC Curve Comparison of Tuned Logistic Regression, Random Forest, and </w:t>
+      </w:r>
+      <w:proofErr w:type="spellStart"/>
+      <w:r>
+        <w:rPr>
+          <w:rFonts w:asciiTheme="minorHAnsi" w:hAnsiTheme="minorHAnsi" w:cstheme="minorHAnsi"/>
+          <w:b/>
+          <w:bCs/>
+        </w:rPr>
+        <w:t>XGBoost</w:t>
+      </w:r>
+      <w:proofErr w:type="spellEnd"/>
+      <w:r>
+        <w:rPr>
+          <w:rFonts w:asciiTheme="minorHAnsi" w:hAnsiTheme="minorHAnsi" w:cstheme="minorHAnsi"/>
+          <w:b/>
+          <w:bCs/>
+        </w:rPr>
+        <w:t xml:space="preserve"> Models.</w:t>
       </w:r>
     </w:p>
     <w:p>
@@ -14787,7 +16249,10 @@
           <w:lang w:val="en-IN"/>
         </w:rPr>
       </w:pPr>
-      <w:r>
+    </w:p>
+    <w:p>
+      <w:pPr>
+        <w:pStyle w:val="BodyText"/>
         <w:rPr>
           <w:rFonts w:asciiTheme="minorHAnsi" w:hAnsiTheme="minorHAnsi" w:cstheme="minorHAnsi"/>
           <w:b/>
@@ -14796,6 +16261,30 @@
           <w:szCs w:val="32"/>
           <w:lang w:val="en-IN"/>
         </w:rPr>
+      </w:pPr>
+    </w:p>
+    <w:p>
+      <w:pPr>
+        <w:pStyle w:val="BodyText"/>
+        <w:rPr>
+          <w:rFonts w:asciiTheme="minorHAnsi" w:hAnsiTheme="minorHAnsi" w:cstheme="minorHAnsi"/>
+          <w:b/>
+          <w:bCs/>
+          <w:sz w:val="32"/>
+          <w:szCs w:val="32"/>
+          <w:lang w:val="en-IN"/>
+        </w:rPr>
+      </w:pPr>
+      <w:r>
+        <w:rPr>
+          <w:rFonts w:asciiTheme="minorHAnsi" w:hAnsiTheme="minorHAnsi" w:cstheme="minorHAnsi"/>
+          <w:b/>
+          <w:bCs/>
+          <w:sz w:val="32"/>
+          <w:szCs w:val="32"/>
+          <w:lang w:val="en-IN"/>
+        </w:rPr>
+        <w:lastRenderedPageBreak/>
         <w:t>6.3 Confusion Matrix Analysis</w:t>
       </w:r>
     </w:p>
@@ -14826,7 +16315,39 @@
           <w:rFonts w:asciiTheme="minorHAnsi" w:hAnsiTheme="minorHAnsi" w:cstheme="minorHAnsi"/>
           <w:lang w:val="en-IN"/>
         </w:rPr>
-        <w:t>presents the confusion matrices for the tuned Logistic Regression, Random Forest, and XGBoost models. Logistic Regression correctly classified 28 non-disease cases and 23 disease cases, with 4 false positives and 5 false negatives. XGBoost achieved similar performance, correctly identifying 29 non-disease cases and 23 disease cases while producing only 3 false positives and 5 false negatives.</w:t>
+        <w:t xml:space="preserve">presents the confusion matrices for the tuned Logistic Regression, Random Forest, and </w:t>
+      </w:r>
+      <w:proofErr w:type="spellStart"/>
+      <w:r>
+        <w:rPr>
+          <w:rFonts w:asciiTheme="minorHAnsi" w:hAnsiTheme="minorHAnsi" w:cstheme="minorHAnsi"/>
+          <w:lang w:val="en-IN"/>
+        </w:rPr>
+        <w:t>XGBoost</w:t>
+      </w:r>
+      <w:proofErr w:type="spellEnd"/>
+      <w:r>
+        <w:rPr>
+          <w:rFonts w:asciiTheme="minorHAnsi" w:hAnsiTheme="minorHAnsi" w:cstheme="minorHAnsi"/>
+          <w:lang w:val="en-IN"/>
+        </w:rPr>
+        <w:t xml:space="preserve"> models. Logistic Regression correctly classified 28 non-disease cases and 23 disease cases, with 4 false positives and 5 false negatives. </w:t>
+      </w:r>
+      <w:proofErr w:type="spellStart"/>
+      <w:r>
+        <w:rPr>
+          <w:rFonts w:asciiTheme="minorHAnsi" w:hAnsiTheme="minorHAnsi" w:cstheme="minorHAnsi"/>
+          <w:lang w:val="en-IN"/>
+        </w:rPr>
+        <w:t>XGBoost</w:t>
+      </w:r>
+      <w:proofErr w:type="spellEnd"/>
+      <w:r>
+        <w:rPr>
+          <w:rFonts w:asciiTheme="minorHAnsi" w:hAnsiTheme="minorHAnsi" w:cstheme="minorHAnsi"/>
+          <w:lang w:val="en-IN"/>
+        </w:rPr>
+        <w:t xml:space="preserve"> achieved similar performance, correctly identifying 29 non-disease cases and 23 disease cases while producing only 3 false positives and 5 false negatives.</w:t>
       </w:r>
     </w:p>
     <w:p>
@@ -14858,7 +16379,23 @@
           <w:rFonts w:asciiTheme="minorHAnsi" w:hAnsiTheme="minorHAnsi" w:cstheme="minorHAnsi"/>
           <w:lang w:val="en-IN"/>
         </w:rPr>
-        <w:t>Overall, XGBoost produced the most favourable confusion matrix by maintaining a high number of correct classifications while generating the fewest false positives. This result supports its strong overall performance and suitability for heart disease prediction.</w:t>
+        <w:t xml:space="preserve">Overall, </w:t>
+      </w:r>
+      <w:proofErr w:type="spellStart"/>
+      <w:r>
+        <w:rPr>
+          <w:rFonts w:asciiTheme="minorHAnsi" w:hAnsiTheme="minorHAnsi" w:cstheme="minorHAnsi"/>
+          <w:lang w:val="en-IN"/>
+        </w:rPr>
+        <w:t>XGBoost</w:t>
+      </w:r>
+      <w:proofErr w:type="spellEnd"/>
+      <w:r>
+        <w:rPr>
+          <w:rFonts w:asciiTheme="minorHAnsi" w:hAnsiTheme="minorHAnsi" w:cstheme="minorHAnsi"/>
+          <w:lang w:val="en-IN"/>
+        </w:rPr>
+        <w:t xml:space="preserve"> produced the most favourable confusion matrix by maintaining a high number of correct classifications while generating the fewest false positives. This result supports its strong overall performance and suitability for heart disease prediction.</w:t>
       </w:r>
     </w:p>
     <w:p>
@@ -14874,9 +16411,9 @@
           <w:noProof/>
         </w:rPr>
         <w:drawing>
-          <wp:inline distT="0" distB="0" distL="0" distR="0" wp14:anchorId="63C894B7" wp14:editId="1F3176A3">
-            <wp:extent cx="5730157" cy="1693333"/>
-            <wp:effectExtent l="0" t="0" r="4445" b="2540"/>
+          <wp:inline distT="0" distB="0" distL="0" distR="0" wp14:anchorId="63C894B7" wp14:editId="0C92897B">
+            <wp:extent cx="5728726" cy="1859280"/>
+            <wp:effectExtent l="0" t="0" r="5715" b="7620"/>
             <wp:docPr id="1231884395" name="Picture 15"/>
             <wp:cNvGraphicFramePr>
               <a:graphicFrameLocks xmlns:a="http://schemas.openxmlformats.org/drawingml/2006/main" noChangeAspect="1"/>
@@ -14906,7 +16443,7 @@
                   <pic:spPr bwMode="auto">
                     <a:xfrm>
                       <a:off x="0" y="0"/>
-                      <a:ext cx="5758325" cy="1701657"/>
+                      <a:ext cx="5759897" cy="1869397"/>
                     </a:xfrm>
                     <a:prstGeom prst="rect">
                       <a:avLst/>
@@ -15022,7 +16559,89 @@
         <w:rPr>
           <w:rFonts w:asciiTheme="minorHAnsi" w:hAnsiTheme="minorHAnsi" w:cstheme="minorHAnsi"/>
         </w:rPr>
-        <w:t>SHAP analysis was applied to the tuned Logistic Regression, Random Forest, and XGBoost models to identify the features that contributed most to heart disease predictions. The SHAP feature importance plots showed that thal, ca, cp, exang, and oldpeak were among the most influential predictors across the models, while fasting blood sugar (fbs) had the lowest impact.</w:t>
+        <w:t xml:space="preserve">SHAP analysis was applied to the tuned Logistic Regression, Random Forest, and </w:t>
+      </w:r>
+      <w:proofErr w:type="spellStart"/>
+      <w:r>
+        <w:rPr>
+          <w:rFonts w:asciiTheme="minorHAnsi" w:hAnsiTheme="minorHAnsi" w:cstheme="minorHAnsi"/>
+        </w:rPr>
+        <w:t>XGBoost</w:t>
+      </w:r>
+      <w:proofErr w:type="spellEnd"/>
+      <w:r>
+        <w:rPr>
+          <w:rFonts w:asciiTheme="minorHAnsi" w:hAnsiTheme="minorHAnsi" w:cstheme="minorHAnsi"/>
+        </w:rPr>
+        <w:t xml:space="preserve"> models to identify the features that contributed most to heart disease predictions. The SHAP feature importance plots showed that </w:t>
+      </w:r>
+      <w:proofErr w:type="spellStart"/>
+      <w:r>
+        <w:rPr>
+          <w:rFonts w:asciiTheme="minorHAnsi" w:hAnsiTheme="minorHAnsi" w:cstheme="minorHAnsi"/>
+        </w:rPr>
+        <w:t>thal</w:t>
+      </w:r>
+      <w:proofErr w:type="spellEnd"/>
+      <w:r>
+        <w:rPr>
+          <w:rFonts w:asciiTheme="minorHAnsi" w:hAnsiTheme="minorHAnsi" w:cstheme="minorHAnsi"/>
+        </w:rPr>
+        <w:t xml:space="preserve">, ca, cp, </w:t>
+      </w:r>
+      <w:proofErr w:type="spellStart"/>
+      <w:r>
+        <w:rPr>
+          <w:rFonts w:asciiTheme="minorHAnsi" w:hAnsiTheme="minorHAnsi" w:cstheme="minorHAnsi"/>
+        </w:rPr>
+        <w:t>exang</w:t>
+      </w:r>
+      <w:proofErr w:type="spellEnd"/>
+      <w:r>
+        <w:rPr>
+          <w:rFonts w:asciiTheme="minorHAnsi" w:hAnsiTheme="minorHAnsi" w:cstheme="minorHAnsi"/>
+        </w:rPr>
+        <w:t xml:space="preserve">, and </w:t>
+      </w:r>
+      <w:proofErr w:type="spellStart"/>
+      <w:r>
+        <w:rPr>
+          <w:rFonts w:asciiTheme="minorHAnsi" w:hAnsiTheme="minorHAnsi" w:cstheme="minorHAnsi"/>
+        </w:rPr>
+        <w:t>oldpeak</w:t>
+      </w:r>
+      <w:proofErr w:type="spellEnd"/>
+      <w:r>
+        <w:rPr>
+          <w:rFonts w:asciiTheme="minorHAnsi" w:hAnsiTheme="minorHAnsi" w:cstheme="minorHAnsi"/>
+        </w:rPr>
+        <w:t xml:space="preserve"> were among the most influential predictors across the </w:t>
+      </w:r>
+      <w:r>
+        <w:rPr>
+          <w:rFonts w:asciiTheme="minorHAnsi" w:hAnsiTheme="minorHAnsi" w:cstheme="minorHAnsi"/>
+        </w:rPr>
+        <w:t>models;</w:t>
+      </w:r>
+      <w:r>
+        <w:rPr>
+          <w:rFonts w:asciiTheme="minorHAnsi" w:hAnsiTheme="minorHAnsi" w:cstheme="minorHAnsi"/>
+        </w:rPr>
+        <w:t xml:space="preserve"> while fasting blood sugar (</w:t>
+      </w:r>
+      <w:proofErr w:type="spellStart"/>
+      <w:r>
+        <w:rPr>
+          <w:rFonts w:asciiTheme="minorHAnsi" w:hAnsiTheme="minorHAnsi" w:cstheme="minorHAnsi"/>
+        </w:rPr>
+        <w:t>fbs</w:t>
+      </w:r>
+      <w:proofErr w:type="spellEnd"/>
+      <w:r>
+        <w:rPr>
+          <w:rFonts w:asciiTheme="minorHAnsi" w:hAnsiTheme="minorHAnsi" w:cstheme="minorHAnsi"/>
+        </w:rPr>
+        <w:t>) had the lowest impact.</w:t>
       </w:r>
     </w:p>
     <w:p>
@@ -15037,7 +16656,63 @@
         <w:rPr>
           <w:rFonts w:asciiTheme="minorHAnsi" w:hAnsiTheme="minorHAnsi" w:cstheme="minorHAnsi"/>
         </w:rPr>
-        <w:t>The SHAP summary plots further revealed how feature values influenced predictions. Higher values of thal, ca, oldpeak, and exang generally increased the likelihood of heart disease, whereas higher values of thalach were associated with a lower predicted risk. This finding is consistent with the correlation analysis and established clinical knowledge.</w:t>
+        <w:t xml:space="preserve">The SHAP summary plots further revealed how feature values influenced predictions. Higher values of </w:t>
+      </w:r>
+      <w:proofErr w:type="spellStart"/>
+      <w:r>
+        <w:rPr>
+          <w:rFonts w:asciiTheme="minorHAnsi" w:hAnsiTheme="minorHAnsi" w:cstheme="minorHAnsi"/>
+        </w:rPr>
+        <w:t>thal</w:t>
+      </w:r>
+      <w:proofErr w:type="spellEnd"/>
+      <w:r>
+        <w:rPr>
+          <w:rFonts w:asciiTheme="minorHAnsi" w:hAnsiTheme="minorHAnsi" w:cstheme="minorHAnsi"/>
+        </w:rPr>
+        <w:t xml:space="preserve">, ca, </w:t>
+      </w:r>
+      <w:proofErr w:type="spellStart"/>
+      <w:r>
+        <w:rPr>
+          <w:rFonts w:asciiTheme="minorHAnsi" w:hAnsiTheme="minorHAnsi" w:cstheme="minorHAnsi"/>
+        </w:rPr>
+        <w:t>oldpeak</w:t>
+      </w:r>
+      <w:proofErr w:type="spellEnd"/>
+      <w:r>
+        <w:rPr>
+          <w:rFonts w:asciiTheme="minorHAnsi" w:hAnsiTheme="minorHAnsi" w:cstheme="minorHAnsi"/>
+        </w:rPr>
+        <w:t xml:space="preserve">, and </w:t>
+      </w:r>
+      <w:proofErr w:type="spellStart"/>
+      <w:r>
+        <w:rPr>
+          <w:rFonts w:asciiTheme="minorHAnsi" w:hAnsiTheme="minorHAnsi" w:cstheme="minorHAnsi"/>
+        </w:rPr>
+        <w:t>exang</w:t>
+      </w:r>
+      <w:proofErr w:type="spellEnd"/>
+      <w:r>
+        <w:rPr>
+          <w:rFonts w:asciiTheme="minorHAnsi" w:hAnsiTheme="minorHAnsi" w:cstheme="minorHAnsi"/>
+        </w:rPr>
+        <w:t xml:space="preserve"> generally increased the likelihood of heart disease, whereas higher values of </w:t>
+      </w:r>
+      <w:proofErr w:type="spellStart"/>
+      <w:r>
+        <w:rPr>
+          <w:rFonts w:asciiTheme="minorHAnsi" w:hAnsiTheme="minorHAnsi" w:cstheme="minorHAnsi"/>
+        </w:rPr>
+        <w:t>thalach</w:t>
+      </w:r>
+      <w:proofErr w:type="spellEnd"/>
+      <w:r>
+        <w:rPr>
+          <w:rFonts w:asciiTheme="minorHAnsi" w:hAnsiTheme="minorHAnsi" w:cstheme="minorHAnsi"/>
+        </w:rPr>
+        <w:t xml:space="preserve"> were associated with a lower predicted risk. This finding is consistent with the correlation analysis and established clinical knowledge.</w:t>
       </w:r>
     </w:p>
     <w:p>
@@ -15052,7 +16727,49 @@
         <w:rPr>
           <w:rFonts w:asciiTheme="minorHAnsi" w:hAnsiTheme="minorHAnsi" w:cstheme="minorHAnsi"/>
         </w:rPr>
-        <w:t>Overall, the three models showed strong agreement regarding the most important predictors, particularly thal, ca, cp, oldpeak, and thalach. This consistency increases confidence in the reliability of the identified clinical risk factors and demonstrates that the models are learning meaningful patterns from the data rather than relying on model-specific behaviour.</w:t>
+        <w:t xml:space="preserve">Overall, the three models showed strong agreement regarding the most important predictors, particularly </w:t>
+      </w:r>
+      <w:proofErr w:type="spellStart"/>
+      <w:r>
+        <w:rPr>
+          <w:rFonts w:asciiTheme="minorHAnsi" w:hAnsiTheme="minorHAnsi" w:cstheme="minorHAnsi"/>
+        </w:rPr>
+        <w:t>thal</w:t>
+      </w:r>
+      <w:proofErr w:type="spellEnd"/>
+      <w:r>
+        <w:rPr>
+          <w:rFonts w:asciiTheme="minorHAnsi" w:hAnsiTheme="minorHAnsi" w:cstheme="minorHAnsi"/>
+        </w:rPr>
+        <w:t xml:space="preserve">, ca, cp, </w:t>
+      </w:r>
+      <w:proofErr w:type="spellStart"/>
+      <w:r>
+        <w:rPr>
+          <w:rFonts w:asciiTheme="minorHAnsi" w:hAnsiTheme="minorHAnsi" w:cstheme="minorHAnsi"/>
+        </w:rPr>
+        <w:t>oldpeak</w:t>
+      </w:r>
+      <w:proofErr w:type="spellEnd"/>
+      <w:r>
+        <w:rPr>
+          <w:rFonts w:asciiTheme="minorHAnsi" w:hAnsiTheme="minorHAnsi" w:cstheme="minorHAnsi"/>
+        </w:rPr>
+        <w:t xml:space="preserve">, and </w:t>
+      </w:r>
+      <w:proofErr w:type="spellStart"/>
+      <w:r>
+        <w:rPr>
+          <w:rFonts w:asciiTheme="minorHAnsi" w:hAnsiTheme="minorHAnsi" w:cstheme="minorHAnsi"/>
+        </w:rPr>
+        <w:t>thalach</w:t>
+      </w:r>
+      <w:proofErr w:type="spellEnd"/>
+      <w:r>
+        <w:rPr>
+          <w:rFonts w:asciiTheme="minorHAnsi" w:hAnsiTheme="minorHAnsi" w:cstheme="minorHAnsi"/>
+        </w:rPr>
+        <w:t>. This consistency increases confidence in the reliability of the identified clinical risk factors and demonstrates that the models are learning meaningful patterns from the data rather than relying on model-specific behaviour.</w:t>
       </w:r>
     </w:p>
     <w:p>
@@ -15068,7 +16785,11 @@
           <w:lang w:val="en-IN"/>
         </w:rPr>
       </w:pPr>
-      <w:r>
+    </w:p>
+    <w:p>
+      <w:pPr>
+        <w:pStyle w:val="BodyText"/>
+        <w:jc w:val="both"/>
         <w:rPr>
           <w:rFonts w:asciiTheme="minorHAnsi" w:hAnsiTheme="minorHAnsi" w:cstheme="minorHAnsi"/>
           <w:b/>
@@ -15077,7 +16798,16 @@
           <w:szCs w:val="32"/>
           <w:lang w:val="en-IN"/>
         </w:rPr>
-        <w:lastRenderedPageBreak/>
+      </w:pPr>
+      <w:r>
+        <w:rPr>
+          <w:rFonts w:asciiTheme="minorHAnsi" w:hAnsiTheme="minorHAnsi" w:cstheme="minorHAnsi"/>
+          <w:b/>
+          <w:bCs/>
+          <w:sz w:val="32"/>
+          <w:szCs w:val="32"/>
+          <w:lang w:val="en-IN"/>
+        </w:rPr>
         <w:t>6.</w:t>
       </w:r>
       <w:r>
@@ -15179,12 +16909,21 @@
           <w:lang w:val="en-IN"/>
         </w:rPr>
       </w:pPr>
-      <w:r>
-        <w:rPr>
-          <w:rFonts w:asciiTheme="minorHAnsi" w:hAnsiTheme="minorHAnsi" w:cstheme="minorHAnsi"/>
-          <w:lang w:val="en-IN"/>
-        </w:rPr>
-        <w:t>XGBoost provided the most consistent overall performance, maintaining an accuracy of 86.67%, precision of 88.46%, recall of 82.14%, and F1-score of 0.8519 after tuning.</w:t>
+      <w:proofErr w:type="spellStart"/>
+      <w:r>
+        <w:rPr>
+          <w:rFonts w:asciiTheme="minorHAnsi" w:hAnsiTheme="minorHAnsi" w:cstheme="minorHAnsi"/>
+          <w:lang w:val="en-IN"/>
+        </w:rPr>
+        <w:t>XGBoost</w:t>
+      </w:r>
+      <w:proofErr w:type="spellEnd"/>
+      <w:r>
+        <w:rPr>
+          <w:rFonts w:asciiTheme="minorHAnsi" w:hAnsiTheme="minorHAnsi" w:cstheme="minorHAnsi"/>
+          <w:lang w:val="en-IN"/>
+        </w:rPr>
+        <w:t xml:space="preserve"> provided the most consistent overall performance, maintaining an accuracy of 86.67%, precision of 88.46%, recall of 82.14%, and F1-score of 0.8519 after tuning.</w:t>
       </w:r>
     </w:p>
     <w:p>
@@ -15205,7 +16944,55 @@
           <w:rFonts w:asciiTheme="minorHAnsi" w:hAnsiTheme="minorHAnsi" w:cstheme="minorHAnsi"/>
           <w:lang w:val="en-IN"/>
         </w:rPr>
-        <w:t>SHAP analysis consistently identified thal, ca, cp, oldpeak, and thalach as the most influential predictors of heart disease across the models.</w:t>
+        <w:t xml:space="preserve">SHAP analysis consistently identified </w:t>
+      </w:r>
+      <w:proofErr w:type="spellStart"/>
+      <w:r>
+        <w:rPr>
+          <w:rFonts w:asciiTheme="minorHAnsi" w:hAnsiTheme="minorHAnsi" w:cstheme="minorHAnsi"/>
+          <w:lang w:val="en-IN"/>
+        </w:rPr>
+        <w:t>thal</w:t>
+      </w:r>
+      <w:proofErr w:type="spellEnd"/>
+      <w:r>
+        <w:rPr>
+          <w:rFonts w:asciiTheme="minorHAnsi" w:hAnsiTheme="minorHAnsi" w:cstheme="minorHAnsi"/>
+          <w:lang w:val="en-IN"/>
+        </w:rPr>
+        <w:t xml:space="preserve">, ca, cp, </w:t>
+      </w:r>
+      <w:proofErr w:type="spellStart"/>
+      <w:r>
+        <w:rPr>
+          <w:rFonts w:asciiTheme="minorHAnsi" w:hAnsiTheme="minorHAnsi" w:cstheme="minorHAnsi"/>
+          <w:lang w:val="en-IN"/>
+        </w:rPr>
+        <w:t>oldpeak</w:t>
+      </w:r>
+      <w:proofErr w:type="spellEnd"/>
+      <w:r>
+        <w:rPr>
+          <w:rFonts w:asciiTheme="minorHAnsi" w:hAnsiTheme="minorHAnsi" w:cstheme="minorHAnsi"/>
+          <w:lang w:val="en-IN"/>
+        </w:rPr>
+        <w:t xml:space="preserve">, and </w:t>
+      </w:r>
+      <w:proofErr w:type="spellStart"/>
+      <w:r>
+        <w:rPr>
+          <w:rFonts w:asciiTheme="minorHAnsi" w:hAnsiTheme="minorHAnsi" w:cstheme="minorHAnsi"/>
+          <w:lang w:val="en-IN"/>
+        </w:rPr>
+        <w:t>thalach</w:t>
+      </w:r>
+      <w:proofErr w:type="spellEnd"/>
+      <w:r>
+        <w:rPr>
+          <w:rFonts w:asciiTheme="minorHAnsi" w:hAnsiTheme="minorHAnsi" w:cstheme="minorHAnsi"/>
+          <w:lang w:val="en-IN"/>
+        </w:rPr>
+        <w:t xml:space="preserve"> as the most influential predictors of heart disease across the models.</w:t>
       </w:r>
     </w:p>
     <w:p>
@@ -15418,7 +17205,6 @@
           <w:sz w:val="32"/>
           <w:szCs w:val="32"/>
         </w:rPr>
-        <w:lastRenderedPageBreak/>
         <w:t>7</w:t>
       </w:r>
       <w:r>
@@ -15469,24 +17255,23 @@
           <w:rFonts w:asciiTheme="minorHAnsi" w:hAnsiTheme="minorHAnsi" w:cstheme="minorHAnsi"/>
           <w:lang w:val="en-IN"/>
         </w:rPr>
-        <w:t>The results demonstrate that machine learning models can effectively predict heart disease using clinical features from the Cleveland Heart Disease dataset. All three models achieved strong classification performance, with ROC-AUC values above 0.90 after optimisation. This indicates that the selected clinical variables contain sufficient information to distinguish between patients with and without heart disease.</w:t>
-      </w:r>
-    </w:p>
-    <w:p>
-      <w:pPr>
-        <w:pStyle w:val="BodyText"/>
-        <w:jc w:val="both"/>
-        <w:rPr>
-          <w:rFonts w:asciiTheme="minorHAnsi" w:hAnsiTheme="minorHAnsi" w:cstheme="minorHAnsi"/>
-          <w:lang w:val="en-IN"/>
-        </w:rPr>
-      </w:pPr>
-      <w:r>
-        <w:rPr>
-          <w:rFonts w:asciiTheme="minorHAnsi" w:hAnsiTheme="minorHAnsi" w:cstheme="minorHAnsi"/>
-          <w:lang w:val="en-IN"/>
-        </w:rPr>
-        <w:t>Among the evaluated models, XGBoost achieved the best overall balance of accuracy, precision, recall, and F1-score, while Random Forest achieved the highest ROC-AUC score. Logistic Regression also produced competitive results despite its simpler structure, suggesting that the dataset contains both linear and non-linear relationships.</w:t>
+        <w:t xml:space="preserve">The results demonstrate that machine learning models can effectively predict heart disease using clinical features from the Cleveland dataset, with all three models exceeding a ROC-AUC of 0.90 after optimisation. </w:t>
+      </w:r>
+      <w:proofErr w:type="spellStart"/>
+      <w:r>
+        <w:rPr>
+          <w:rFonts w:asciiTheme="minorHAnsi" w:hAnsiTheme="minorHAnsi" w:cstheme="minorHAnsi"/>
+          <w:lang w:val="en-IN"/>
+        </w:rPr>
+        <w:t>XGBoost</w:t>
+      </w:r>
+      <w:proofErr w:type="spellEnd"/>
+      <w:r>
+        <w:rPr>
+          <w:rFonts w:asciiTheme="minorHAnsi" w:hAnsiTheme="minorHAnsi" w:cstheme="minorHAnsi"/>
+          <w:lang w:val="en-IN"/>
+        </w:rPr>
+        <w:t xml:space="preserve"> achieved the best overall balance of accuracy, precision, recall and F1-score, Random Forest the highest ROC-AUC, and Logistic Regression remained competitive despite its simpler linear structure — suggesting the dataset contains a mix of linear and non-linear relationships that all three architectures were able to exploit.</w:t>
       </w:r>
     </w:p>
     <w:p>
@@ -15521,40 +17306,6 @@
     <w:p>
       <w:pPr>
         <w:pStyle w:val="BodyText"/>
-        <w:jc w:val="both"/>
-        <w:rPr>
-          <w:rFonts w:asciiTheme="minorHAnsi" w:hAnsiTheme="minorHAnsi" w:cstheme="minorHAnsi"/>
-          <w:lang w:val="en-IN"/>
-        </w:rPr>
-      </w:pPr>
-      <w:r>
-        <w:rPr>
-          <w:rFonts w:asciiTheme="minorHAnsi" w:hAnsiTheme="minorHAnsi" w:cstheme="minorHAnsi"/>
-          <w:lang w:val="en-IN"/>
-        </w:rPr>
-        <w:t>SMOTE was applied to the training data to address class imbalance by generating synthetic minority-class samples. Before SMOTE, the training data contained 128 negative cases and 109 positive cases. After applying SMOTE, both classes contained 128 observations.</w:t>
-      </w:r>
-    </w:p>
-    <w:p>
-      <w:pPr>
-        <w:pStyle w:val="BodyText"/>
-        <w:jc w:val="both"/>
-        <w:rPr>
-          <w:rFonts w:asciiTheme="minorHAnsi" w:hAnsiTheme="minorHAnsi" w:cstheme="minorHAnsi"/>
-          <w:lang w:val="en-IN"/>
-        </w:rPr>
-      </w:pPr>
-      <w:r>
-        <w:rPr>
-          <w:rFonts w:asciiTheme="minorHAnsi" w:hAnsiTheme="minorHAnsi" w:cstheme="minorHAnsi"/>
-          <w:lang w:val="en-IN"/>
-        </w:rPr>
-        <w:t>The use of SMOTE improved class representation during training and helped reduce bias towards the majority class. This contributed to more balanced model learning and supported the identification of patients with heart disease.</w:t>
-      </w:r>
-    </w:p>
-    <w:p>
-      <w:pPr>
-        <w:pStyle w:val="BodyText"/>
         <w:numPr>
           <w:ilvl w:val="0"/>
           <w:numId w:val="1"/>
@@ -15562,57 +17313,15 @@
         <w:jc w:val="both"/>
         <w:rPr>
           <w:rFonts w:asciiTheme="minorHAnsi" w:hAnsiTheme="minorHAnsi" w:cstheme="minorHAnsi"/>
-          <w:b/>
-          <w:bCs/>
-          <w:sz w:val="32"/>
-          <w:szCs w:val="32"/>
-          <w:lang w:val="en-IN"/>
-        </w:rPr>
-      </w:pPr>
-      <w:r>
-        <w:rPr>
-          <w:rFonts w:asciiTheme="minorHAnsi" w:hAnsiTheme="minorHAnsi" w:cstheme="minorHAnsi"/>
-          <w:b/>
-          <w:bCs/>
-          <w:sz w:val="32"/>
-          <w:szCs w:val="32"/>
-          <w:lang w:val="en-IN"/>
-        </w:rPr>
-        <w:t>7.3 Model Comparison</w:t>
-      </w:r>
-    </w:p>
-    <w:p>
-      <w:pPr>
-        <w:pStyle w:val="BodyText"/>
-        <w:jc w:val="both"/>
-        <w:rPr>
-          <w:rFonts w:asciiTheme="minorHAnsi" w:hAnsiTheme="minorHAnsi" w:cstheme="minorHAnsi"/>
-          <w:lang w:val="en-IN"/>
-        </w:rPr>
-      </w:pPr>
-      <w:r>
-        <w:rPr>
-          <w:rFonts w:asciiTheme="minorHAnsi" w:hAnsiTheme="minorHAnsi" w:cstheme="minorHAnsi"/>
-          <w:lang w:val="en-IN"/>
-        </w:rPr>
-        <w:t>Logistic Regression achieved strong performance with a ROC-AUC of 0.9464 after tuning and provided a highly interpretable baseline model. Random Forest achieved the highest ROC-AUC score (0.9509), demonstrating excellent discrimination between classes. However, its recall was lower than that of XGBoost.</w:t>
-      </w:r>
-    </w:p>
-    <w:p>
-      <w:pPr>
-        <w:pStyle w:val="BodyText"/>
-        <w:jc w:val="both"/>
-        <w:rPr>
-          <w:rFonts w:asciiTheme="minorHAnsi" w:hAnsiTheme="minorHAnsi" w:cstheme="minorHAnsi"/>
-          <w:lang w:val="en-IN"/>
-        </w:rPr>
-      </w:pPr>
-      <w:r>
-        <w:rPr>
-          <w:rFonts w:asciiTheme="minorHAnsi" w:hAnsiTheme="minorHAnsi" w:cstheme="minorHAnsi"/>
-          <w:lang w:val="en-IN"/>
-        </w:rPr>
-        <w:t>XGBoost produced the most consistent overall results, achieving an accuracy of 86.67%, precision of 88.46%, recall of 82.14%, and F1-score of 85.19%. These results suggest that XGBoost offers the best balance between identifying positive cases and minimising false predictions.</w:t>
+          <w:lang w:val="en-IN"/>
+        </w:rPr>
+      </w:pPr>
+      <w:r>
+        <w:rPr>
+          <w:rFonts w:asciiTheme="minorHAnsi" w:hAnsiTheme="minorHAnsi" w:cstheme="minorHAnsi"/>
+          <w:lang w:val="en-IN"/>
+        </w:rPr>
+        <w:t>SMOTE was applied to the training data to address class imbalance, generating synthetic minority-class samples so that the 128 negative and 109 positive training cases became balanced at 128 each. This improved class representation during training, reducing bias towards the majority class and supporting more balanced identification of disease-positive patients.</w:t>
       </w:r>
     </w:p>
     <w:p>
@@ -15641,49 +17350,7 @@
           <w:szCs w:val="32"/>
           <w:lang w:val="en-IN"/>
         </w:rPr>
-        <w:t>7.4 Clinical Relevance</w:t>
-      </w:r>
-    </w:p>
-    <w:p>
-      <w:pPr>
-        <w:pStyle w:val="BodyText"/>
-        <w:jc w:val="both"/>
-        <w:rPr>
-          <w:rFonts w:asciiTheme="minorHAnsi" w:hAnsiTheme="minorHAnsi" w:cstheme="minorHAnsi"/>
-          <w:lang w:val="en-IN"/>
-        </w:rPr>
-      </w:pPr>
-      <w:r>
-        <w:rPr>
-          <w:rFonts w:asciiTheme="minorHAnsi" w:hAnsiTheme="minorHAnsi" w:cstheme="minorHAnsi"/>
-          <w:lang w:val="en-IN"/>
-        </w:rPr>
-        <w:t>The identified predictors are consistent with established cardiovascular risk factors. Features such as chest pain type, maximum heart rate achieved, ST depression, number of major vessels, and thalassemia have well-documented associations with heart disease.</w:t>
-      </w:r>
-    </w:p>
-    <w:p>
-      <w:pPr>
-        <w:pStyle w:val="BodyText"/>
-        <w:jc w:val="both"/>
-        <w:rPr>
-          <w:rFonts w:asciiTheme="minorHAnsi" w:hAnsiTheme="minorHAnsi" w:cstheme="minorHAnsi"/>
-          <w:lang w:val="en-IN"/>
-        </w:rPr>
-      </w:pPr>
-      <w:r>
-        <w:rPr>
-          <w:rFonts w:asciiTheme="minorHAnsi" w:hAnsiTheme="minorHAnsi" w:cstheme="minorHAnsi"/>
-          <w:lang w:val="en-IN"/>
-        </w:rPr>
-        <w:t xml:space="preserve">From a clinical perspective, recall is particularly important because false negatives may result in patients with heart disease being incorrectly classified as healthy. Therefore, models that </w:t>
-      </w:r>
-      <w:r>
-        <w:rPr>
-          <w:rFonts w:asciiTheme="minorHAnsi" w:hAnsiTheme="minorHAnsi" w:cstheme="minorHAnsi"/>
-          <w:lang w:val="en-IN"/>
-        </w:rPr>
-        <w:lastRenderedPageBreak/>
-        <w:t>maintain high recall while preserving overall accuracy are preferable for healthcare applications.</w:t>
+        <w:t>7.3 Model Comparison</w:t>
       </w:r>
     </w:p>
     <w:p>
@@ -15696,6 +17363,59 @@
         <w:jc w:val="both"/>
         <w:rPr>
           <w:rFonts w:asciiTheme="minorHAnsi" w:hAnsiTheme="minorHAnsi" w:cstheme="minorHAnsi"/>
+          <w:lang w:val="en-IN"/>
+        </w:rPr>
+      </w:pPr>
+      <w:r>
+        <w:rPr>
+          <w:rFonts w:asciiTheme="minorHAnsi" w:hAnsiTheme="minorHAnsi" w:cstheme="minorHAnsi"/>
+          <w:lang w:val="en-IN"/>
+        </w:rPr>
+        <w:t xml:space="preserve">Logistic Regression remained a highly interpretable baseline despite its linear structure, while Random Forest's higher ROC-AUC came at the cost of lower recall than </w:t>
+      </w:r>
+      <w:proofErr w:type="spellStart"/>
+      <w:r>
+        <w:rPr>
+          <w:rFonts w:asciiTheme="minorHAnsi" w:hAnsiTheme="minorHAnsi" w:cstheme="minorHAnsi"/>
+          <w:lang w:val="en-IN"/>
+        </w:rPr>
+        <w:t>XGBoost</w:t>
+      </w:r>
+      <w:proofErr w:type="spellEnd"/>
+      <w:r>
+        <w:rPr>
+          <w:rFonts w:asciiTheme="minorHAnsi" w:hAnsiTheme="minorHAnsi" w:cstheme="minorHAnsi"/>
+          <w:lang w:val="en-IN"/>
+        </w:rPr>
+        <w:t xml:space="preserve"> — a less favourable trade-off in a clinical context where missed positive cases carry the greater risk. </w:t>
+      </w:r>
+      <w:proofErr w:type="spellStart"/>
+      <w:r>
+        <w:rPr>
+          <w:rFonts w:asciiTheme="minorHAnsi" w:hAnsiTheme="minorHAnsi" w:cstheme="minorHAnsi"/>
+          <w:lang w:val="en-IN"/>
+        </w:rPr>
+        <w:t>XGBoost</w:t>
+      </w:r>
+      <w:proofErr w:type="spellEnd"/>
+      <w:r>
+        <w:rPr>
+          <w:rFonts w:asciiTheme="minorHAnsi" w:hAnsiTheme="minorHAnsi" w:cstheme="minorHAnsi"/>
+          <w:lang w:val="en-IN"/>
+        </w:rPr>
+        <w:t xml:space="preserve"> offered the best overall balance between identifying positive cases and minimising false predictions, consistent with its design of focusing successive trees on the hardest-to-classify samples.</w:t>
+      </w:r>
+    </w:p>
+    <w:p>
+      <w:pPr>
+        <w:pStyle w:val="BodyText"/>
+        <w:numPr>
+          <w:ilvl w:val="0"/>
+          <w:numId w:val="1"/>
+        </w:numPr>
+        <w:jc w:val="both"/>
+        <w:rPr>
+          <w:rFonts w:asciiTheme="minorHAnsi" w:hAnsiTheme="minorHAnsi" w:cstheme="minorHAnsi"/>
           <w:b/>
           <w:bCs/>
           <w:sz w:val="32"/>
@@ -15712,63 +17432,37 @@
           <w:szCs w:val="32"/>
           <w:lang w:val="en-IN"/>
         </w:rPr>
-        <w:t>7.5 Explainability Discussion</w:t>
-      </w:r>
-    </w:p>
-    <w:p>
-      <w:pPr>
-        <w:pStyle w:val="BodyText"/>
-        <w:jc w:val="both"/>
-        <w:rPr>
-          <w:rFonts w:asciiTheme="minorHAnsi" w:hAnsiTheme="minorHAnsi" w:cstheme="minorHAnsi"/>
-          <w:lang w:val="en-IN"/>
-        </w:rPr>
-      </w:pPr>
-      <w:r>
-        <w:rPr>
-          <w:rFonts w:asciiTheme="minorHAnsi" w:hAnsiTheme="minorHAnsi" w:cstheme="minorHAnsi"/>
-          <w:lang w:val="en-IN"/>
-        </w:rPr>
-        <w:t>SHAP analysis improved model transparency by explaining how individual features influenced predictions. Across all three models, thal, ca, cp, oldpeak, and thalach were consistently identified as the most important predictors of heart disease.</w:t>
-      </w:r>
-    </w:p>
-    <w:p>
-      <w:pPr>
-        <w:pStyle w:val="BodyText"/>
-        <w:jc w:val="both"/>
-        <w:rPr>
-          <w:rFonts w:asciiTheme="minorHAnsi" w:hAnsiTheme="minorHAnsi" w:cstheme="minorHAnsi"/>
-          <w:lang w:val="en-IN"/>
-        </w:rPr>
-      </w:pPr>
-      <w:r>
-        <w:rPr>
-          <w:rFonts w:asciiTheme="minorHAnsi" w:hAnsiTheme="minorHAnsi" w:cstheme="minorHAnsi"/>
-          <w:lang w:val="en-IN"/>
-        </w:rPr>
-        <w:t>The strong agreement between Logistic Regression, Random Forest, and XGBoost increases confidence in these findings and suggests that the models learned clinically meaningful patterns rather than relying on model-specific behaviour. The consistency between the SHAP results, correlation analysis, and exploratory data analysis further supports the reliability of the developed models.</w:t>
-      </w:r>
-    </w:p>
-    <w:p>
-      <w:pPr>
-        <w:pStyle w:val="BodyText"/>
-        <w:jc w:val="both"/>
-        <w:rPr>
-          <w:rFonts w:asciiTheme="minorHAnsi" w:hAnsiTheme="minorHAnsi" w:cstheme="minorHAnsi"/>
-          <w:lang w:val="en-IN"/>
-        </w:rPr>
-      </w:pPr>
-      <w:r>
-        <w:rPr>
-          <w:rFonts w:asciiTheme="minorHAnsi" w:hAnsiTheme="minorHAnsi" w:cstheme="minorHAnsi"/>
-          <w:lang w:val="en-IN"/>
-        </w:rPr>
-        <w:t>Overall, the combination of strong predictive performance and explainability highlights the potential of machine learning as a healthcare decision-support tool for heart disease risk assessment.</w:t>
-      </w:r>
-    </w:p>
-    <w:p>
-      <w:pPr>
-        <w:pStyle w:val="BodyText"/>
+        <w:t>7.4 Clinical Relevance</w:t>
+      </w:r>
+    </w:p>
+    <w:p>
+      <w:pPr>
+        <w:pStyle w:val="BodyText"/>
+        <w:numPr>
+          <w:ilvl w:val="0"/>
+          <w:numId w:val="1"/>
+        </w:numPr>
+        <w:jc w:val="both"/>
+        <w:rPr>
+          <w:rFonts w:asciiTheme="minorHAnsi" w:hAnsiTheme="minorHAnsi" w:cstheme="minorHAnsi"/>
+          <w:lang w:val="en-IN"/>
+        </w:rPr>
+      </w:pPr>
+      <w:r>
+        <w:rPr>
+          <w:rFonts w:asciiTheme="minorHAnsi" w:hAnsiTheme="minorHAnsi" w:cstheme="minorHAnsi"/>
+          <w:lang w:val="en-IN"/>
+        </w:rPr>
+        <w:t>The identified predictors are consistent with established cardiovascular risk factors: chest pain type, maximum heart rate, ST depression, number of major vessels and thalassemia all have well-documented associations with heart disease. Recall is particularly important clinically, since false negatives mean disease-positive patients being misclassified as healthy, so models that maintain high recall alongside overall accuracy are preferable for healthcare applications.</w:t>
+      </w:r>
+    </w:p>
+    <w:p>
+      <w:pPr>
+        <w:pStyle w:val="BodyText"/>
+        <w:numPr>
+          <w:ilvl w:val="0"/>
+          <w:numId w:val="1"/>
+        </w:numPr>
         <w:jc w:val="both"/>
         <w:rPr>
           <w:rFonts w:asciiTheme="minorHAnsi" w:hAnsiTheme="minorHAnsi" w:cstheme="minorHAnsi"/>
@@ -15788,35 +17482,77 @@
           <w:szCs w:val="32"/>
           <w:lang w:val="en-IN"/>
         </w:rPr>
-        <w:t>7.6 Limitations</w:t>
-      </w:r>
-    </w:p>
-    <w:p>
-      <w:pPr>
-        <w:pStyle w:val="BodyText"/>
-        <w:jc w:val="both"/>
-        <w:rPr>
-          <w:rFonts w:asciiTheme="minorHAnsi" w:hAnsiTheme="minorHAnsi" w:cstheme="minorHAnsi"/>
-          <w:lang w:val="en-IN"/>
-        </w:rPr>
-      </w:pPr>
-      <w:r>
-        <w:rPr>
-          <w:rFonts w:asciiTheme="minorHAnsi" w:hAnsiTheme="minorHAnsi" w:cstheme="minorHAnsi"/>
-          <w:lang w:val="en-IN"/>
-        </w:rPr>
-        <w:t>Despite achieving strong predictive performance, this study has several limitations. First, the dataset was relatively small, containing only 303 patient records, which may limit the generalisability of the findings to broader and more diverse populations. Second, SMOTE generates synthetic minority-class samples, which may not fully represent real clinical cases and could introduce artificial patterns into the training data. Finally, the dataset is cross-sectional in nature and therefore cannot be used to establish causal relationships between risk factors and heart disease outcomes.</w:t>
-      </w:r>
-    </w:p>
-    <w:p>
-      <w:pPr>
-        <w:pStyle w:val="BodyText"/>
-        <w:jc w:val="both"/>
-        <w:rPr>
-          <w:rFonts w:asciiTheme="minorHAnsi" w:hAnsiTheme="minorHAnsi" w:cstheme="minorHAnsi"/>
-          <w:lang w:val="en-IN"/>
-        </w:rPr>
-      </w:pPr>
+        <w:t>7.5 Explainability Discussion</w:t>
+      </w:r>
+    </w:p>
+    <w:p>
+      <w:pPr>
+        <w:pStyle w:val="BodyText"/>
+        <w:numPr>
+          <w:ilvl w:val="0"/>
+          <w:numId w:val="1"/>
+        </w:numPr>
+        <w:jc w:val="both"/>
+        <w:rPr>
+          <w:rFonts w:asciiTheme="minorHAnsi" w:hAnsiTheme="minorHAnsi" w:cstheme="minorHAnsi"/>
+          <w:lang w:val="en-IN"/>
+        </w:rPr>
+      </w:pPr>
+      <w:r>
+        <w:rPr>
+          <w:rFonts w:asciiTheme="minorHAnsi" w:hAnsiTheme="minorHAnsi" w:cstheme="minorHAnsi"/>
+          <w:lang w:val="en-IN"/>
+        </w:rPr>
+        <w:t xml:space="preserve">The strong cross-model agreement on </w:t>
+      </w:r>
+      <w:proofErr w:type="spellStart"/>
+      <w:r>
+        <w:rPr>
+          <w:rFonts w:asciiTheme="minorHAnsi" w:hAnsiTheme="minorHAnsi" w:cstheme="minorHAnsi"/>
+          <w:lang w:val="en-IN"/>
+        </w:rPr>
+        <w:t>thal</w:t>
+      </w:r>
+      <w:proofErr w:type="spellEnd"/>
+      <w:r>
+        <w:rPr>
+          <w:rFonts w:asciiTheme="minorHAnsi" w:hAnsiTheme="minorHAnsi" w:cstheme="minorHAnsi"/>
+          <w:lang w:val="en-IN"/>
+        </w:rPr>
+        <w:t xml:space="preserve">, ca, cp, </w:t>
+      </w:r>
+      <w:proofErr w:type="spellStart"/>
+      <w:r>
+        <w:rPr>
+          <w:rFonts w:asciiTheme="minorHAnsi" w:hAnsiTheme="minorHAnsi" w:cstheme="minorHAnsi"/>
+          <w:lang w:val="en-IN"/>
+        </w:rPr>
+        <w:t>oldpeak</w:t>
+      </w:r>
+      <w:proofErr w:type="spellEnd"/>
+      <w:r>
+        <w:rPr>
+          <w:rFonts w:asciiTheme="minorHAnsi" w:hAnsiTheme="minorHAnsi" w:cstheme="minorHAnsi"/>
+          <w:lang w:val="en-IN"/>
+        </w:rPr>
+        <w:t xml:space="preserve"> and </w:t>
+      </w:r>
+      <w:proofErr w:type="spellStart"/>
+      <w:r>
+        <w:rPr>
+          <w:rFonts w:asciiTheme="minorHAnsi" w:hAnsiTheme="minorHAnsi" w:cstheme="minorHAnsi"/>
+          <w:lang w:val="en-IN"/>
+        </w:rPr>
+        <w:t>thalach</w:t>
+      </w:r>
+      <w:proofErr w:type="spellEnd"/>
+      <w:r>
+        <w:rPr>
+          <w:rFonts w:asciiTheme="minorHAnsi" w:hAnsiTheme="minorHAnsi" w:cstheme="minorHAnsi"/>
+          <w:lang w:val="en-IN"/>
+        </w:rPr>
+        <w:t xml:space="preserve"> as key predictors, consistent with the correlation analysis and EDA, suggests the models learned clinically meaningful patterns rather than relying on model-specific or random behaviour — supporting the potential of this combination of predictive performance and explainability as a healthcare decision-support tool.</w:t>
+      </w:r>
     </w:p>
     <w:p>
       <w:pPr>
@@ -15828,6 +17564,7 @@
           <w:bCs/>
           <w:sz w:val="32"/>
           <w:szCs w:val="32"/>
+          <w:lang w:val="en-IN"/>
         </w:rPr>
       </w:pPr>
     </w:p>
@@ -15841,19 +17578,45 @@
           <w:bCs/>
           <w:sz w:val="32"/>
           <w:szCs w:val="32"/>
-        </w:rPr>
-      </w:pPr>
-    </w:p>
-    <w:p>
-      <w:pPr>
-        <w:pStyle w:val="BodyText"/>
-        <w:jc w:val="both"/>
+          <w:lang w:val="en-IN"/>
+        </w:rPr>
+      </w:pPr>
+      <w:r>
         <w:rPr>
           <w:rFonts w:asciiTheme="minorHAnsi" w:hAnsiTheme="minorHAnsi" w:cstheme="minorHAnsi"/>
           <w:b/>
           <w:bCs/>
           <w:sz w:val="32"/>
           <w:szCs w:val="32"/>
+          <w:lang w:val="en-IN"/>
+        </w:rPr>
+        <w:t>7.6 Limitations</w:t>
+      </w:r>
+    </w:p>
+    <w:p>
+      <w:pPr>
+        <w:pStyle w:val="BodyText"/>
+        <w:jc w:val="both"/>
+        <w:rPr>
+          <w:rFonts w:asciiTheme="minorHAnsi" w:hAnsiTheme="minorHAnsi" w:cstheme="minorHAnsi"/>
+          <w:lang w:val="en-IN"/>
+        </w:rPr>
+      </w:pPr>
+      <w:r>
+        <w:rPr>
+          <w:rFonts w:asciiTheme="minorHAnsi" w:hAnsiTheme="minorHAnsi" w:cstheme="minorHAnsi"/>
+          <w:lang w:val="en-IN"/>
+        </w:rPr>
+        <w:t>Despite achieving strong predictive performance, this study has several limitations. First, the dataset was relatively small, containing only 303 patient records, which may limit the generalisability of the findings to broader and more diverse populations. Second, SMOTE generates synthetic minority-class samples, which may not fully represent real clinical cases and could introduce artificial patterns into the training data. Finally, the dataset is cross-sectional in nature and therefore cannot be used to establish causal relationships between risk factors and heart disease outcomes.</w:t>
+      </w:r>
+    </w:p>
+    <w:p>
+      <w:pPr>
+        <w:pStyle w:val="BodyText"/>
+        <w:jc w:val="both"/>
+        <w:rPr>
+          <w:rFonts w:asciiTheme="minorHAnsi" w:hAnsiTheme="minorHAnsi" w:cstheme="minorHAnsi"/>
+          <w:lang w:val="en-IN"/>
         </w:rPr>
       </w:pPr>
     </w:p>
@@ -15928,21 +17691,17 @@
         <w:jc w:val="both"/>
         <w:rPr>
           <w:rFonts w:asciiTheme="minorHAnsi" w:hAnsiTheme="minorHAnsi" w:cstheme="minorHAnsi"/>
-          <w:lang w:val="en-IN"/>
-        </w:rPr>
-      </w:pPr>
-      <w:r>
-        <w:rPr>
-          <w:rFonts w:asciiTheme="minorHAnsi" w:hAnsiTheme="minorHAnsi" w:cstheme="minorHAnsi"/>
           <w:b/>
           <w:bCs/>
           <w:sz w:val="32"/>
           <w:szCs w:val="32"/>
         </w:rPr>
-        <w:lastRenderedPageBreak/>
-        <w:t>8</w:t>
-      </w:r>
-      <w:r>
+      </w:pPr>
+    </w:p>
+    <w:p>
+      <w:pPr>
+        <w:pStyle w:val="BodyText"/>
+        <w:jc w:val="both"/>
         <w:rPr>
           <w:rFonts w:asciiTheme="minorHAnsi" w:hAnsiTheme="minorHAnsi" w:cstheme="minorHAnsi"/>
           <w:b/>
@@ -15950,85 +17709,6 @@
           <w:sz w:val="32"/>
           <w:szCs w:val="32"/>
         </w:rPr>
-        <w:t>. CONCLUSION</w:t>
-      </w:r>
-    </w:p>
-    <w:p>
-      <w:pPr>
-        <w:pStyle w:val="BodyText"/>
-        <w:jc w:val="both"/>
-        <w:rPr>
-          <w:rFonts w:asciiTheme="minorHAnsi" w:hAnsiTheme="minorHAnsi" w:cstheme="minorHAnsi"/>
-          <w:lang w:val="en-IN"/>
-        </w:rPr>
-      </w:pPr>
-      <w:r>
-        <w:rPr>
-          <w:rFonts w:asciiTheme="minorHAnsi" w:hAnsiTheme="minorHAnsi" w:cstheme="minorHAnsi"/>
-          <w:lang w:val="en-IN"/>
-        </w:rPr>
-        <w:t>This study presented a comparative framework for heart disease risk prediction using three machine learning models: Logistic Regression, Random Forest, and XGBoost. The methodology incorporated SMOTE for class balancing, GridSearchCV with five-fold cross-validation for hyperparameter optimisation, and SHAP for model explainability.</w:t>
-      </w:r>
-    </w:p>
-    <w:p>
-      <w:pPr>
-        <w:pStyle w:val="BodyText"/>
-        <w:jc w:val="both"/>
-        <w:rPr>
-          <w:rFonts w:asciiTheme="minorHAnsi" w:hAnsiTheme="minorHAnsi" w:cstheme="minorHAnsi"/>
-          <w:lang w:val="en-IN"/>
-        </w:rPr>
-      </w:pPr>
-      <w:r>
-        <w:rPr>
-          <w:rFonts w:asciiTheme="minorHAnsi" w:hAnsiTheme="minorHAnsi" w:cstheme="minorHAnsi"/>
-          <w:lang w:val="en-IN"/>
-        </w:rPr>
-        <w:t>A three-stage evaluation framework (No SMOTE, SMOTE before tuning, and SMOTE + tuned) was used to assess the impact of class balancing and hyperparameter optimisation on model performance. Logistic Regression achieved strong predictive performance with a ROC-AUC of 0.9464, while Random Forest achieved the highest ROC-AUC score of 0.9509. XGBoost demonstrated the most consistent overall performance, maintaining high accuracy (86.67%), precision (88.46%), recall (82.14%), and F1-score (85.19%) after tuning.</w:t>
-      </w:r>
-    </w:p>
-    <w:p>
-      <w:pPr>
-        <w:pStyle w:val="BodyText"/>
-        <w:jc w:val="both"/>
-        <w:rPr>
-          <w:rFonts w:asciiTheme="minorHAnsi" w:hAnsiTheme="minorHAnsi" w:cstheme="minorHAnsi"/>
-          <w:lang w:val="en-IN"/>
-        </w:rPr>
-      </w:pPr>
-      <w:r>
-        <w:rPr>
-          <w:rFonts w:asciiTheme="minorHAnsi" w:hAnsiTheme="minorHAnsi" w:cstheme="minorHAnsi"/>
-          <w:lang w:val="en-IN"/>
-        </w:rPr>
-        <w:t>SHAP analysis identified thal, ca, cp, oldpeak, and thalach as the most influential predictors of heart disease across the models. The consistency of these findings across different model architectures increases confidence in their clinical relevance and supports established cardiovascular knowledge.</w:t>
-      </w:r>
-    </w:p>
-    <w:p>
-      <w:pPr>
-        <w:pStyle w:val="BodyText"/>
-        <w:jc w:val="both"/>
-        <w:rPr>
-          <w:rFonts w:asciiTheme="minorHAnsi" w:hAnsiTheme="minorHAnsi" w:cstheme="minorHAnsi"/>
-          <w:lang w:val="en-IN"/>
-        </w:rPr>
-      </w:pPr>
-      <w:r>
-        <w:rPr>
-          <w:rFonts w:asciiTheme="minorHAnsi" w:hAnsiTheme="minorHAnsi" w:cstheme="minorHAnsi"/>
-          <w:lang w:val="en-IN"/>
-        </w:rPr>
-        <w:t>Overall, the results demonstrate that machine learning models can effectively predict heart disease risk using routinely collected clinical data. The combination of predictive performance and explainability highlights the potential of these models as decision-support tools for healthcare applications.</w:t>
-      </w:r>
-    </w:p>
-    <w:p>
-      <w:pPr>
-        <w:pStyle w:val="BodyText"/>
-        <w:jc w:val="both"/>
-        <w:rPr>
-          <w:rFonts w:asciiTheme="minorHAnsi" w:hAnsiTheme="minorHAnsi" w:cstheme="minorHAnsi"/>
-          <w:lang w:val="en-IN"/>
-        </w:rPr>
       </w:pPr>
     </w:p>
     <w:p>
@@ -16041,6 +17721,327 @@
           <w:bCs/>
           <w:sz w:val="32"/>
           <w:szCs w:val="32"/>
+        </w:rPr>
+      </w:pPr>
+    </w:p>
+    <w:p>
+      <w:pPr>
+        <w:pStyle w:val="BodyText"/>
+        <w:jc w:val="both"/>
+        <w:rPr>
+          <w:rFonts w:asciiTheme="minorHAnsi" w:hAnsiTheme="minorHAnsi" w:cstheme="minorHAnsi"/>
+          <w:b/>
+          <w:bCs/>
+          <w:sz w:val="32"/>
+          <w:szCs w:val="32"/>
+        </w:rPr>
+      </w:pPr>
+    </w:p>
+    <w:p>
+      <w:pPr>
+        <w:pStyle w:val="BodyText"/>
+        <w:jc w:val="both"/>
+        <w:rPr>
+          <w:rFonts w:asciiTheme="minorHAnsi" w:hAnsiTheme="minorHAnsi" w:cstheme="minorHAnsi"/>
+          <w:b/>
+          <w:bCs/>
+          <w:sz w:val="32"/>
+          <w:szCs w:val="32"/>
+        </w:rPr>
+      </w:pPr>
+    </w:p>
+    <w:p>
+      <w:pPr>
+        <w:pStyle w:val="BodyText"/>
+        <w:jc w:val="both"/>
+        <w:rPr>
+          <w:rFonts w:asciiTheme="minorHAnsi" w:hAnsiTheme="minorHAnsi" w:cstheme="minorHAnsi"/>
+          <w:b/>
+          <w:bCs/>
+          <w:sz w:val="32"/>
+          <w:szCs w:val="32"/>
+        </w:rPr>
+      </w:pPr>
+    </w:p>
+    <w:p>
+      <w:pPr>
+        <w:pStyle w:val="BodyText"/>
+        <w:jc w:val="both"/>
+        <w:rPr>
+          <w:rFonts w:asciiTheme="minorHAnsi" w:hAnsiTheme="minorHAnsi" w:cstheme="minorHAnsi"/>
+          <w:b/>
+          <w:bCs/>
+          <w:sz w:val="32"/>
+          <w:szCs w:val="32"/>
+        </w:rPr>
+      </w:pPr>
+    </w:p>
+    <w:p>
+      <w:pPr>
+        <w:pStyle w:val="BodyText"/>
+        <w:jc w:val="both"/>
+        <w:rPr>
+          <w:rFonts w:asciiTheme="minorHAnsi" w:hAnsiTheme="minorHAnsi" w:cstheme="minorHAnsi"/>
+          <w:b/>
+          <w:bCs/>
+          <w:sz w:val="32"/>
+          <w:szCs w:val="32"/>
+        </w:rPr>
+      </w:pPr>
+    </w:p>
+    <w:p>
+      <w:pPr>
+        <w:pStyle w:val="BodyText"/>
+        <w:jc w:val="both"/>
+        <w:rPr>
+          <w:rFonts w:asciiTheme="minorHAnsi" w:hAnsiTheme="minorHAnsi" w:cstheme="minorHAnsi"/>
+          <w:b/>
+          <w:bCs/>
+          <w:sz w:val="32"/>
+          <w:szCs w:val="32"/>
+        </w:rPr>
+      </w:pPr>
+    </w:p>
+    <w:p>
+      <w:pPr>
+        <w:pStyle w:val="BodyText"/>
+        <w:jc w:val="both"/>
+        <w:rPr>
+          <w:rFonts w:asciiTheme="minorHAnsi" w:hAnsiTheme="minorHAnsi" w:cstheme="minorHAnsi"/>
+          <w:b/>
+          <w:bCs/>
+          <w:sz w:val="32"/>
+          <w:szCs w:val="32"/>
+        </w:rPr>
+      </w:pPr>
+    </w:p>
+    <w:p>
+      <w:pPr>
+        <w:pStyle w:val="BodyText"/>
+        <w:jc w:val="both"/>
+        <w:rPr>
+          <w:rFonts w:asciiTheme="minorHAnsi" w:hAnsiTheme="minorHAnsi" w:cstheme="minorHAnsi"/>
+          <w:b/>
+          <w:bCs/>
+          <w:sz w:val="32"/>
+          <w:szCs w:val="32"/>
+        </w:rPr>
+      </w:pPr>
+    </w:p>
+    <w:p>
+      <w:pPr>
+        <w:pStyle w:val="BodyText"/>
+        <w:jc w:val="both"/>
+        <w:rPr>
+          <w:rFonts w:asciiTheme="minorHAnsi" w:hAnsiTheme="minorHAnsi" w:cstheme="minorHAnsi"/>
+          <w:b/>
+          <w:bCs/>
+          <w:sz w:val="32"/>
+          <w:szCs w:val="32"/>
+        </w:rPr>
+      </w:pPr>
+    </w:p>
+    <w:p>
+      <w:pPr>
+        <w:pStyle w:val="BodyText"/>
+        <w:jc w:val="both"/>
+        <w:rPr>
+          <w:rFonts w:asciiTheme="minorHAnsi" w:hAnsiTheme="minorHAnsi" w:cstheme="minorHAnsi"/>
+          <w:lang w:val="en-IN"/>
+        </w:rPr>
+      </w:pPr>
+      <w:r>
+        <w:rPr>
+          <w:rFonts w:asciiTheme="minorHAnsi" w:hAnsiTheme="minorHAnsi" w:cstheme="minorHAnsi"/>
+          <w:b/>
+          <w:bCs/>
+          <w:sz w:val="32"/>
+          <w:szCs w:val="32"/>
+        </w:rPr>
+        <w:t>8</w:t>
+      </w:r>
+      <w:r>
+        <w:rPr>
+          <w:rFonts w:asciiTheme="minorHAnsi" w:hAnsiTheme="minorHAnsi" w:cstheme="minorHAnsi"/>
+          <w:b/>
+          <w:bCs/>
+          <w:sz w:val="32"/>
+          <w:szCs w:val="32"/>
+        </w:rPr>
+        <w:t>. CONCLUSION</w:t>
+      </w:r>
+    </w:p>
+    <w:p>
+      <w:pPr>
+        <w:pStyle w:val="BodyText"/>
+        <w:jc w:val="both"/>
+        <w:rPr>
+          <w:rFonts w:asciiTheme="minorHAnsi" w:hAnsiTheme="minorHAnsi" w:cstheme="minorHAnsi"/>
+          <w:lang w:val="en-IN"/>
+        </w:rPr>
+      </w:pPr>
+      <w:r>
+        <w:rPr>
+          <w:rFonts w:asciiTheme="minorHAnsi" w:hAnsiTheme="minorHAnsi" w:cstheme="minorHAnsi"/>
+          <w:lang w:val="en-IN"/>
+        </w:rPr>
+        <w:t xml:space="preserve">This study presented a comparative framework for heart disease risk prediction using three machine learning models: Logistic Regression, Random Forest, and </w:t>
+      </w:r>
+      <w:proofErr w:type="spellStart"/>
+      <w:r>
+        <w:rPr>
+          <w:rFonts w:asciiTheme="minorHAnsi" w:hAnsiTheme="minorHAnsi" w:cstheme="minorHAnsi"/>
+          <w:lang w:val="en-IN"/>
+        </w:rPr>
+        <w:t>XGBoost</w:t>
+      </w:r>
+      <w:proofErr w:type="spellEnd"/>
+      <w:r>
+        <w:rPr>
+          <w:rFonts w:asciiTheme="minorHAnsi" w:hAnsiTheme="minorHAnsi" w:cstheme="minorHAnsi"/>
+          <w:lang w:val="en-IN"/>
+        </w:rPr>
+        <w:t xml:space="preserve">. The methodology incorporated SMOTE for class balancing, </w:t>
+      </w:r>
+      <w:proofErr w:type="spellStart"/>
+      <w:r>
+        <w:rPr>
+          <w:rFonts w:asciiTheme="minorHAnsi" w:hAnsiTheme="minorHAnsi" w:cstheme="minorHAnsi"/>
+          <w:lang w:val="en-IN"/>
+        </w:rPr>
+        <w:t>GridSearchCV</w:t>
+      </w:r>
+      <w:proofErr w:type="spellEnd"/>
+      <w:r>
+        <w:rPr>
+          <w:rFonts w:asciiTheme="minorHAnsi" w:hAnsiTheme="minorHAnsi" w:cstheme="minorHAnsi"/>
+          <w:lang w:val="en-IN"/>
+        </w:rPr>
+        <w:t xml:space="preserve"> with five-fold cross-validation for hyperparameter optimisation, and SHAP for model explainability.</w:t>
+      </w:r>
+    </w:p>
+    <w:p>
+      <w:pPr>
+        <w:pStyle w:val="BodyText"/>
+        <w:jc w:val="both"/>
+        <w:rPr>
+          <w:rFonts w:asciiTheme="minorHAnsi" w:hAnsiTheme="minorHAnsi" w:cstheme="minorHAnsi"/>
+          <w:lang w:val="en-IN"/>
+        </w:rPr>
+      </w:pPr>
+      <w:r>
+        <w:rPr>
+          <w:rFonts w:asciiTheme="minorHAnsi" w:hAnsiTheme="minorHAnsi" w:cstheme="minorHAnsi"/>
+          <w:lang w:val="en-IN"/>
+        </w:rPr>
+        <w:t xml:space="preserve">A three-stage evaluation framework (No SMOTE, SMOTE before tuning, and SMOTE + tuned) was used to assess the impact of class balancing and hyperparameter optimisation on model performance. Logistic Regression achieved strong predictive performance with a ROC-AUC of 0.9464, while Random Forest achieved the highest ROC-AUC score of 0.9509. </w:t>
+      </w:r>
+      <w:proofErr w:type="spellStart"/>
+      <w:r>
+        <w:rPr>
+          <w:rFonts w:asciiTheme="minorHAnsi" w:hAnsiTheme="minorHAnsi" w:cstheme="minorHAnsi"/>
+          <w:lang w:val="en-IN"/>
+        </w:rPr>
+        <w:t>XGBoost</w:t>
+      </w:r>
+      <w:proofErr w:type="spellEnd"/>
+      <w:r>
+        <w:rPr>
+          <w:rFonts w:asciiTheme="minorHAnsi" w:hAnsiTheme="minorHAnsi" w:cstheme="minorHAnsi"/>
+          <w:lang w:val="en-IN"/>
+        </w:rPr>
+        <w:t xml:space="preserve"> demonstrated the most consistent overall performance, maintaining high accuracy (86.67%), precision (88.46%), recall (82.14%), and F1-score (85.19%) after tuning.</w:t>
+      </w:r>
+    </w:p>
+    <w:p>
+      <w:pPr>
+        <w:pStyle w:val="BodyText"/>
+        <w:jc w:val="both"/>
+        <w:rPr>
+          <w:rFonts w:asciiTheme="minorHAnsi" w:hAnsiTheme="minorHAnsi" w:cstheme="minorHAnsi"/>
+          <w:lang w:val="en-IN"/>
+        </w:rPr>
+      </w:pPr>
+      <w:r>
+        <w:rPr>
+          <w:rFonts w:asciiTheme="minorHAnsi" w:hAnsiTheme="minorHAnsi" w:cstheme="minorHAnsi"/>
+          <w:lang w:val="en-IN"/>
+        </w:rPr>
+        <w:t xml:space="preserve">SHAP analysis identified </w:t>
+      </w:r>
+      <w:proofErr w:type="spellStart"/>
+      <w:r>
+        <w:rPr>
+          <w:rFonts w:asciiTheme="minorHAnsi" w:hAnsiTheme="minorHAnsi" w:cstheme="minorHAnsi"/>
+          <w:lang w:val="en-IN"/>
+        </w:rPr>
+        <w:t>thal</w:t>
+      </w:r>
+      <w:proofErr w:type="spellEnd"/>
+      <w:r>
+        <w:rPr>
+          <w:rFonts w:asciiTheme="minorHAnsi" w:hAnsiTheme="minorHAnsi" w:cstheme="minorHAnsi"/>
+          <w:lang w:val="en-IN"/>
+        </w:rPr>
+        <w:t xml:space="preserve">, ca, cp, </w:t>
+      </w:r>
+      <w:proofErr w:type="spellStart"/>
+      <w:r>
+        <w:rPr>
+          <w:rFonts w:asciiTheme="minorHAnsi" w:hAnsiTheme="minorHAnsi" w:cstheme="minorHAnsi"/>
+          <w:lang w:val="en-IN"/>
+        </w:rPr>
+        <w:t>oldpeak</w:t>
+      </w:r>
+      <w:proofErr w:type="spellEnd"/>
+      <w:r>
+        <w:rPr>
+          <w:rFonts w:asciiTheme="minorHAnsi" w:hAnsiTheme="minorHAnsi" w:cstheme="minorHAnsi"/>
+          <w:lang w:val="en-IN"/>
+        </w:rPr>
+        <w:t xml:space="preserve">, and </w:t>
+      </w:r>
+      <w:proofErr w:type="spellStart"/>
+      <w:r>
+        <w:rPr>
+          <w:rFonts w:asciiTheme="minorHAnsi" w:hAnsiTheme="minorHAnsi" w:cstheme="minorHAnsi"/>
+          <w:lang w:val="en-IN"/>
+        </w:rPr>
+        <w:t>thalach</w:t>
+      </w:r>
+      <w:proofErr w:type="spellEnd"/>
+      <w:r>
+        <w:rPr>
+          <w:rFonts w:asciiTheme="minorHAnsi" w:hAnsiTheme="minorHAnsi" w:cstheme="minorHAnsi"/>
+          <w:lang w:val="en-IN"/>
+        </w:rPr>
+        <w:t xml:space="preserve"> as the most influential predictors of heart disease across the models. The consistency of these findings across different model architectures increases confidence in their clinical relevance and supports established cardiovascular knowledge.</w:t>
+      </w:r>
+    </w:p>
+    <w:p>
+      <w:pPr>
+        <w:pStyle w:val="BodyText"/>
+        <w:jc w:val="both"/>
+        <w:rPr>
+          <w:rFonts w:asciiTheme="minorHAnsi" w:hAnsiTheme="minorHAnsi" w:cstheme="minorHAnsi"/>
+          <w:lang w:val="en-IN"/>
+        </w:rPr>
+      </w:pPr>
+      <w:r>
+        <w:rPr>
+          <w:rFonts w:asciiTheme="minorHAnsi" w:hAnsiTheme="minorHAnsi" w:cstheme="minorHAnsi"/>
+          <w:lang w:val="en-IN"/>
+        </w:rPr>
+        <w:t>Overall, the results demonstrate that machine learning models can effectively predict heart disease risk using routinely collected clinical data. The combination of predictive performance and explainability highlights the potential of these models as decision-support tools for healthcare applications.</w:t>
+      </w:r>
+    </w:p>
+    <w:p>
+      <w:pPr>
+        <w:pStyle w:val="BodyText"/>
+        <w:jc w:val="both"/>
+        <w:rPr>
+          <w:rFonts w:asciiTheme="minorHAnsi" w:hAnsiTheme="minorHAnsi" w:cstheme="minorHAnsi"/>
+          <w:lang w:val="en-IN"/>
         </w:rPr>
       </w:pPr>
     </w:p>
@@ -16234,7 +18235,23 @@
           <w:rFonts w:asciiTheme="minorHAnsi" w:hAnsiTheme="minorHAnsi" w:cstheme="minorHAnsi"/>
           <w:lang w:val="en-IN"/>
         </w:rPr>
-        <w:t>Explore deep learning approaches with built-in attention mechanisms and explainability, such as TabNet, and compare their performance with traditional machine learning models.</w:t>
+        <w:t xml:space="preserve">Explore deep learning approaches with built-in attention mechanisms and explainability, such as </w:t>
+      </w:r>
+      <w:proofErr w:type="spellStart"/>
+      <w:r>
+        <w:rPr>
+          <w:rFonts w:asciiTheme="minorHAnsi" w:hAnsiTheme="minorHAnsi" w:cstheme="minorHAnsi"/>
+          <w:lang w:val="en-IN"/>
+        </w:rPr>
+        <w:t>TabNet</w:t>
+      </w:r>
+      <w:proofErr w:type="spellEnd"/>
+      <w:r>
+        <w:rPr>
+          <w:rFonts w:asciiTheme="minorHAnsi" w:hAnsiTheme="minorHAnsi" w:cstheme="minorHAnsi"/>
+          <w:lang w:val="en-IN"/>
+        </w:rPr>
+        <w:t>, and compare their performance with traditional machine learning models.</w:t>
       </w:r>
     </w:p>
     <w:p>
@@ -16318,7 +18335,23 @@
           <w:rFonts w:asciiTheme="minorHAnsi" w:hAnsiTheme="minorHAnsi" w:cstheme="minorHAnsi"/>
           <w:lang w:val="en-IN"/>
         </w:rPr>
-        <w:t>Develop ensemble or stacking approaches that combine Logistic Regression, Random Forest, and XGBoost to determine whether predictive performance can be further improved.</w:t>
+        <w:t xml:space="preserve">Develop ensemble or stacking approaches that combine Logistic Regression, Random Forest, and </w:t>
+      </w:r>
+      <w:proofErr w:type="spellStart"/>
+      <w:r>
+        <w:rPr>
+          <w:rFonts w:asciiTheme="minorHAnsi" w:hAnsiTheme="minorHAnsi" w:cstheme="minorHAnsi"/>
+          <w:lang w:val="en-IN"/>
+        </w:rPr>
+        <w:t>XGBoost</w:t>
+      </w:r>
+      <w:proofErr w:type="spellEnd"/>
+      <w:r>
+        <w:rPr>
+          <w:rFonts w:asciiTheme="minorHAnsi" w:hAnsiTheme="minorHAnsi" w:cstheme="minorHAnsi"/>
+          <w:lang w:val="en-IN"/>
+        </w:rPr>
+        <w:t xml:space="preserve"> to determine whether predictive performance can be further improved.</w:t>
       </w:r>
     </w:p>
     <w:p>
@@ -16339,7 +18372,23 @@
           <w:rFonts w:asciiTheme="minorHAnsi" w:hAnsiTheme="minorHAnsi" w:cstheme="minorHAnsi"/>
           <w:lang w:val="en-IN"/>
         </w:rPr>
-        <w:t>Deploy the final model as a clinical decision-support web application using frameworks such as Streamlit or Flask, incorporating real-time predictions and patient-level SHAP explanations for healthcare professionals.</w:t>
+        <w:t xml:space="preserve">Deploy the final model as a clinical decision-support web application using frameworks such as </w:t>
+      </w:r>
+      <w:proofErr w:type="spellStart"/>
+      <w:r>
+        <w:rPr>
+          <w:rFonts w:asciiTheme="minorHAnsi" w:hAnsiTheme="minorHAnsi" w:cstheme="minorHAnsi"/>
+          <w:lang w:val="en-IN"/>
+        </w:rPr>
+        <w:t>Streamlit</w:t>
+      </w:r>
+      <w:proofErr w:type="spellEnd"/>
+      <w:r>
+        <w:rPr>
+          <w:rFonts w:asciiTheme="minorHAnsi" w:hAnsiTheme="minorHAnsi" w:cstheme="minorHAnsi"/>
+          <w:lang w:val="en-IN"/>
+        </w:rPr>
+        <w:t xml:space="preserve"> or Flask, incorporating real-time predictions and patient-level SHAP explanations for healthcare professionals.</w:t>
       </w:r>
     </w:p>
     <w:p>
@@ -16522,7 +18571,23 @@
           <w:rFonts w:asciiTheme="minorHAnsi" w:hAnsiTheme="minorHAnsi" w:cstheme="minorHAnsi"/>
           <w:lang w:val="en-IN"/>
         </w:rPr>
-        <w:t xml:space="preserve">[1] Breiman, L. (2001) 'Random Forests', Machine Learning, 45(1), pp. 5–32. Available at: </w:t>
+        <w:t xml:space="preserve">[1] </w:t>
+      </w:r>
+      <w:proofErr w:type="spellStart"/>
+      <w:r>
+        <w:rPr>
+          <w:rFonts w:asciiTheme="minorHAnsi" w:hAnsiTheme="minorHAnsi" w:cstheme="minorHAnsi"/>
+          <w:lang w:val="en-IN"/>
+        </w:rPr>
+        <w:t>Breiman</w:t>
+      </w:r>
+      <w:proofErr w:type="spellEnd"/>
+      <w:r>
+        <w:rPr>
+          <w:rFonts w:asciiTheme="minorHAnsi" w:hAnsiTheme="minorHAnsi" w:cstheme="minorHAnsi"/>
+          <w:lang w:val="en-IN"/>
+        </w:rPr>
+        <w:t xml:space="preserve">, L. (2001) 'Random Forests', Machine Learning, 45(1), pp. 5–32. Available at: </w:t>
       </w:r>
       <w:hyperlink r:id="rId23" w:history="1">
         <w:r>
@@ -16548,7 +18613,39 @@
           <w:rFonts w:asciiTheme="minorHAnsi" w:hAnsiTheme="minorHAnsi" w:cstheme="minorHAnsi"/>
           <w:lang w:val="en-IN"/>
         </w:rPr>
-        <w:t xml:space="preserve">[2] Chen, T. and Guestrin, C. (2016) 'XGBoost: A scalable tree boosting system', Proceedings of the 22nd ACM SIGKDD International Conference on Knowledge Discovery and Data Mining, San Francisco, CA, 13–17 August 2016, pp. 785–794. Available at: </w:t>
+        <w:t xml:space="preserve">[2] Chen, T. and </w:t>
+      </w:r>
+      <w:proofErr w:type="spellStart"/>
+      <w:r>
+        <w:rPr>
+          <w:rFonts w:asciiTheme="minorHAnsi" w:hAnsiTheme="minorHAnsi" w:cstheme="minorHAnsi"/>
+          <w:lang w:val="en-IN"/>
+        </w:rPr>
+        <w:t>Guestrin</w:t>
+      </w:r>
+      <w:proofErr w:type="spellEnd"/>
+      <w:r>
+        <w:rPr>
+          <w:rFonts w:asciiTheme="minorHAnsi" w:hAnsiTheme="minorHAnsi" w:cstheme="minorHAnsi"/>
+          <w:lang w:val="en-IN"/>
+        </w:rPr>
+        <w:t>, C. (2016) '</w:t>
+      </w:r>
+      <w:proofErr w:type="spellStart"/>
+      <w:r>
+        <w:rPr>
+          <w:rFonts w:asciiTheme="minorHAnsi" w:hAnsiTheme="minorHAnsi" w:cstheme="minorHAnsi"/>
+          <w:lang w:val="en-IN"/>
+        </w:rPr>
+        <w:t>XGBoost</w:t>
+      </w:r>
+      <w:proofErr w:type="spellEnd"/>
+      <w:r>
+        <w:rPr>
+          <w:rFonts w:asciiTheme="minorHAnsi" w:hAnsiTheme="minorHAnsi" w:cstheme="minorHAnsi"/>
+          <w:lang w:val="en-IN"/>
+        </w:rPr>
+        <w:t xml:space="preserve">: A scalable tree boosting system', Proceedings of the 22nd ACM SIGKDD International Conference on Knowledge Discovery and Data Mining, San Francisco, CA, 13–17 August 2016, pp. 785–794. Available at: </w:t>
       </w:r>
       <w:hyperlink r:id="rId24" w:history="1">
         <w:r>
@@ -16574,35 +18671,77 @@
           <w:rFonts w:asciiTheme="minorHAnsi" w:hAnsiTheme="minorHAnsi" w:cstheme="minorHAnsi"/>
           <w:lang w:val="en-IN"/>
         </w:rPr>
-        <w:t xml:space="preserve">[3] Janosi, A., Steinbrunn, W., Pfisterer, M. and Detrano, R. (1989) Heart Disease [Dataset]. UCI Machine Learning Repository. Available at: </w:t>
+        <w:t xml:space="preserve">[3] Janosi, A., </w:t>
+      </w:r>
+      <w:proofErr w:type="spellStart"/>
+      <w:r>
+        <w:rPr>
+          <w:rFonts w:asciiTheme="minorHAnsi" w:hAnsiTheme="minorHAnsi" w:cstheme="minorHAnsi"/>
+          <w:lang w:val="en-IN"/>
+        </w:rPr>
+        <w:t>Steinbrunn</w:t>
+      </w:r>
+      <w:proofErr w:type="spellEnd"/>
+      <w:r>
+        <w:rPr>
+          <w:rFonts w:asciiTheme="minorHAnsi" w:hAnsiTheme="minorHAnsi" w:cstheme="minorHAnsi"/>
+          <w:lang w:val="en-IN"/>
+        </w:rPr>
+        <w:t xml:space="preserve">, W., Pfisterer, M. and Detrano, R. (1989) Heart Disease [Dataset]. UCI Machine Learning Repository. Available at: </w:t>
+      </w:r>
+      <w:r>
+        <w:fldChar w:fldCharType="begin"/>
+      </w:r>
+      <w:r>
+        <w:instrText>HYPERLINK "https://doi.org/10.24432/C52P4X"</w:instrText>
+      </w:r>
+      <w:r>
+        <w:fldChar w:fldCharType="separate"/>
+      </w:r>
+      <w:r>
+        <w:rPr>
+          <w:rStyle w:val="Hyperlink"/>
+          <w:rFonts w:asciiTheme="minorHAnsi" w:hAnsiTheme="minorHAnsi" w:cstheme="minorHAnsi"/>
+          <w:lang w:val="en-IN"/>
+        </w:rPr>
+        <w:t>https://doi.org/10.24432/C52P4X</w:t>
+      </w:r>
+      <w:r>
+        <w:fldChar w:fldCharType="end"/>
+      </w:r>
+    </w:p>
+    <w:p>
+      <w:pPr>
+        <w:pStyle w:val="BodyText"/>
+        <w:rPr>
+          <w:rFonts w:asciiTheme="minorHAnsi" w:hAnsiTheme="minorHAnsi" w:cstheme="minorHAnsi"/>
+          <w:lang w:val="en-IN"/>
+        </w:rPr>
+      </w:pPr>
+      <w:r>
+        <w:rPr>
+          <w:rFonts w:asciiTheme="minorHAnsi" w:hAnsiTheme="minorHAnsi" w:cstheme="minorHAnsi"/>
+          <w:lang w:val="en-IN"/>
+        </w:rPr>
+        <w:t xml:space="preserve">[4] Lundberg, S.M., Erion, G., Chen, H., DeGrave, A., </w:t>
+      </w:r>
+      <w:proofErr w:type="spellStart"/>
+      <w:r>
+        <w:rPr>
+          <w:rFonts w:asciiTheme="minorHAnsi" w:hAnsiTheme="minorHAnsi" w:cstheme="minorHAnsi"/>
+          <w:lang w:val="en-IN"/>
+        </w:rPr>
+        <w:t>Prutkin</w:t>
+      </w:r>
+      <w:proofErr w:type="spellEnd"/>
+      <w:r>
+        <w:rPr>
+          <w:rFonts w:asciiTheme="minorHAnsi" w:hAnsiTheme="minorHAnsi" w:cstheme="minorHAnsi"/>
+          <w:lang w:val="en-IN"/>
+        </w:rPr>
+        <w:t xml:space="preserve">, J.M., Nair, B. and Lee, S.I. (2020) 'From local explanations to global understanding with explainable AI for trees', Nature Machine Intelligence, 2(1), pp. 56–67. Available at: </w:t>
       </w:r>
       <w:hyperlink r:id="rId25" w:history="1">
-        <w:r>
-          <w:rPr>
-            <w:rStyle w:val="Hyperlink"/>
-            <w:rFonts w:asciiTheme="minorHAnsi" w:hAnsiTheme="minorHAnsi" w:cstheme="minorHAnsi"/>
-            <w:lang w:val="en-IN"/>
-          </w:rPr>
-          <w:t>https://doi.org/10.24432/C52P4X</w:t>
-        </w:r>
-      </w:hyperlink>
-    </w:p>
-    <w:p>
-      <w:pPr>
-        <w:pStyle w:val="BodyText"/>
-        <w:rPr>
-          <w:rFonts w:asciiTheme="minorHAnsi" w:hAnsiTheme="minorHAnsi" w:cstheme="minorHAnsi"/>
-          <w:lang w:val="en-IN"/>
-        </w:rPr>
-      </w:pPr>
-      <w:r>
-        <w:rPr>
-          <w:rFonts w:asciiTheme="minorHAnsi" w:hAnsiTheme="minorHAnsi" w:cstheme="minorHAnsi"/>
-          <w:lang w:val="en-IN"/>
-        </w:rPr>
-        <w:t xml:space="preserve">[4] Lundberg, S.M., Erion, G., Chen, H., DeGrave, A., Prutkin, J.M., Nair, B. and Lee, S.I. (2020) 'From local explanations to global understanding with explainable AI for trees', Nature Machine Intelligence, 2(1), pp. 56–67. Available at: </w:t>
-      </w:r>
-      <w:hyperlink r:id="rId26" w:history="1">
         <w:r>
           <w:rPr>
             <w:rStyle w:val="Hyperlink"/>
@@ -16628,7 +18767,7 @@
         </w:rPr>
         <w:t xml:space="preserve">[5] Nahar, N. et al. (2026) 'Stacked ensemble model with explainable AI for early detection of heart disease', Analytical Science Advances. Available at: </w:t>
       </w:r>
-      <w:hyperlink r:id="rId27" w:history="1">
+      <w:hyperlink r:id="rId26" w:history="1">
         <w:r>
           <w:rPr>
             <w:rStyle w:val="Hyperlink"/>
@@ -16658,15 +18797,39 @@
         <w:rPr>
           <w:rFonts w:asciiTheme="minorHAnsi" w:hAnsiTheme="minorHAnsi" w:cstheme="minorHAnsi"/>
         </w:rPr>
-        <w:t>Banerjee, T. and Paçal, İ.</w:t>
-      </w:r>
-      <w:r>
-        <w:rPr>
-          <w:rFonts w:asciiTheme="minorHAnsi" w:hAnsiTheme="minorHAnsi" w:cstheme="minorHAnsi"/>
-          <w:lang w:val="en-IN"/>
-        </w:rPr>
-        <w:t xml:space="preserve"> (2025) ‘A systematic review of machine learning in heart disease prediction’, Turkish Journal of Biology, 49(5), pp. 600–634. Available at: https://doi.org/10.55730/1300-0152.2766</w:t>
-      </w:r>
+        <w:t xml:space="preserve">Banerjee, T. and </w:t>
+      </w:r>
+      <w:proofErr w:type="spellStart"/>
+      <w:r>
+        <w:rPr>
+          <w:rFonts w:asciiTheme="minorHAnsi" w:hAnsiTheme="minorHAnsi" w:cstheme="minorHAnsi"/>
+        </w:rPr>
+        <w:t>Paçal</w:t>
+      </w:r>
+      <w:proofErr w:type="spellEnd"/>
+      <w:r>
+        <w:rPr>
+          <w:rFonts w:asciiTheme="minorHAnsi" w:hAnsiTheme="minorHAnsi" w:cstheme="minorHAnsi"/>
+        </w:rPr>
+        <w:t>, İ.</w:t>
+      </w:r>
+      <w:r>
+        <w:rPr>
+          <w:rFonts w:asciiTheme="minorHAnsi" w:hAnsiTheme="minorHAnsi" w:cstheme="minorHAnsi"/>
+          <w:lang w:val="en-IN"/>
+        </w:rPr>
+        <w:t xml:space="preserve"> (2025) ‘A systematic review of machine learning in heart disease prediction’, Turkish Journal of Biology, 49(5), pp. 600–634. Available at: </w:t>
+      </w:r>
+      <w:hyperlink r:id="rId27" w:history="1">
+        <w:r>
+          <w:rPr>
+            <w:rStyle w:val="Hyperlink"/>
+            <w:rFonts w:asciiTheme="minorHAnsi" w:hAnsiTheme="minorHAnsi" w:cstheme="minorHAnsi"/>
+            <w:lang w:val="en-IN"/>
+          </w:rPr>
+          <w:t>https://doi.org/10.55730/1300-0152.2766</w:t>
+        </w:r>
+      </w:hyperlink>
     </w:p>
     <w:p>
       <w:pPr>
@@ -16683,23 +18846,72 @@
         </w:rPr>
         <w:t>[7] Soni, J., Ansari, U., Sharma, D. and Soni, S. (2011) 'Predictive data mining for medical diagnosis: An overview of heart disease prediction', International Journal of Computer Applications, 17(8), pp. 43–48.</w:t>
       </w:r>
-    </w:p>
-    <w:p>
-      <w:pPr>
-        <w:pStyle w:val="BodyText"/>
-        <w:rPr>
-          <w:rFonts w:asciiTheme="minorHAnsi" w:hAnsiTheme="minorHAnsi" w:cstheme="minorHAnsi"/>
-          <w:lang w:val="en-IN"/>
-        </w:rPr>
-      </w:pPr>
-      <w:r>
-        <w:rPr>
-          <w:rFonts w:asciiTheme="minorHAnsi" w:hAnsiTheme="minorHAnsi" w:cstheme="minorHAnsi"/>
-          <w:lang w:val="en-IN"/>
-        </w:rPr>
-        <w:t xml:space="preserve">[8] Raman, S., Thakkar, D., Calixte, J., Kumar, R., Sporn, K., Marla, K., Goel, D., Gopali, R., Chetla, N., Pasha, S., Ravisankar, N., Lee, R. and Ionita, C. (2026) ‘Machine learning for coronary heart disease prediction: Comparative analysis of Framingham and Cleveland subset of the UCI dataset with SHAP-based interpretability’, Epidemiologia, 7(3), 75. Available at: </w:t>
+      <w:r>
+        <w:rPr>
+          <w:rFonts w:asciiTheme="minorHAnsi" w:hAnsiTheme="minorHAnsi" w:cstheme="minorHAnsi"/>
+          <w:lang w:val="en-IN"/>
+        </w:rPr>
+        <w:t xml:space="preserve">Available at: </w:t>
       </w:r>
       <w:hyperlink r:id="rId28" w:history="1">
+        <w:r>
+          <w:rPr>
+            <w:rStyle w:val="Hyperlink"/>
+            <w:rFonts w:asciiTheme="minorHAnsi" w:hAnsiTheme="minorHAnsi" w:cstheme="minorHAnsi"/>
+            <w:lang w:val="en-IN"/>
+          </w:rPr>
+          <w:t>https://www.ijcaonline.org/volume17/number8/pxc3872860.pdf</w:t>
+        </w:r>
+      </w:hyperlink>
+    </w:p>
+    <w:p>
+      <w:pPr>
+        <w:pStyle w:val="BodyText"/>
+        <w:rPr>
+          <w:rFonts w:asciiTheme="minorHAnsi" w:hAnsiTheme="minorHAnsi" w:cstheme="minorHAnsi"/>
+          <w:lang w:val="en-IN"/>
+        </w:rPr>
+      </w:pPr>
+      <w:r>
+        <w:rPr>
+          <w:rFonts w:asciiTheme="minorHAnsi" w:hAnsiTheme="minorHAnsi" w:cstheme="minorHAnsi"/>
+          <w:lang w:val="en-IN"/>
+        </w:rPr>
+        <w:t xml:space="preserve">[8] Raman, S., Thakkar, D., Calixte, J., Kumar, R., Sporn, K., Marla, K., Goel, D., Gopali, R., </w:t>
+      </w:r>
+      <w:proofErr w:type="spellStart"/>
+      <w:r>
+        <w:rPr>
+          <w:rFonts w:asciiTheme="minorHAnsi" w:hAnsiTheme="minorHAnsi" w:cstheme="minorHAnsi"/>
+          <w:lang w:val="en-IN"/>
+        </w:rPr>
+        <w:t>Chetla</w:t>
+      </w:r>
+      <w:proofErr w:type="spellEnd"/>
+      <w:r>
+        <w:rPr>
+          <w:rFonts w:asciiTheme="minorHAnsi" w:hAnsiTheme="minorHAnsi" w:cstheme="minorHAnsi"/>
+          <w:lang w:val="en-IN"/>
+        </w:rPr>
+        <w:t xml:space="preserve">, N., Pasha, S., Ravisankar, N., Lee, R. and Ionita, C. (2026) ‘Machine learning for coronary heart disease prediction: Comparative analysis of Framingham and Cleveland subset of the UCI dataset with SHAP-based interpretability’, </w:t>
+      </w:r>
+      <w:proofErr w:type="spellStart"/>
+      <w:r>
+        <w:rPr>
+          <w:rFonts w:asciiTheme="minorHAnsi" w:hAnsiTheme="minorHAnsi" w:cstheme="minorHAnsi"/>
+          <w:lang w:val="en-IN"/>
+        </w:rPr>
+        <w:t>Epidemiologia</w:t>
+      </w:r>
+      <w:proofErr w:type="spellEnd"/>
+      <w:r>
+        <w:rPr>
+          <w:rFonts w:asciiTheme="minorHAnsi" w:hAnsiTheme="minorHAnsi" w:cstheme="minorHAnsi"/>
+          <w:lang w:val="en-IN"/>
+        </w:rPr>
+        <w:t xml:space="preserve">, 7(3), 75. Available at: </w:t>
+      </w:r>
+      <w:hyperlink r:id="rId29" w:history="1">
         <w:r>
           <w:rPr>
             <w:rStyle w:val="Hyperlink"/>
@@ -16723,9 +18935,25 @@
           <w:rFonts w:asciiTheme="minorHAnsi" w:hAnsiTheme="minorHAnsi" w:cstheme="minorHAnsi"/>
           <w:lang w:val="en-IN"/>
         </w:rPr>
-        <w:t xml:space="preserve">[9] Yang, J. and Guan, X. (2022) 'A heart disease prediction model based on feature optimisation and SMOTE-XGBoost algorithm', Information, 13(10), p. 475. Available at: </w:t>
-      </w:r>
-      <w:hyperlink r:id="rId29" w:history="1">
+        <w:t>[9] Yang, J. and Guan, X. (2022) 'A heart disease prediction model based on feature optimisation and SMOTE-</w:t>
+      </w:r>
+      <w:proofErr w:type="spellStart"/>
+      <w:r>
+        <w:rPr>
+          <w:rFonts w:asciiTheme="minorHAnsi" w:hAnsiTheme="minorHAnsi" w:cstheme="minorHAnsi"/>
+          <w:lang w:val="en-IN"/>
+        </w:rPr>
+        <w:t>XGBoost</w:t>
+      </w:r>
+      <w:proofErr w:type="spellEnd"/>
+      <w:r>
+        <w:rPr>
+          <w:rFonts w:asciiTheme="minorHAnsi" w:hAnsiTheme="minorHAnsi" w:cstheme="minorHAnsi"/>
+          <w:lang w:val="en-IN"/>
+        </w:rPr>
+        <w:t xml:space="preserve"> algorithm', Information, 13(10), p. 475. Available at: </w:t>
+      </w:r>
+      <w:hyperlink r:id="rId30" w:history="1">
         <w:r>
           <w:rPr>
             <w:rStyle w:val="Hyperlink"/>
@@ -16791,11 +19019,7 @@
           <w:lang w:val="en-IN"/>
         </w:rPr>
       </w:pPr>
-    </w:p>
-    <w:p>
-      <w:pPr>
-        <w:pStyle w:val="BodyText"/>
-        <w:jc w:val="both"/>
+      <w:r>
         <w:rPr>
           <w:rFonts w:asciiTheme="minorHAnsi" w:hAnsiTheme="minorHAnsi" w:cstheme="minorHAnsi"/>
           <w:b/>
@@ -16804,8 +19028,14 @@
           <w:szCs w:val="32"/>
           <w:lang w:val="en-IN"/>
         </w:rPr>
-      </w:pPr>
-      <w:r>
+        <w:lastRenderedPageBreak/>
+        <w:t>APPENDIX</w:t>
+      </w:r>
+    </w:p>
+    <w:p>
+      <w:pPr>
+        <w:pStyle w:val="BodyText"/>
+        <w:jc w:val="both"/>
         <w:rPr>
           <w:rFonts w:asciiTheme="minorHAnsi" w:hAnsiTheme="minorHAnsi" w:cstheme="minorHAnsi"/>
           <w:b/>
@@ -16814,14 +19044,8 @@
           <w:szCs w:val="32"/>
           <w:lang w:val="en-IN"/>
         </w:rPr>
-        <w:lastRenderedPageBreak/>
-        <w:t>APPENDIX</w:t>
-      </w:r>
-    </w:p>
-    <w:p>
-      <w:pPr>
-        <w:pStyle w:val="BodyText"/>
-        <w:jc w:val="both"/>
+      </w:pPr>
+      <w:r>
         <w:rPr>
           <w:rFonts w:asciiTheme="minorHAnsi" w:hAnsiTheme="minorHAnsi" w:cstheme="minorHAnsi"/>
           <w:b/>
@@ -16830,19 +19054,9 @@
           <w:szCs w:val="32"/>
           <w:lang w:val="en-IN"/>
         </w:rPr>
-      </w:pPr>
-      <w:r>
-        <w:rPr>
-          <w:rFonts w:asciiTheme="minorHAnsi" w:hAnsiTheme="minorHAnsi" w:cstheme="minorHAnsi"/>
-          <w:b/>
-          <w:bCs/>
-          <w:sz w:val="32"/>
-          <w:szCs w:val="32"/>
-          <w:lang w:val="en-IN"/>
-        </w:rPr>
         <w:t xml:space="preserve">Code link: </w:t>
       </w:r>
-      <w:hyperlink r:id="rId30" w:history="1">
+      <w:hyperlink r:id="rId31" w:history="1">
         <w:r>
           <w:rPr>
             <w:rStyle w:val="Hyperlink"/>
@@ -16941,7 +19155,7 @@
                     </pic:cNvPicPr>
                   </pic:nvPicPr>
                   <pic:blipFill>
-                    <a:blip r:embed="rId31">
+                    <a:blip r:embed="rId32">
                       <a:extLst>
                         <a:ext uri="{28A0092B-C50C-407E-A947-70E740481C1C}">
                           <a14:useLocalDpi xmlns:a14="http://schemas.microsoft.com/office/drawing/2010/main" val="0"/>
@@ -17055,7 +19269,21 @@
         <w:rPr>
           <w:lang w:val="en-IN"/>
         </w:rPr>
-        <w:t>For Logistic Regression, hyperparameter tuning resulted in a slight improvement in recall while maintaining a high ROC-AUC score. Random Forest achieved the highest ROC-AUC after tuning; however, recall decreased compared with the baseline model. XGBoost maintained stable performance across all stages, with only minor changes in ROC-AUC and recall.</w:t>
+        <w:t xml:space="preserve">For Logistic Regression, hyperparameter tuning resulted in a slight improvement in recall while maintaining a high ROC-AUC score. Random Forest achieved the highest ROC-AUC after tuning; however, recall decreased compared with the baseline model. </w:t>
+      </w:r>
+      <w:proofErr w:type="spellStart"/>
+      <w:r>
+        <w:rPr>
+          <w:lang w:val="en-IN"/>
+        </w:rPr>
+        <w:t>XGBoost</w:t>
+      </w:r>
+      <w:proofErr w:type="spellEnd"/>
+      <w:r>
+        <w:rPr>
+          <w:lang w:val="en-IN"/>
+        </w:rPr>
+        <w:t xml:space="preserve"> maintained stable performance across all stages, with only minor changes in ROC-AUC and recall.</w:t>
       </w:r>
     </w:p>
     <w:p>
@@ -17089,7 +19317,7 @@
         </w:rPr>
         <w:lastRenderedPageBreak/>
         <w:drawing>
-          <wp:inline distT="0" distB="0" distL="0" distR="0" wp14:anchorId="1FACBD2E" wp14:editId="6B7E89F3">
+          <wp:inline distT="0" distB="0" distL="0" distR="0" wp14:anchorId="1FACBD2E" wp14:editId="08B8F8B9">
             <wp:extent cx="5731510" cy="1905000"/>
             <wp:effectExtent l="0" t="0" r="2540" b="0"/>
             <wp:docPr id="980699116" name="Picture 16"/>
@@ -17106,7 +19334,7 @@
                     </pic:cNvPicPr>
                   </pic:nvPicPr>
                   <pic:blipFill>
-                    <a:blip r:embed="rId32" cstate="print">
+                    <a:blip r:embed="rId33" cstate="print">
                       <a:extLst>
                         <a:ext uri="{28A0092B-C50C-407E-A947-70E740481C1C}">
                           <a14:useLocalDpi xmlns:a14="http://schemas.microsoft.com/office/drawing/2010/main" val="0"/>
@@ -17168,7 +19396,23 @@
           <w:b/>
           <w:bCs/>
         </w:rPr>
-        <w:t>. Effect of SMOTE and Hyperparameter Tuning on ROC-AUC and Recall Across Logistic Regression, Random Forest, and XGBoost.</w:t>
+        <w:t xml:space="preserve">. Effect of SMOTE and Hyperparameter Tuning on ROC-AUC and Recall Across Logistic Regression, Random Forest, and </w:t>
+      </w:r>
+      <w:proofErr w:type="spellStart"/>
+      <w:r>
+        <w:rPr>
+          <w:b/>
+          <w:bCs/>
+        </w:rPr>
+        <w:t>XGBoost</w:t>
+      </w:r>
+      <w:proofErr w:type="spellEnd"/>
+      <w:r>
+        <w:rPr>
+          <w:b/>
+          <w:bCs/>
+        </w:rPr>
+        <w:t>.</w:t>
       </w:r>
     </w:p>
     <w:p>
@@ -17229,7 +19473,21 @@
         <w:rPr>
           <w:lang w:val="en-IN"/>
         </w:rPr>
-        <w:t xml:space="preserve"> compares the mean absolute SHAP values across Logistic Regression, Random Forest, and XGBoost. The results show strong agreement between the models regarding the most influential predictors of heart disease.</w:t>
+        <w:t xml:space="preserve"> compares the mean absolute SHAP values across Logistic Regression, Random Forest, and </w:t>
+      </w:r>
+      <w:proofErr w:type="spellStart"/>
+      <w:r>
+        <w:rPr>
+          <w:lang w:val="en-IN"/>
+        </w:rPr>
+        <w:t>XGBoost</w:t>
+      </w:r>
+      <w:proofErr w:type="spellEnd"/>
+      <w:r>
+        <w:rPr>
+          <w:lang w:val="en-IN"/>
+        </w:rPr>
+        <w:t>. The results show strong agreement between the models regarding the most influential predictors of heart disease.</w:t>
       </w:r>
     </w:p>
     <w:p>
@@ -17246,7 +19504,77 @@
         <w:rPr>
           <w:lang w:val="en-IN"/>
         </w:rPr>
-        <w:t>Across all three models, thal, ca, and cp consistently ranked among the most important features. XGBoost assigned the highest importance to these variables, while Logistic Regression and Random Forest identified similar patterns with lower SHAP magnitudes. Features such as oldpeak, slope, and exang also demonstrated notable contributions to model predictions. In contrast, fasting blood sugar (fbs) had the lowest importance across all models.</w:t>
+        <w:t xml:space="preserve">Across all three models, </w:t>
+      </w:r>
+      <w:proofErr w:type="spellStart"/>
+      <w:r>
+        <w:rPr>
+          <w:lang w:val="en-IN"/>
+        </w:rPr>
+        <w:t>thal</w:t>
+      </w:r>
+      <w:proofErr w:type="spellEnd"/>
+      <w:r>
+        <w:rPr>
+          <w:lang w:val="en-IN"/>
+        </w:rPr>
+        <w:t xml:space="preserve">, ca, and cp consistently ranked among the most important features. </w:t>
+      </w:r>
+      <w:proofErr w:type="spellStart"/>
+      <w:r>
+        <w:rPr>
+          <w:lang w:val="en-IN"/>
+        </w:rPr>
+        <w:t>XGBoost</w:t>
+      </w:r>
+      <w:proofErr w:type="spellEnd"/>
+      <w:r>
+        <w:rPr>
+          <w:lang w:val="en-IN"/>
+        </w:rPr>
+        <w:t xml:space="preserve"> assigned the highest importance to these variables, while Logistic Regression and Random Forest identified similar patterns with lower SHAP magnitudes. Features such as </w:t>
+      </w:r>
+      <w:proofErr w:type="spellStart"/>
+      <w:r>
+        <w:rPr>
+          <w:lang w:val="en-IN"/>
+        </w:rPr>
+        <w:t>oldpeak</w:t>
+      </w:r>
+      <w:proofErr w:type="spellEnd"/>
+      <w:r>
+        <w:rPr>
+          <w:lang w:val="en-IN"/>
+        </w:rPr>
+        <w:t xml:space="preserve">, slope, and </w:t>
+      </w:r>
+      <w:proofErr w:type="spellStart"/>
+      <w:r>
+        <w:rPr>
+          <w:lang w:val="en-IN"/>
+        </w:rPr>
+        <w:t>exang</w:t>
+      </w:r>
+      <w:proofErr w:type="spellEnd"/>
+      <w:r>
+        <w:rPr>
+          <w:lang w:val="en-IN"/>
+        </w:rPr>
+        <w:t xml:space="preserve"> also demonstrated notable contributions to model predictions. In contrast, fasting blood sugar (</w:t>
+      </w:r>
+      <w:proofErr w:type="spellStart"/>
+      <w:r>
+        <w:rPr>
+          <w:lang w:val="en-IN"/>
+        </w:rPr>
+        <w:t>fbs</w:t>
+      </w:r>
+      <w:proofErr w:type="spellEnd"/>
+      <w:r>
+        <w:rPr>
+          <w:lang w:val="en-IN"/>
+        </w:rPr>
+        <w:t>) had the lowest importance across all models.</w:t>
       </w:r>
     </w:p>
     <w:p>
@@ -17299,7 +19627,7 @@
                     </pic:cNvPicPr>
                   </pic:nvPicPr>
                   <pic:blipFill>
-                    <a:blip r:embed="rId33">
+                    <a:blip r:embed="rId34">
                       <a:extLst>
                         <a:ext uri="{28A0092B-C50C-407E-A947-70E740481C1C}">
                           <a14:useLocalDpi xmlns:a14="http://schemas.microsoft.com/office/drawing/2010/main" val="0"/>
@@ -17362,11 +19690,27 @@
           <w:b/>
           <w:bCs/>
         </w:rPr>
-        <w:t>. Comparison of Mean Absolute SHAP Values Across Logistic Regression, Random Forest, and XGBoost Models.</w:t>
+        <w:t xml:space="preserve">. Comparison of Mean Absolute SHAP Values Across Logistic Regression, Random Forest, and </w:t>
+      </w:r>
+      <w:proofErr w:type="spellStart"/>
+      <w:r>
+        <w:rPr>
+          <w:b/>
+          <w:bCs/>
+        </w:rPr>
+        <w:t>XGBoost</w:t>
+      </w:r>
+      <w:proofErr w:type="spellEnd"/>
+      <w:r>
+        <w:rPr>
+          <w:b/>
+          <w:bCs/>
+        </w:rPr>
+        <w:t xml:space="preserve"> Models.</w:t>
       </w:r>
     </w:p>
     <w:sectPr>
-      <w:footerReference w:type="default" r:id="rId34"/>
+      <w:footerReference w:type="default" r:id="rId35"/>
       <w:pgSz w:w="11906" w:h="16838"/>
       <w:pgMar w:top="1440" w:right="1440" w:bottom="1440" w:left="1440" w:header="0" w:footer="0" w:gutter="0"/>
       <w:cols w:space="720"/>
@@ -20836,7 +23180,6 @@
   <w:style w:type="character" w:default="1" w:styleId="DefaultParagraphFont">
     <w:name w:val="Default Paragraph Font"/>
     <w:uiPriority w:val="1"/>
-    <w:semiHidden/>
     <w:unhideWhenUsed/>
   </w:style>
   <w:style w:type="table" w:default="1" w:styleId="TableNormal">
